--- a/Evaluación-fase-1/Informe_Capstone.docx
+++ b/Evaluación-fase-1/Informe_Capstone.docx
@@ -50,12 +50,12 @@
                 <wp:inline distB="0" distT="0" distL="0" distR="0">
                   <wp:extent cx="1143000" cy="642458"/>
                   <wp:effectExtent b="0" l="0" r="0" t="0"/>
-                  <wp:docPr id="18" name="image15.jpg"/>
+                  <wp:docPr id="18" name="image3.jpg"/>
                   <a:graphic>
                     <a:graphicData uri="http://schemas.openxmlformats.org/drawingml/2006/picture">
                       <pic:pic>
                         <pic:nvPicPr>
-                          <pic:cNvPr id="0" name="image15.jpg"/>
+                          <pic:cNvPr id="0" name="image3.jpg"/>
                           <pic:cNvPicPr preferRelativeResize="0"/>
                         </pic:nvPicPr>
                         <pic:blipFill>
@@ -100,12 +100,12 @@
                 <wp:inline distB="0" distT="0" distL="0" distR="0">
                   <wp:extent cx="2194560" cy="491275"/>
                   <wp:effectExtent b="0" l="0" r="0" t="0"/>
-                  <wp:docPr id="14" name="image6.png"/>
+                  <wp:docPr id="14" name="image1.png"/>
                   <a:graphic>
                     <a:graphicData uri="http://schemas.openxmlformats.org/drawingml/2006/picture">
                       <pic:pic>
                         <pic:nvPicPr>
-                          <pic:cNvPr id="0" name="image6.png"/>
+                          <pic:cNvPr id="0" name="image1.png"/>
                           <pic:cNvPicPr preferRelativeResize="0"/>
                         </pic:nvPicPr>
                         <pic:blipFill>
@@ -563,7 +563,7 @@
     </w:p>
     <w:sdt>
       <w:sdtPr>
-        <w:id w:val="1540759452"/>
+        <w:id w:val="-1514735980"/>
         <w:docPartObj>
           <w:docPartGallery w:val="Table of Contents"/>
           <w:docPartUnique w:val="1"/>
@@ -1190,9 +1190,16 @@
               </w:rPr>
               <w:t xml:space="preserve">Mockups</w:t>
               <w:tab/>
-              <w:t xml:space="preserve">19</w:t>
             </w:r>
           </w:hyperlink>
+          <w:r>
+            <w:rPr>
+              <w:b w:val="1"/>
+              <w:bCs w:val="1"/>
+              <w:rtl w:val="0"/>
+            </w:rPr>
+            <w:t xml:space="preserve">21</w:t>
+          </w:r>
           <w:r>
             <w:rPr>
               <w:rtl w:val="0"/>
@@ -1242,9 +1249,16 @@
               </w:rPr>
               <w:t xml:space="preserve">INDIVIDUAL CONCLUSIONS</w:t>
               <w:tab/>
-              <w:t xml:space="preserve">28</w:t>
             </w:r>
           </w:hyperlink>
+          <w:r>
+            <w:rPr>
+              <w:b w:val="1"/>
+              <w:bCs w:val="1"/>
+              <w:rtl w:val="0"/>
+            </w:rPr>
+            <w:t xml:space="preserve">30</w:t>
+          </w:r>
           <w:r>
             <w:rPr>
               <w:rtl w:val="0"/>
@@ -1294,9 +1308,16 @@
               </w:rPr>
               <w:t xml:space="preserve">REFLECTION</w:t>
               <w:tab/>
-              <w:t xml:space="preserve">29</w:t>
             </w:r>
           </w:hyperlink>
+          <w:r>
+            <w:rPr>
+              <w:b w:val="1"/>
+              <w:bCs w:val="1"/>
+              <w:rtl w:val="0"/>
+            </w:rPr>
+            <w:t xml:space="preserve">31</w:t>
+          </w:r>
           <w:r>
             <w:rPr>
               <w:rtl w:val="0"/>
@@ -1346,9 +1367,16 @@
               </w:rPr>
               <w:t xml:space="preserve">Anexos</w:t>
               <w:tab/>
-              <w:t xml:space="preserve">30</w:t>
             </w:r>
           </w:hyperlink>
+          <w:r>
+            <w:rPr>
+              <w:b w:val="1"/>
+              <w:bCs w:val="1"/>
+              <w:rtl w:val="0"/>
+            </w:rPr>
+            <w:t xml:space="preserve">32</w:t>
+          </w:r>
           <w:r>
             <w:rPr>
               <w:rtl w:val="0"/>
@@ -1408,7 +1436,7 @@
         <w:rPr>
           <w:rtl w:val="0"/>
         </w:rPr>
-        <w:t xml:space="preserve">The APT project will be developed for the San Bernardo Fire Department to create a centralized web platform for managing inventory, equipment, inside of company loans, vehicles, daily logs, maintenance, alerts, and reports.</w:t>
+        <w:t xml:space="preserve">The APT project will be developed for the San Bernardo Fire Department to create a centralized web platform for managing inventory, equipment, inter-company loans, vehicles, daily logs, maintenance, alerts, and reports.</w:t>
       </w:r>
     </w:p>
     <w:p>
@@ -2760,7 +2788,7 @@
         <w:rPr>
           <w:rtl w:val="0"/>
         </w:rPr>
-        <w:t xml:space="preserve">Como equipo consideramos que el proyecto es factible de desarrollar dentro de los plazos establecidos, ya que el alcance se encuentra organizado y priorizado mediante un Product Backlog y el desarrollo será realizado utilizando Scrum, con Sprints de 7 días.</w:t>
+        <w:t xml:space="preserve">Como equipo consideramos que el proyecto es factible dentro de los plazos establecidos, ya que el alcance se organiza y prioriza mediante un Product Backlog y el desarrollo se realiza con Scrum, en sprints de siete días hábiles.</w:t>
       </w:r>
     </w:p>
     <w:p>
@@ -5098,14 +5126,14 @@
         <w:tblLook w:val="0600"/>
       </w:tblPr>
       <w:tblGrid>
-        <w:gridCol w:w="2100"/>
-        <w:gridCol w:w="1695"/>
+        <w:gridCol w:w="2580"/>
+        <w:gridCol w:w="1215"/>
         <w:gridCol w:w="4725"/>
         <w:gridCol w:w="2505"/>
         <w:tblGridChange w:id="0">
           <w:tblGrid>
-            <w:gridCol w:w="2100"/>
-            <w:gridCol w:w="1695"/>
+            <w:gridCol w:w="2580"/>
+            <w:gridCol w:w="1215"/>
             <w:gridCol w:w="4725"/>
             <w:gridCol w:w="2505"/>
           </w:tblGrid>
@@ -5332,7 +5360,7 @@
               <w:rPr>
                 <w:rtl w:val="0"/>
               </w:rPr>
-              <w:t xml:space="preserve">24/09/2026 – 02/10/2026</w:t>
+              <w:t xml:space="preserve">24/09/2026 02/10/2026</w:t>
             </w:r>
           </w:p>
         </w:tc>
@@ -5459,7 +5487,7 @@
               <w:rPr>
                 <w:rtl w:val="0"/>
               </w:rPr>
-              <w:t xml:space="preserve">05/10/2026 – 13/10/2026</w:t>
+              <w:t xml:space="preserve">05/10/2026 13/10/2026</w:t>
             </w:r>
           </w:p>
         </w:tc>
@@ -5487,7 +5515,18 @@
               <w:rPr>
                 <w:rtl w:val="0"/>
               </w:rPr>
-              <w:t xml:space="preserve">Acceso al sistema, compañías, usuarios, roles, control de acceso por compañía y catálogo maestro. Integración, pruebas y documentación dentro del Sprint.</w:t>
+              <w:t xml:space="preserve">Inicio de sesión: frontend y backend</w:t>
+            </w:r>
+          </w:p>
+          <w:p>
+            <w:pPr>
+              <w:rPr/>
+            </w:pPr>
+            <w:r>
+              <w:rPr>
+                <w:rtl w:val="0"/>
+              </w:rPr>
+              <w:t xml:space="preserve">Compañías, usuarios, roles, acceso por compañía y catálogo. Integración, pruebas y documentación.</w:t>
             </w:r>
           </w:p>
         </w:tc>
@@ -5586,7 +5625,7 @@
               <w:rPr>
                 <w:rtl w:val="0"/>
               </w:rPr>
-              <w:t xml:space="preserve">14/10/2026 – 22/10/2026</w:t>
+              <w:t xml:space="preserve">14/10/2026 22/10/2026</w:t>
             </w:r>
           </w:p>
         </w:tc>
@@ -5680,7 +5719,7 @@
                 <w:bCs w:val="1"/>
                 <w:rtl w:val="0"/>
               </w:rPr>
-              <w:t xml:space="preserve">Sprint 3 – Unidades, check-in y mantenimiento</w:t>
+              <w:t xml:space="preserve">Sprint 3 – Unidades, check in y mantenimiento</w:t>
             </w:r>
             <w:r>
               <w:rPr>
@@ -5713,7 +5752,7 @@
               <w:rPr>
                 <w:rtl w:val="0"/>
               </w:rPr>
-              <w:t xml:space="preserve">23/10/2026 – 02/11/2026</w:t>
+              <w:t xml:space="preserve">23/10/2026 02/11/2026</w:t>
             </w:r>
           </w:p>
         </w:tc>
@@ -5741,7 +5780,7 @@
               <w:rPr>
                 <w:rtl w:val="0"/>
               </w:rPr>
-              <w:t xml:space="preserve">Registro de unidades, kilometraje, horas, check-in diario, mantenimiento preventivo y correctivo. Integración, pruebas y documentación.</w:t>
+              <w:t xml:space="preserve">Registro de unidades, kilometraje, horas, check in diario, mantenimiento preventivo y correctivo. Integración, pruebas y documentación.</w:t>
             </w:r>
           </w:p>
         </w:tc>
@@ -5769,7 +5808,7 @@
               <w:rPr>
                 <w:rtl w:val="0"/>
               </w:rPr>
-              <w:t xml:space="preserve">Incremento funcional de unidades, check-in y mantenimiento.</w:t>
+              <w:t xml:space="preserve">Incremento funcional de unidades, check in y mantenimiento.</w:t>
             </w:r>
           </w:p>
         </w:tc>
@@ -5840,7 +5879,7 @@
               <w:rPr>
                 <w:rtl w:val="0"/>
               </w:rPr>
-              <w:t xml:space="preserve">03/11/2026 – 11/11/2026</w:t>
+              <w:t xml:space="preserve">03/11/2026 11/11/2026</w:t>
             </w:r>
           </w:p>
         </w:tc>
@@ -5868,7 +5907,7 @@
               <w:rPr>
                 <w:rtl w:val="0"/>
               </w:rPr>
-              <w:t xml:space="preserve">Alertas, próximos y vencidos, reportes, filtros, exportación a Excel e integración de los módulos. Pruebas y documentación del incremento.</w:t>
+              <w:t xml:space="preserve">Alertas, próximos y vencidos, reportes, filtros, exportación a Excel y integración de los módulos. Pruebas y documentación del incremento.</w:t>
             </w:r>
           </w:p>
         </w:tc>
@@ -5965,7 +6004,7 @@
               <w:rPr>
                 <w:rtl w:val="0"/>
               </w:rPr>
-              <w:t xml:space="preserve">12/11/2026 – 19/11/2026</w:t>
+              <w:t xml:space="preserve">12/11/2026 19/11/2026</w:t>
             </w:r>
           </w:p>
         </w:tc>
@@ -5993,7 +6032,7 @@
               <w:rPr>
                 <w:rtl w:val="0"/>
               </w:rPr>
-              <w:t xml:space="preserve">Regresión global, validación con Bomberos, correcciones y re-pruebas, actualización TRL, respaldo/restauración, manuales e informe final.</w:t>
+              <w:t xml:space="preserve">Regresión global, validación con Bomberos, correcciones y re-pruebas, actualización TRL, respaldo/restauración, manuales y informe final.</w:t>
             </w:r>
           </w:p>
         </w:tc>
@@ -6217,6 +6256,17 @@
         <w:rPr>
           <w:rtl w:val="0"/>
         </w:rPr>
+      </w:r>
+    </w:p>
+    <w:p>
+      <w:pPr>
+        <w:rPr/>
+      </w:pPr>
+      <w:r>
+        <w:rPr>
+          <w:rtl w:val="0"/>
+        </w:rPr>
+        <w:t xml:space="preserve">Corte documental del 24/10/2026. La línea de trabajo reúne 44 requisitos, 24 funcionales y 20 no funcionales, y 43 historias de usuario en Jira. El diseño de datos comprende 36 tablas. Estas cifras describen el alcance y los artefactos disponibles, no una aceptación funcional del sistema. Los casos y las evidencias deben vincularse con la versión evaluada antes de dar por verificado cada criterio.</w:t>
       </w:r>
     </w:p>
     <w:p>
@@ -7035,40 +7085,19 @@
             <w:pPr>
               <w:widowControl w:val="0"/>
               <w:rPr>
+                <w:sz w:val="20"/>
+                <w:szCs w:val="20"/>
+              </w:rPr>
+            </w:pPr>
+            <w:r>
+              <w:rPr>
                 <w:rFonts w:ascii="Roboto" w:cs="Roboto" w:eastAsia="Roboto" w:hAnsi="Roboto"/>
                 <w:color w:val="434343"/>
                 <w:sz w:val="20"/>
                 <w:szCs w:val="20"/>
-              </w:rPr>
-            </w:pPr>
-            <w:r>
-              <w:rPr>
-                <w:rFonts w:ascii="Roboto" w:cs="Roboto" w:eastAsia="Roboto" w:hAnsi="Roboto"/>
-                <w:color w:val="434343"/>
-                <w:sz w:val="20"/>
-                <w:szCs w:val="20"/>
-                <w:rtl w:val="0"/>
-              </w:rPr>
-              <w:t xml:space="preserve">Cada usuario deberá quedar asociado a una compañía o a Comandancia. El sistema deberá diferenciar entre usuario</w:t>
-            </w:r>
-          </w:p>
-          <w:p>
-            <w:pPr>
-              <w:widowControl w:val="0"/>
-              <w:rPr>
-                <w:sz w:val="20"/>
-                <w:szCs w:val="20"/>
-              </w:rPr>
-            </w:pPr>
-            <w:r>
-              <w:rPr>
-                <w:rFonts w:ascii="Roboto" w:cs="Roboto" w:eastAsia="Roboto" w:hAnsi="Roboto"/>
-                <w:color w:val="434343"/>
-                <w:sz w:val="20"/>
-                <w:szCs w:val="20"/>
-                <w:rtl w:val="0"/>
-              </w:rPr>
-              <w:t xml:space="preserve">operativo de compañía y superusuario de Comandancia.</w:t>
+                <w:rtl w:val="0"/>
+              </w:rPr>
+              <w:t xml:space="preserve">Cada usuario deberá quedar asociado a una compañía o a Comandancia, con un perfil técnico y ámbito de acceso diferenciados de su cargo de Bomberos. Se consideran los cargos relatados: comandantes, capitán, teniente primero, ayudante de compañía, inspectores de Material Mayor y Menor, ayudantes de inspección, asesor de flota y maquinista o cuartelero. La matriz de operaciones por cargo y la equivalencia maquinista/cuartelero quedan pendientes de definición. El registro de bomberos receptores de equipamiento no implica crear cuentas para todos.</w:t>
             </w:r>
             <w:r>
               <w:rPr>
@@ -7320,40 +7349,19 @@
             <w:pPr>
               <w:widowControl w:val="0"/>
               <w:rPr>
+                <w:sz w:val="20"/>
+                <w:szCs w:val="20"/>
+              </w:rPr>
+            </w:pPr>
+            <w:r>
+              <w:rPr>
                 <w:rFonts w:ascii="Roboto" w:cs="Roboto" w:eastAsia="Roboto" w:hAnsi="Roboto"/>
                 <w:color w:val="434343"/>
                 <w:sz w:val="20"/>
                 <w:szCs w:val="20"/>
-              </w:rPr>
-            </w:pPr>
-            <w:r>
-              <w:rPr>
-                <w:rFonts w:ascii="Roboto" w:cs="Roboto" w:eastAsia="Roboto" w:hAnsi="Roboto"/>
-                <w:color w:val="434343"/>
-                <w:sz w:val="20"/>
-                <w:szCs w:val="20"/>
-                <w:rtl w:val="0"/>
-              </w:rPr>
-              <w:t xml:space="preserve">El superusuario de Comandancia deberá poder seleccionar cualquier compañía y consultar su inventario, unidades, revisiones y</w:t>
-            </w:r>
-          </w:p>
-          <w:p>
-            <w:pPr>
-              <w:widowControl w:val="0"/>
-              <w:rPr>
-                <w:sz w:val="20"/>
-                <w:szCs w:val="20"/>
-              </w:rPr>
-            </w:pPr>
-            <w:r>
-              <w:rPr>
-                <w:rFonts w:ascii="Roboto" w:cs="Roboto" w:eastAsia="Roboto" w:hAnsi="Roboto"/>
-                <w:color w:val="434343"/>
-                <w:sz w:val="20"/>
-                <w:szCs w:val="20"/>
-                <w:rtl w:val="0"/>
-              </w:rPr>
-              <w:t xml:space="preserve">mantenimientos desde una misma cuenta.</w:t>
+                <w:rtl w:val="0"/>
+              </w:rPr>
+              <w:t xml:space="preserve">Comandancia deberá poder seleccionar cualquier compañía y consultar inventario, unidades, revisiones, mantenimientos, alertas y observaciones desde una misma cuenta, según sus permisos. La vista consolidada deberá distinguir el stock propio de Comandancia de las existencias de cada compañía, evitando que la consolidación duplique el material distribuido.</w:t>
             </w:r>
             <w:r>
               <w:rPr>
@@ -7605,24 +7613,42 @@
             <w:pPr>
               <w:widowControl w:val="0"/>
               <w:rPr>
-                <w:sz w:val="20"/>
-                <w:szCs w:val="20"/>
-              </w:rPr>
-            </w:pPr>
-            <w:r>
-              <w:rPr>
                 <w:rFonts w:ascii="Roboto" w:cs="Roboto" w:eastAsia="Roboto" w:hAnsi="Roboto"/>
                 <w:color w:val="434343"/>
                 <w:sz w:val="20"/>
                 <w:szCs w:val="20"/>
-                <w:rtl w:val="0"/>
-              </w:rPr>
-              <w:t xml:space="preserve">El sistema deberá disponer de un catálogo maestro compartido por las compañías, donde los artículos puedan registrar código, nombre, descripción, categoría, tipo, marca y modelo cuando corresponda. Para los materiales que lo requieran, deberá permitir además atributos configurables como talla, calidad y otras características necesarias para su identificación y gestión, evitando crear duplicados innecesarios del artículo base cuando esas diferencias puedan representarse mediante atributos asociados.</w:t>
-            </w:r>
-            <w:r>
-              <w:rPr>
-                <w:rtl w:val="0"/>
-              </w:rPr>
+              </w:rPr>
+            </w:pPr>
+            <w:r>
+              <w:rPr>
+                <w:rFonts w:ascii="Roboto" w:cs="Roboto" w:eastAsia="Roboto" w:hAnsi="Roboto"/>
+                <w:color w:val="434343"/>
+                <w:sz w:val="20"/>
+                <w:szCs w:val="20"/>
+                <w:rtl w:val="0"/>
+              </w:rPr>
+              <w:t xml:space="preserve">El sistema deberá disponer de un catálogo maestro compartido por las compañías, donde los artículos puedan tener código, nombre, </w:t>
+            </w:r>
+          </w:p>
+          <w:p>
+            <w:pPr>
+              <w:widowControl w:val="0"/>
+              <w:rPr>
+                <w:rFonts w:ascii="Roboto" w:cs="Roboto" w:eastAsia="Roboto" w:hAnsi="Roboto"/>
+                <w:color w:val="434343"/>
+                <w:sz w:val="20"/>
+                <w:szCs w:val="20"/>
+              </w:rPr>
+            </w:pPr>
+            <w:r>
+              <w:rPr>
+                <w:rFonts w:ascii="Roboto" w:cs="Roboto" w:eastAsia="Roboto" w:hAnsi="Roboto"/>
+                <w:color w:val="434343"/>
+                <w:sz w:val="20"/>
+                <w:szCs w:val="20"/>
+                <w:rtl w:val="0"/>
+              </w:rPr>
+              <w:t xml:space="preserve">descripción, categoría, marca y modelo cuando corresponda.</w:t>
             </w:r>
           </w:p>
         </w:tc>
@@ -7839,7 +7865,7 @@
                 <w:szCs w:val="20"/>
                 <w:rtl w:val="0"/>
               </w:rPr>
-              <w:t xml:space="preserve">Gestionar inventario independiente por compañía</w:t>
+              <w:t xml:space="preserve">Gestionar inventario propio de compañías y Comandancia</w:t>
             </w:r>
             <w:r>
               <w:rPr>
@@ -7881,7 +7907,7 @@
                 <w:szCs w:val="20"/>
                 <w:rtl w:val="0"/>
               </w:rPr>
-              <w:t xml:space="preserve">Cada compañía deberá poder registrar y consultar sus propias existencias sin mezclar su stock con otras compañías. El inventario deberá permitir controlar artículos por cantidad o individualizados y asociarlos, cuando corresponda, a bodegas, carros, unidades y otras ubicaciones utilizadas por la compañía.</w:t>
+              <w:t xml:space="preserve">Cada compañía y Comandancia deberán disponer de un inventario propio dentro de una misma fuente central de información, sin mezclar existencias entre ámbitos responsables. Se controlarán artículos por cantidad o individualizados y su ubicación en unidades, bodegas o dependencias habilitadas. Se distinguirán propiedad o ámbito responsable, custodia o asignación, ubicación, condición y disponibilidad. Las vistas mostrarán total, disponible, asignado, prestado y dañado sin sumar categorías superpuestas: un material dañado puede estar asignado o prestado. Las reglas de cálculo para tránsito, reservas y devoluciones pendientes requieren definición.</w:t>
             </w:r>
             <w:r>
               <w:rPr>
@@ -8145,7 +8171,7 @@
                 <w:szCs w:val="20"/>
                 <w:rtl w:val="0"/>
               </w:rPr>
-              <w:t xml:space="preserve">El sistema deberá admitir materiales controlados por cantidad y equipos individualizados mediante número de serie y otro identificador único. Para los artículos controlados por cantidad deberá ser posible distinguir características necesarias para su gestión, como tipo, talla, calidad, estado y observaciones cuando correspondan.</w:t>
+              <w:t xml:space="preserve">El sistema deberá admitir materiales controlados por cantidad y equipos individualizados mediante su número de serie físico, conservando un identificador interno cuando corresponda. Las características se aplicarán según el tipo de artículo: talla y condición para indumentaria, diámetro y longitud para mangueras y otros datos técnicos pertinentes. Se representarán los valores de las planillas sin convertir automáticamente medidas distintas ni asignar tallas de ropa a materiales que no las utilizan. Deberá permitir registrar valor de adquisición o referencial, moneda, fecha y documento de respaldo, además de vida útil con su unidad, fecha de inicio y vencimiento cuando correspondan. Estos antecedentes se asociarán al equipo o al lote de ingreso, conservando cantidad y valor unitario para no atribuir un precio único a todas las compras del mismo artículo. Los datos desconocidos se distinguirán de cero y no se inventarán series, precios ni fechas. El cálculo de depreciación se tratará según RNF-020.</w:t>
             </w:r>
             <w:r>
               <w:rPr>
@@ -8409,7 +8435,7 @@
                 <w:szCs w:val="20"/>
                 <w:rtl w:val="0"/>
               </w:rPr>
-              <w:t xml:space="preserve">Los artículos deberán permitir registrar su estado y condición actual, además de observaciones. El sistema deberá soportar estados configurables para representar situaciones utilizadas por Bomberos, tales como operativo, en uso, usado, sin revisión, fuera de servicio, propuesto para baja y otras categorías que se definan posteriormente.</w:t>
+              <w:t xml:space="preserve">Los artículos deberán permitir registrar su estado y condición actual, además de observaciones. El sistema deberá soportar estados configurables para representar situaciones utilizadas por Bomberos, tales como operativo, en uso, usado, sin revisión, fuera de servicio, propuesto para baja y otras categorías que se definan posteriormente. La condición dañada se registrará separadamente de la asignación, préstamo y ubicación, no implica por sí misma una baja ni se contará dos veces en el total.</w:t>
             </w:r>
             <w:r>
               <w:rPr>
@@ -8661,40 +8687,19 @@
             <w:pPr>
               <w:widowControl w:val="0"/>
               <w:rPr>
+                <w:sz w:val="20"/>
+                <w:szCs w:val="20"/>
+              </w:rPr>
+            </w:pPr>
+            <w:r>
+              <w:rPr>
                 <w:rFonts w:ascii="Roboto" w:cs="Roboto" w:eastAsia="Roboto" w:hAnsi="Roboto"/>
                 <w:color w:val="434343"/>
                 <w:sz w:val="20"/>
                 <w:szCs w:val="20"/>
-              </w:rPr>
-            </w:pPr>
-            <w:r>
-              <w:rPr>
-                <w:rFonts w:ascii="Roboto" w:cs="Roboto" w:eastAsia="Roboto" w:hAnsi="Roboto"/>
-                <w:color w:val="434343"/>
-                <w:sz w:val="20"/>
-                <w:szCs w:val="20"/>
-                <w:rtl w:val="0"/>
-              </w:rPr>
-              <w:t xml:space="preserve">El sistema debe permitir aumentar artículo cuando lleguen nuevos artículos y registrar bajas o pérdidas indicando fecha,</w:t>
-            </w:r>
-          </w:p>
-          <w:p>
-            <w:pPr>
-              <w:widowControl w:val="0"/>
-              <w:rPr>
-                <w:sz w:val="20"/>
-                <w:szCs w:val="20"/>
-              </w:rPr>
-            </w:pPr>
-            <w:r>
-              <w:rPr>
-                <w:rFonts w:ascii="Roboto" w:cs="Roboto" w:eastAsia="Roboto" w:hAnsi="Roboto"/>
-                <w:color w:val="434343"/>
-                <w:sz w:val="20"/>
-                <w:szCs w:val="20"/>
-                <w:rtl w:val="0"/>
-              </w:rPr>
-              <w:t xml:space="preserve">motivo, responsable y observaciones, sin eliminar el historial anterior.</w:t>
+                <w:rtl w:val="0"/>
+              </w:rPr>
+              <w:t xml:space="preserve">El sistema deberá registrar ingresos al inventario propio de Comandancia o de una compañía, y bajas o pérdidas con fecha, motivo, responsable, observaciones y respaldo asociado, conservando el historial anterior. Una diferencia de inventario o un daño no producirán una baja automática. Los documentos obligatorios y el circuito de autorización de bajas, pérdidas y correcciones quedan pendientes de definición. Las entregas definitivas de Comandancia a compañías se vincularán mediante RF-024, sin registrarlas como dos ingresos independientes.</w:t>
             </w:r>
             <w:r>
               <w:rPr>
@@ -8946,40 +8951,19 @@
             <w:pPr>
               <w:widowControl w:val="0"/>
               <w:rPr>
+                <w:sz w:val="20"/>
+                <w:szCs w:val="20"/>
+              </w:rPr>
+            </w:pPr>
+            <w:r>
+              <w:rPr>
                 <w:rFonts w:ascii="Roboto" w:cs="Roboto" w:eastAsia="Roboto" w:hAnsi="Roboto"/>
                 <w:color w:val="434343"/>
                 <w:sz w:val="20"/>
                 <w:szCs w:val="20"/>
-              </w:rPr>
-            </w:pPr>
-            <w:r>
-              <w:rPr>
-                <w:rFonts w:ascii="Roboto" w:cs="Roboto" w:eastAsia="Roboto" w:hAnsi="Roboto"/>
-                <w:color w:val="434343"/>
-                <w:sz w:val="20"/>
-                <w:szCs w:val="20"/>
-                <w:rtl w:val="0"/>
-              </w:rPr>
-              <w:t xml:space="preserve">Comandancia deberá poder buscar artículos por código, nombre o número de serie y visualizar en qué compañía y ubicación, además</w:t>
-            </w:r>
-          </w:p>
-          <w:p>
-            <w:pPr>
-              <w:widowControl w:val="0"/>
-              <w:rPr>
-                <w:sz w:val="20"/>
-                <w:szCs w:val="20"/>
-              </w:rPr>
-            </w:pPr>
-            <w:r>
-              <w:rPr>
-                <w:rFonts w:ascii="Roboto" w:cs="Roboto" w:eastAsia="Roboto" w:hAnsi="Roboto"/>
-                <w:color w:val="434343"/>
-                <w:sz w:val="20"/>
-                <w:szCs w:val="20"/>
-                <w:rtl w:val="0"/>
-              </w:rPr>
-              <w:t xml:space="preserve">de la cantidad de artículos y disponible.</w:t>
+                <w:rtl w:val="0"/>
+              </w:rPr>
+              <w:t xml:space="preserve">Comandancia deberá poder buscar artículos por código, nombre o número de serie y consultar el ámbito responsable, ubicación y custodia actual, incluyendo su stock propio y el de compañías. Mostrará cantidades totales, disponibles, asignadas, prestadas y dañadas con detalle, respetando las dimensiones de RF-005 y evitando doble conteo.</w:t>
             </w:r>
             <w:r>
               <w:rPr>
@@ -9801,40 +9785,19 @@
             <w:pPr>
               <w:widowControl w:val="0"/>
               <w:rPr>
+                <w:sz w:val="20"/>
+                <w:szCs w:val="20"/>
+              </w:rPr>
+            </w:pPr>
+            <w:r>
+              <w:rPr>
                 <w:rFonts w:ascii="Roboto" w:cs="Roboto" w:eastAsia="Roboto" w:hAnsi="Roboto"/>
                 <w:color w:val="434343"/>
                 <w:sz w:val="20"/>
                 <w:szCs w:val="20"/>
-              </w:rPr>
-            </w:pPr>
-            <w:r>
-              <w:rPr>
-                <w:rFonts w:ascii="Roboto" w:cs="Roboto" w:eastAsia="Roboto" w:hAnsi="Roboto"/>
-                <w:color w:val="434343"/>
-                <w:sz w:val="20"/>
-                <w:szCs w:val="20"/>
-                <w:rtl w:val="0"/>
-              </w:rPr>
-              <w:t xml:space="preserve">El sistema deberá permitir registrar préstamos temporales entre compañías indicando origen, destino, artículo, cantidad o serie,</w:t>
-            </w:r>
-          </w:p>
-          <w:p>
-            <w:pPr>
-              <w:widowControl w:val="0"/>
-              <w:rPr>
-                <w:sz w:val="20"/>
-                <w:szCs w:val="20"/>
-              </w:rPr>
-            </w:pPr>
-            <w:r>
-              <w:rPr>
-                <w:rFonts w:ascii="Roboto" w:cs="Roboto" w:eastAsia="Roboto" w:hAnsi="Roboto"/>
-                <w:color w:val="434343"/>
-                <w:sz w:val="20"/>
-                <w:szCs w:val="20"/>
-                <w:rtl w:val="0"/>
-              </w:rPr>
-              <w:t xml:space="preserve">fecha de entrega y posterior devolución.</w:t>
+                <w:rtl w:val="0"/>
+              </w:rPr>
+              <w:t xml:space="preserve">El sistema deberá permitir registrar préstamos temporales entre compañías indicando origen, destino, artículo, cantidad o serie, fecha de entrega y posterior devolución. Se conservarán responsables, custodia y ubicación actual del material prestado. El préstamo mantiene la obligación de devolución y se distingue de la transferencia definitiva de RF-024. Las facultades para registrar entrega y devolución se definirán en la matriz de permisos.</w:t>
             </w:r>
             <w:r>
               <w:rPr>
@@ -10098,7 +10061,7 @@
                 <w:szCs w:val="20"/>
                 <w:rtl w:val="0"/>
               </w:rPr>
-              <w:t xml:space="preserve">El sistema deberá registrar las unidades utilizadas por Bomberos y mantener una ficha asociada a la compañía responsable. La ficha deberá contemplar los datos operativos y de identificación utilizados actualmente por CBSB, incluyendo código o identificación de unidad, tipo, estado, marca, modelo, año, número de motor, VIN, patente y antecedentes de revisión técnica cuando correspondan. El inventario podrá asociarse a la unidad correspondiente.</w:t>
+              <w:t xml:space="preserve">El sistema deberá registrar las unidades utilizadas por Bomberos y mantener una ficha asociada a la compañía o dependencia responsable de Bomberos, incluida Comandancia cuando corresponda. La ficha deberá conservar código o identificación, tipo, estado, marca, modelo, año, número de motor, VIN, patente y antecedentes de revisión técnica cuando correspondan. Permitirá consultar capacidades o especialidades técnicas de la unidad, separadas del equipamiento efectivamente disponible y su ubicación. Los códigos, capacidades y dependencias se cotejarán con el padrón vigente de Bomberos, no se darán por oficiales ejemplos no confirmados. El inventario podrá asociarse a la unidad correspondiente. La ficha permitirá identificar los componentes sujetos a control y conservar, cuando corresponda, tipo, marca, modelo, serie propia, posición o ubicación de instalación, fecha de instalación y vencimiento. Los datos específicos de neumáticos, baterías y transmisión de las planillas deberán quedar vinculados a la unidad y a su historial. No se exigirán los mismos atributos a todos los componentes ni se sustituirá su identidad por la serie del vehículo.</w:t>
             </w:r>
             <w:r>
               <w:rPr>
@@ -10350,19 +10313,61 @@
             <w:pPr>
               <w:widowControl w:val="0"/>
               <w:rPr>
-                <w:sz w:val="20"/>
-                <w:szCs w:val="20"/>
-              </w:rPr>
-            </w:pPr>
-            <w:r>
-              <w:rPr>
                 <w:rFonts w:ascii="Roboto" w:cs="Roboto" w:eastAsia="Roboto" w:hAnsi="Roboto"/>
                 <w:color w:val="434343"/>
                 <w:sz w:val="20"/>
                 <w:szCs w:val="20"/>
-                <w:rtl w:val="0"/>
-              </w:rPr>
-              <w:t xml:space="preserve">Cada unidad deberá permitir registrar cronológicamente kilometraje y horas de funcionamiento. Las horas podrán corresponder a motor, bomba y otros componentes que puedan funcionar independientemente del desplazamiento del vehículo. Cada lectura deberá conservar fecha y responsable para mantener su trazabilidad.</w:t>
+              </w:rPr>
+            </w:pPr>
+            <w:r>
+              <w:rPr>
+                <w:rFonts w:ascii="Roboto" w:cs="Roboto" w:eastAsia="Roboto" w:hAnsi="Roboto"/>
+                <w:color w:val="434343"/>
+                <w:sz w:val="20"/>
+                <w:szCs w:val="20"/>
+                <w:rtl w:val="0"/>
+              </w:rPr>
+              <w:t xml:space="preserve">Cada unidad deberá permitir registrar cronológicamente kilometraje y horas de funcionamiento. Las horas podrán corresponder a </w:t>
+            </w:r>
+          </w:p>
+          <w:p>
+            <w:pPr>
+              <w:widowControl w:val="0"/>
+              <w:rPr>
+                <w:rFonts w:ascii="Roboto" w:cs="Roboto" w:eastAsia="Roboto" w:hAnsi="Roboto"/>
+                <w:color w:val="434343"/>
+                <w:sz w:val="20"/>
+                <w:szCs w:val="20"/>
+              </w:rPr>
+            </w:pPr>
+            <w:r>
+              <w:rPr>
+                <w:rFonts w:ascii="Roboto" w:cs="Roboto" w:eastAsia="Roboto" w:hAnsi="Roboto"/>
+                <w:color w:val="434343"/>
+                <w:sz w:val="20"/>
+                <w:szCs w:val="20"/>
+                <w:rtl w:val="0"/>
+              </w:rPr>
+              <w:t xml:space="preserve">motor, bomba y otros componentes que puedan funcionar independientemente del desplazamiento del vehículo. Cada lectura </w:t>
+            </w:r>
+          </w:p>
+          <w:p>
+            <w:pPr>
+              <w:widowControl w:val="0"/>
+              <w:rPr>
+                <w:sz w:val="20"/>
+                <w:szCs w:val="20"/>
+              </w:rPr>
+            </w:pPr>
+            <w:r>
+              <w:rPr>
+                <w:rFonts w:ascii="Roboto" w:cs="Roboto" w:eastAsia="Roboto" w:hAnsi="Roboto"/>
+                <w:color w:val="434343"/>
+                <w:sz w:val="20"/>
+                <w:szCs w:val="20"/>
+                <w:rtl w:val="0"/>
+              </w:rPr>
+              <w:t xml:space="preserve">deberá conservar fecha y responsable para mantener su trazabilidad. Cada lectura identificará la unidad y, si aplica, el componente medido, la magnitud y su unidad. Kilómetros y horas se conservarán por separado, sin conversiones implícitas. La corrección de una lectura conservará el valor anterior, el motivo, la fecha y el responsable conforme a RNF-010.</w:t>
             </w:r>
             <w:r>
               <w:rPr>
@@ -10541,7 +10546,7 @@
                 <w:szCs w:val="20"/>
                 <w:rtl w:val="0"/>
               </w:rPr>
-              <w:t xml:space="preserve">Check-in Diario</w:t>
+              <w:t xml:space="preserve">Check in Diario</w:t>
             </w:r>
             <w:r>
               <w:rPr>
@@ -10614,40 +10619,19 @@
             <w:pPr>
               <w:widowControl w:val="0"/>
               <w:rPr>
+                <w:sz w:val="20"/>
+                <w:szCs w:val="20"/>
+              </w:rPr>
+            </w:pPr>
+            <w:r>
+              <w:rPr>
                 <w:rFonts w:ascii="Roboto" w:cs="Roboto" w:eastAsia="Roboto" w:hAnsi="Roboto"/>
                 <w:color w:val="434343"/>
                 <w:sz w:val="20"/>
                 <w:szCs w:val="20"/>
-              </w:rPr>
-            </w:pPr>
-            <w:r>
-              <w:rPr>
-                <w:rFonts w:ascii="Roboto" w:cs="Roboto" w:eastAsia="Roboto" w:hAnsi="Roboto"/>
-                <w:color w:val="434343"/>
-                <w:sz w:val="20"/>
-                <w:szCs w:val="20"/>
-                <w:rtl w:val="0"/>
-              </w:rPr>
-              <w:t xml:space="preserve">Cada compañía deberá realizar el check in diario de sus unidades registrando responsable, fecha, hora, kilometraje, horas de</w:t>
-            </w:r>
-          </w:p>
-          <w:p>
-            <w:pPr>
-              <w:widowControl w:val="0"/>
-              <w:rPr>
-                <w:sz w:val="20"/>
-                <w:szCs w:val="20"/>
-              </w:rPr>
-            </w:pPr>
-            <w:r>
-              <w:rPr>
-                <w:rFonts w:ascii="Roboto" w:cs="Roboto" w:eastAsia="Roboto" w:hAnsi="Roboto"/>
-                <w:color w:val="434343"/>
-                <w:sz w:val="20"/>
-                <w:szCs w:val="20"/>
-                <w:rtl w:val="0"/>
-              </w:rPr>
-              <w:t xml:space="preserve">componentes, estado general, fallas y observaciones.</w:t>
+                <w:rtl w:val="0"/>
+              </w:rPr>
+              <w:t xml:space="preserve">El maquinista responsable deberá registrar el check in diario de la unidad, identificando compañía o dependencia, unidad, cuenta responsable, fecha y hora. Incluirá checklist por unidad, estado general, fallas y observaciones, además de kilometraje y/o horas según la unidad y sus componentes, ambos cuando sean aplicables. Las lecturas respetarán RNF-010 y sus correcciones trazables. Completar el registro no equivale a declarar la unidad operativa. Quedan pendientes los ítems obligatorios del checklist y las reglas por día, unidad o turno, excepciones, atrasos y duplicados.</w:t>
             </w:r>
             <w:r>
               <w:rPr>
@@ -10826,7 +10810,7 @@
                 <w:szCs w:val="20"/>
                 <w:rtl w:val="0"/>
               </w:rPr>
-              <w:t xml:space="preserve">Check-in / Comandancia</w:t>
+              <w:t xml:space="preserve">Check in / Comandancia</w:t>
             </w:r>
             <w:r>
               <w:rPr>
@@ -10869,7 +10853,7 @@
                 <w:szCs w:val="20"/>
                 <w:rtl w:val="0"/>
               </w:rPr>
-              <w:t xml:space="preserve">Supervisar cumplimiento del check-in diario</w:t>
+              <w:t xml:space="preserve">Supervisar cumplimiento del check in diario</w:t>
             </w:r>
             <w:r>
               <w:rPr>
@@ -10899,40 +10883,19 @@
             <w:pPr>
               <w:widowControl w:val="0"/>
               <w:rPr>
+                <w:sz w:val="20"/>
+                <w:szCs w:val="20"/>
+              </w:rPr>
+            </w:pPr>
+            <w:r>
+              <w:rPr>
                 <w:rFonts w:ascii="Roboto" w:cs="Roboto" w:eastAsia="Roboto" w:hAnsi="Roboto"/>
                 <w:color w:val="434343"/>
                 <w:sz w:val="20"/>
                 <w:szCs w:val="20"/>
-              </w:rPr>
-            </w:pPr>
-            <w:r>
-              <w:rPr>
-                <w:rFonts w:ascii="Roboto" w:cs="Roboto" w:eastAsia="Roboto" w:hAnsi="Roboto"/>
-                <w:color w:val="434343"/>
-                <w:sz w:val="20"/>
-                <w:szCs w:val="20"/>
-                <w:rtl w:val="0"/>
-              </w:rPr>
-              <w:t xml:space="preserve">Comandancia deberá contar con una vista donde pueda revisar qué compañías realizaron la revisión diaria y cuáles se encuentran</w:t>
-            </w:r>
-          </w:p>
-          <w:p>
-            <w:pPr>
-              <w:widowControl w:val="0"/>
-              <w:rPr>
-                <w:sz w:val="20"/>
-                <w:szCs w:val="20"/>
-              </w:rPr>
-            </w:pPr>
-            <w:r>
-              <w:rPr>
-                <w:rFonts w:ascii="Roboto" w:cs="Roboto" w:eastAsia="Roboto" w:hAnsi="Roboto"/>
-                <w:color w:val="434343"/>
-                <w:sz w:val="20"/>
-                <w:szCs w:val="20"/>
-                <w:rtl w:val="0"/>
-              </w:rPr>
-              <w:t xml:space="preserve">pendientes.</w:t>
+                <w:rtl w:val="0"/>
+              </w:rPr>
+              <w:t xml:space="preserve">Comandancia deberá supervisar el cumplimiento del check in por compañía, unidad y período, mostrando realización o pendiente, fecha, hora y maquinista responsable. La compañía y su capitán podrán consultar su historial y sus registros dentro de su ámbito y detectar faltantes. El panel distinguirá cumplimiento del control, condición operativa y observaciones o fallas, las obligaciones, excepciones y criterio de atraso quedan pendientes de definición.</w:t>
             </w:r>
             <w:r>
               <w:rPr>
@@ -11196,7 +11159,7 @@
                 <w:szCs w:val="20"/>
                 <w:rtl w:val="0"/>
               </w:rPr>
-              <w:t xml:space="preserve">El sistema deberá registrar mantenimientos preventivos y reparaciones correctivas asociados a una unidad, indicando fecha, tipo de intervención, descripción, kilometraje y horas cuando corresponda, observaciones y estado del trabajo. Cuando estos antecedentes existan en los registros de Bomberos, podrá almacenarse además información del taller o proveedor y antecedentes del servicio efectuado.</w:t>
+              <w:t xml:space="preserve">El sistema deberá registrar mantenimientos preventivos y reparaciones correctivas por unidad, con fecha, tipo de intervención, descripción, responsable y estado del trabajo, kilometraje y horas aplicables, taller o proveedor cuando exista, observaciones iniciales y finales, trabajos y piezas intervenidas, pruebas efectuadas y sus resultados. Permitirá adjuntar fotografías anteriores y posteriores conservando las evidencias históricas. Se registrarán la revisión del inspector y la recepción o conformidad del capitán con fecha y responsable, diferenciadas de la ejecución técnica. El momento del cierre, campos obligatorios por etapa, rechazo, reapertura y facultades de corrección quedan pendientes de definición, la conformidad no establecerá automáticamente una regla de cierre no acordada. Se registrará el costo de la intervención cuando se conozca, con moneda, fecha del antecedente y referencia al documento o servicio que lo respalda. Los costos estimados se distinguirán de los efectivamente informados y la falta de información no se registrará como costo cero. El registro de costos no implica implementar un circuito de compras, pagos o contabilidad.</w:t>
             </w:r>
             <w:r>
               <w:rPr>
@@ -11460,7 +11423,7 @@
                 <w:szCs w:val="20"/>
                 <w:rtl w:val="0"/>
               </w:rPr>
-              <w:t xml:space="preserve">La ficha de cada unidad deberá mostrar cronológicamente sus revisiones, lecturas de kilometraje y horas, mantenimientos preventivos, reparaciones correctivas, fallas y cambios relevantes de estado, permitiendo revisar los antecedentes históricos de la unidad y identificar problemas recurrentes.</w:t>
+              <w:t xml:space="preserve">La ficha de cada unidad deberá mostrar cronológicamente revisiones, lecturas de kilometraje y horas, mantenimientos preventivos, reparaciones correctivas, fallas y cambios relevantes de estado. Incluirá trabajos, pruebas y resultados, fotografías anteriores y posteriores, revisión y conformidad de recepción, con fechas y responsables, según permisos. Las intervenciones y fotografías nuevas no sustituirán los antecedentes anteriores, el historial permitirá identificar problemas recurrentes. Incluirá los componentes intervenidos y sus antecedentes de costo disponibles, con moneda y documento de referencia, distinguiendo valores desconocidos o estimados. Las consultas conservarán la relación entre intervención, unidad, componente, evidencias y validaciones.</w:t>
             </w:r>
             <w:r>
               <w:rPr>
@@ -11712,19 +11675,61 @@
             <w:pPr>
               <w:widowControl w:val="0"/>
               <w:rPr>
-                <w:sz w:val="20"/>
-                <w:szCs w:val="20"/>
-              </w:rPr>
-            </w:pPr>
-            <w:r>
-              <w:rPr>
                 <w:rFonts w:ascii="Roboto" w:cs="Roboto" w:eastAsia="Roboto" w:hAnsi="Roboto"/>
                 <w:color w:val="434343"/>
                 <w:sz w:val="20"/>
                 <w:szCs w:val="20"/>
-                <w:rtl w:val="0"/>
-              </w:rPr>
-              <w:t xml:space="preserve">El sistema deberá permitir definir mantenimientos preventivos mediante kilometraje, horas de funcionamiento o fecha y generar alertas antes de alcanzar el límite configurado. También deberá permitir controlar vencimientos asociados a revisión técnica y otros controles periódicos definidos para la unidad.</w:t>
+              </w:rPr>
+            </w:pPr>
+            <w:r>
+              <w:rPr>
+                <w:rFonts w:ascii="Roboto" w:cs="Roboto" w:eastAsia="Roboto" w:hAnsi="Roboto"/>
+                <w:color w:val="434343"/>
+                <w:sz w:val="20"/>
+                <w:szCs w:val="20"/>
+                <w:rtl w:val="0"/>
+              </w:rPr>
+              <w:t xml:space="preserve">El sistema deberá permitir definir mantenimientos preventivos mediante kilometraje, horas de funcionamiento o fecha y generar </w:t>
+            </w:r>
+          </w:p>
+          <w:p>
+            <w:pPr>
+              <w:widowControl w:val="0"/>
+              <w:rPr>
+                <w:rFonts w:ascii="Roboto" w:cs="Roboto" w:eastAsia="Roboto" w:hAnsi="Roboto"/>
+                <w:color w:val="434343"/>
+                <w:sz w:val="20"/>
+                <w:szCs w:val="20"/>
+              </w:rPr>
+            </w:pPr>
+            <w:r>
+              <w:rPr>
+                <w:rFonts w:ascii="Roboto" w:cs="Roboto" w:eastAsia="Roboto" w:hAnsi="Roboto"/>
+                <w:color w:val="434343"/>
+                <w:sz w:val="20"/>
+                <w:szCs w:val="20"/>
+                <w:rtl w:val="0"/>
+              </w:rPr>
+              <w:t xml:space="preserve">alertas antes de alcanzar el límite configurado. También deberá permitir controlar vencimientos asociados a revisión técnica y otros</w:t>
+            </w:r>
+          </w:p>
+          <w:p>
+            <w:pPr>
+              <w:widowControl w:val="0"/>
+              <w:rPr>
+                <w:sz w:val="20"/>
+                <w:szCs w:val="20"/>
+              </w:rPr>
+            </w:pPr>
+            <w:r>
+              <w:rPr>
+                <w:rFonts w:ascii="Roboto" w:cs="Roboto" w:eastAsia="Roboto" w:hAnsi="Roboto"/>
+                <w:color w:val="434343"/>
+                <w:sz w:val="20"/>
+                <w:szCs w:val="20"/>
+                <w:rtl w:val="0"/>
+              </w:rPr>
+              <w:t xml:space="preserve">controles periódicos definidos para la unidad. Las vistas de Comandancia y del capitán en su ámbito deberán mostrar mantenimientos próximos, alertas críticas y observaciones relevantes de revisiones diarias. Los umbrales y destinatarios concretos se definirán sin asumir que kilometraje y horas son intercambiables. Cada aviso deberá identificar unidad, componente cuando aplique, control, criterio, lectura o fecha de referencia y umbral. Se comprobarán los casos antes del límite, en el límite y después del límite, sin generar avisos activos repetidos para una misma condición. La atención y el próximo control conservarán su historial.</w:t>
             </w:r>
             <w:r>
               <w:rPr>
@@ -11976,19 +11981,61 @@
             <w:pPr>
               <w:widowControl w:val="0"/>
               <w:rPr>
-                <w:sz w:val="20"/>
-                <w:szCs w:val="20"/>
-              </w:rPr>
-            </w:pPr>
-            <w:r>
-              <w:rPr>
                 <w:rFonts w:ascii="Roboto" w:cs="Roboto" w:eastAsia="Roboto" w:hAnsi="Roboto"/>
                 <w:color w:val="434343"/>
                 <w:sz w:val="20"/>
                 <w:szCs w:val="20"/>
-                <w:rtl w:val="0"/>
-              </w:rPr>
-              <w:t xml:space="preserve">Comandancia deberá poder generar reportes de inventario por compañía, unidad o ubicación, inventario consolidado, estado de unidades, cumplimiento de check in y mantenimientos realizados, próximos o vencidos. Los reportes deberán poder filtrarse por fecha o rango de fechas y utilizar la información vigente e histórica registrada en el sistema.</w:t>
+              </w:rPr>
+            </w:pPr>
+            <w:r>
+              <w:rPr>
+                <w:rFonts w:ascii="Roboto" w:cs="Roboto" w:eastAsia="Roboto" w:hAnsi="Roboto"/>
+                <w:color w:val="434343"/>
+                <w:sz w:val="20"/>
+                <w:szCs w:val="20"/>
+                <w:rtl w:val="0"/>
+              </w:rPr>
+              <w:t xml:space="preserve">Comandancia deberá poder generar reportes de inventario por compañía, unidad o ubicación, inventario consolidado, estado de </w:t>
+            </w:r>
+          </w:p>
+          <w:p>
+            <w:pPr>
+              <w:widowControl w:val="0"/>
+              <w:rPr>
+                <w:rFonts w:ascii="Roboto" w:cs="Roboto" w:eastAsia="Roboto" w:hAnsi="Roboto"/>
+                <w:color w:val="434343"/>
+                <w:sz w:val="20"/>
+                <w:szCs w:val="20"/>
+              </w:rPr>
+            </w:pPr>
+            <w:r>
+              <w:rPr>
+                <w:rFonts w:ascii="Roboto" w:cs="Roboto" w:eastAsia="Roboto" w:hAnsi="Roboto"/>
+                <w:color w:val="434343"/>
+                <w:sz w:val="20"/>
+                <w:szCs w:val="20"/>
+                <w:rtl w:val="0"/>
+              </w:rPr>
+              <w:t xml:space="preserve">unidades, cumplimiento de check in y mantenimientos realizados, próximos o vencidos. Los reportes deberán poder filtrarse por </w:t>
+            </w:r>
+          </w:p>
+          <w:p>
+            <w:pPr>
+              <w:widowControl w:val="0"/>
+              <w:rPr>
+                <w:sz w:val="20"/>
+                <w:szCs w:val="20"/>
+              </w:rPr>
+            </w:pPr>
+            <w:r>
+              <w:rPr>
+                <w:rFonts w:ascii="Roboto" w:cs="Roboto" w:eastAsia="Roboto" w:hAnsi="Roboto"/>
+                <w:color w:val="434343"/>
+                <w:sz w:val="20"/>
+                <w:szCs w:val="20"/>
+                <w:rtl w:val="0"/>
+              </w:rPr>
+              <w:t xml:space="preserve">fecha o rango de fechas y utilizar la información histórica y vigente registrada en el sistema. El inventario propio de Comandancia deberá distinguirse del consolidado, los reportes de cumplimiento separarán realización del check in y condición operativa. La consulta de cada capitán se limitará a su ámbito. Columnas, filtros adicionales y operaciones por rol quedan pendientes de definición. Los reportes podrán consultar los valores de adquisición o referencia, vida útil, vencimientos y costos de mantenimiento que se hayan registrado, indicando moneda, fecha y origen del dato. Los importes desconocidos o de monedas distintas no se sumarán como si fueran comparables. Los días fuera de servicio se calcularán a partir del período documentado, sin sustituir las fechas de origen. Los cálculos oficiales de depreciación y el circuito de compras o pagos quedan separados según RNF-020.</w:t>
             </w:r>
             <w:r>
               <w:rPr>
@@ -12252,7 +12299,7 @@
                 <w:szCs w:val="20"/>
                 <w:rtl w:val="0"/>
               </w:rPr>
-              <w:t xml:space="preserve">El sistema deberá permitir registrar y consultar la ubicación de cada artículo o equipo, pudiendo asociarlo a compañía, bodega, unidad, carro, cabina, compartimento y otra ubicación definida por Bomberos. Los movimientos de ubicación deberán conservar trazabilidad cuando corresponda.</w:t>
+              <w:t xml:space="preserve">El sistema deberá permitir registrar y consultar la ubicación de cada artículo o equipo mediante selección sencilla de unidades, bodegas o dependencias habilitadas, incluidas las de Comandancia. No se exigirá bandeja, cabina o compartimento para la captura habitual, los detalles históricos existentes se conservarán. Cada reubicación registrará origen, destino, artículo, cantidad o serie, fecha y usuario. El movimiento interno, incluido el retiro temporal por mantenimiento, conservará el historial y total del inventario y no se representará como baja y nuevo ingreso. El catálogo de destinos válidos se definirá con Bomberos.</w:t>
             </w:r>
             <w:r>
               <w:rPr>
@@ -12504,40 +12551,19 @@
             <w:pPr>
               <w:widowControl w:val="0"/>
               <w:rPr>
+                <w:sz w:val="20"/>
+                <w:szCs w:val="20"/>
+              </w:rPr>
+            </w:pPr>
+            <w:r>
+              <w:rPr>
                 <w:rFonts w:ascii="Roboto" w:cs="Roboto" w:eastAsia="Roboto" w:hAnsi="Roboto"/>
                 <w:color w:val="434343"/>
                 <w:sz w:val="20"/>
                 <w:szCs w:val="20"/>
-              </w:rPr>
-            </w:pPr>
-            <w:r>
-              <w:rPr>
-                <w:rFonts w:ascii="Roboto" w:cs="Roboto" w:eastAsia="Roboto" w:hAnsi="Roboto"/>
-                <w:color w:val="434343"/>
-                <w:sz w:val="20"/>
-                <w:szCs w:val="20"/>
-                <w:rtl w:val="0"/>
-              </w:rPr>
-              <w:t xml:space="preserve">El sistema deberá permitir registrar el origen o forma de financiamiento de un artículo, por ejemplo compra de compañía,</w:t>
-            </w:r>
-          </w:p>
-          <w:p>
-            <w:pPr>
-              <w:widowControl w:val="0"/>
-              <w:rPr>
-                <w:sz w:val="20"/>
-                <w:szCs w:val="20"/>
-              </w:rPr>
-            </w:pPr>
-            <w:r>
-              <w:rPr>
-                <w:rFonts w:ascii="Roboto" w:cs="Roboto" w:eastAsia="Roboto" w:hAnsi="Roboto"/>
-                <w:color w:val="434343"/>
-                <w:sz w:val="20"/>
-                <w:szCs w:val="20"/>
-                <w:rtl w:val="0"/>
-              </w:rPr>
-              <w:t xml:space="preserve">entrega de Comandancia, llegada con un carro, proyecto u otro origen informado.</w:t>
+                <w:rtl w:val="0"/>
+              </w:rPr>
+              <w:t xml:space="preserve">El sistema deberá permitir registrar el origen o forma de financiamiento de un artículo, por ejemplo compra de compañía, entrega de Comandancia, llegada con un carro, proyecto y otro origen informado. El origen o financiamiento es un antecedente del artículo y no sustituye el registro de la salida y recepción de una transferencia definitiva de RF-024.</w:t>
             </w:r>
             <w:r>
               <w:rPr>
@@ -12789,61 +12815,19 @@
             <w:pPr>
               <w:widowControl w:val="0"/>
               <w:rPr>
+                <w:sz w:val="20"/>
+                <w:szCs w:val="20"/>
+              </w:rPr>
+            </w:pPr>
+            <w:r>
+              <w:rPr>
                 <w:rFonts w:ascii="Roboto" w:cs="Roboto" w:eastAsia="Roboto" w:hAnsi="Roboto"/>
                 <w:color w:val="434343"/>
                 <w:sz w:val="20"/>
                 <w:szCs w:val="20"/>
-              </w:rPr>
-            </w:pPr>
-            <w:r>
-              <w:rPr>
-                <w:rFonts w:ascii="Roboto" w:cs="Roboto" w:eastAsia="Roboto" w:hAnsi="Roboto"/>
-                <w:color w:val="434343"/>
-                <w:sz w:val="20"/>
-                <w:szCs w:val="20"/>
-                <w:rtl w:val="0"/>
-              </w:rPr>
-              <w:t xml:space="preserve">El sistema deberá permitir exportar reportes en formato Excel seleccionando una fecha o rango de fechas, para revisar los</w:t>
-            </w:r>
-          </w:p>
-          <w:p>
-            <w:pPr>
-              <w:widowControl w:val="0"/>
-              <w:rPr>
-                <w:rFonts w:ascii="Roboto" w:cs="Roboto" w:eastAsia="Roboto" w:hAnsi="Roboto"/>
-                <w:color w:val="434343"/>
-                <w:sz w:val="20"/>
-                <w:szCs w:val="20"/>
-              </w:rPr>
-            </w:pPr>
-            <w:r>
-              <w:rPr>
-                <w:rFonts w:ascii="Roboto" w:cs="Roboto" w:eastAsia="Roboto" w:hAnsi="Roboto"/>
-                <w:color w:val="434343"/>
-                <w:sz w:val="20"/>
-                <w:szCs w:val="20"/>
-                <w:rtl w:val="0"/>
-              </w:rPr>
-              <w:t xml:space="preserve">movimientos y actividades realizadas durante un periodo determinado, por ejemplo lo ocurrido durante el día anterior.</w:t>
-            </w:r>
-          </w:p>
-          <w:p>
-            <w:pPr>
-              <w:widowControl w:val="0"/>
-              <w:rPr>
-                <w:sz w:val="20"/>
-                <w:szCs w:val="20"/>
-              </w:rPr>
-            </w:pPr>
-            <w:r>
-              <w:rPr>
-                <w:rFonts w:ascii="Roboto" w:cs="Roboto" w:eastAsia="Roboto" w:hAnsi="Roboto"/>
-                <w:color w:val="434343"/>
-                <w:sz w:val="20"/>
-                <w:szCs w:val="20"/>
-                <w:rtl w:val="0"/>
-              </w:rPr>
-              <w:t xml:space="preserve">La exportación podrá considerar una compañía específica o información consolidada de Comandancia.</w:t>
+                <w:rtl w:val="0"/>
+              </w:rPr>
+              <w:t xml:space="preserve">El sistema deberá permitir exportar reportes en formato Excel seleccionando una fecha o rango de fechas, para revisar los movimientos y actividades realizadas durante un periodo determinado, por ejemplo lo ocurrido durante el día anterior. La exportación podrá considerar una compañía específica o información consolidada de Comandancia. Incluirá inventario y comparación de cumplimiento de check in entre compañías, respetando los filtros y el ámbito autorizado de consulta. El diseño de columnas y la facultad de exportación de cada cargo quedan pendientes de definición.</w:t>
             </w:r>
             <w:r>
               <w:rPr>
@@ -12908,9 +12892,9 @@
               <w:top w:color="cccccc" w:space="0" w:sz="6" w:val="single"/>
               <w:left w:color="284e3f" w:space="0" w:sz="6" w:val="single"/>
               <w:bottom w:color="f6f8f9" w:space="0" w:sz="6" w:val="single"/>
-              <w:right w:color="f6f8f9" w:space="0" w:sz="6" w:val="single"/>
-            </w:tcBorders>
-            <w:shd w:fill="f6f8f9" w:val="clear"/>
+              <w:right w:color="ffffff" w:space="0" w:sz="6" w:val="single"/>
+            </w:tcBorders>
+            <w:shd w:fill="ffffff" w:val="clear"/>
             <w:tcMar>
               <w:top w:w="40.0" w:type="dxa"/>
               <w:left w:w="120.0" w:type="dxa"/>
@@ -12924,24 +12908,21 @@
               <w:widowControl w:val="0"/>
               <w:jc w:val="center"/>
               <w:rPr>
-                <w:sz w:val="20"/>
-                <w:szCs w:val="20"/>
-              </w:rPr>
-            </w:pPr>
-            <w:r>
-              <w:rPr>
                 <w:rFonts w:ascii="Roboto" w:cs="Roboto" w:eastAsia="Roboto" w:hAnsi="Roboto"/>
                 <w:color w:val="434343"/>
                 <w:sz w:val="20"/>
                 <w:szCs w:val="20"/>
-                <w:rtl w:val="0"/>
-              </w:rPr>
-              <w:t xml:space="preserve">RNF-001</w:t>
-            </w:r>
-            <w:r>
-              <w:rPr>
-                <w:rtl w:val="0"/>
-              </w:rPr>
+              </w:rPr>
+            </w:pPr>
+            <w:r>
+              <w:rPr>
+                <w:rFonts w:ascii="Roboto" w:cs="Roboto" w:eastAsia="Roboto" w:hAnsi="Roboto"/>
+                <w:color w:val="434343"/>
+                <w:sz w:val="20"/>
+                <w:szCs w:val="20"/>
+                <w:rtl w:val="0"/>
+              </w:rPr>
+              <w:t xml:space="preserve">RF-024</w:t>
             </w:r>
           </w:p>
         </w:tc>
@@ -12951,9 +12932,9 @@
               <w:top w:color="cccccc" w:space="0" w:sz="6" w:val="single"/>
               <w:left w:color="cccccc" w:space="0" w:sz="6" w:val="single"/>
               <w:bottom w:color="f6f8f9" w:space="0" w:sz="6" w:val="single"/>
-              <w:right w:color="f6f8f9" w:space="0" w:sz="6" w:val="single"/>
-            </w:tcBorders>
-            <w:shd w:fill="f6f8f9" w:val="clear"/>
+              <w:right w:color="ffffff" w:space="0" w:sz="6" w:val="single"/>
+            </w:tcBorders>
+            <w:shd w:fill="ffffff" w:val="clear"/>
             <w:tcMar>
               <w:top w:w="40.0" w:type="dxa"/>
               <w:left w:w="40.0" w:type="dxa"/>
@@ -12967,200 +12948,169 @@
               <w:widowControl w:val="0"/>
               <w:jc w:val="center"/>
               <w:rPr>
-                <w:sz w:val="20"/>
-                <w:szCs w:val="20"/>
-              </w:rPr>
-            </w:pPr>
-            <w:r>
+                <w:rFonts w:ascii="Roboto" w:cs="Roboto" w:eastAsia="Roboto" w:hAnsi="Roboto"/>
+                <w:color w:val="11734b"/>
+                <w:sz w:val="20"/>
+                <w:szCs w:val="20"/>
+              </w:rPr>
+            </w:pPr>
+            <w:r>
+              <w:rPr>
+                <w:rFonts w:ascii="Roboto" w:cs="Roboto" w:eastAsia="Roboto" w:hAnsi="Roboto"/>
+                <w:color w:val="11734b"/>
+                <w:sz w:val="20"/>
+                <w:szCs w:val="20"/>
+                <w:rtl w:val="0"/>
+              </w:rPr>
+              <w:t xml:space="preserve">Funcional</w:t>
+            </w:r>
+          </w:p>
+        </w:tc>
+        <w:tc>
+          <w:tcPr>
+            <w:tcBorders>
+              <w:top w:color="cccccc" w:space="0" w:sz="6" w:val="single"/>
+              <w:left w:color="cccccc" w:space="0" w:sz="6" w:val="single"/>
+              <w:bottom w:color="f6f8f9" w:space="0" w:sz="6" w:val="single"/>
+              <w:right w:color="ffffff" w:space="0" w:sz="6" w:val="single"/>
+            </w:tcBorders>
+            <w:shd w:fill="ffffff" w:val="clear"/>
+            <w:tcMar>
+              <w:top w:w="40.0" w:type="dxa"/>
+              <w:left w:w="120.0" w:type="dxa"/>
+              <w:bottom w:w="40.0" w:type="dxa"/>
+              <w:right w:w="120.0" w:type="dxa"/>
+            </w:tcMar>
+            <w:vAlign w:val="center"/>
+          </w:tcPr>
+          <w:p>
+            <w:pPr>
+              <w:widowControl w:val="0"/>
+              <w:jc w:val="center"/>
+              <w:rPr>
+                <w:rFonts w:ascii="Roboto" w:cs="Roboto" w:eastAsia="Roboto" w:hAnsi="Roboto"/>
+                <w:color w:val="434343"/>
+                <w:sz w:val="20"/>
+                <w:szCs w:val="20"/>
+              </w:rPr>
+            </w:pPr>
+            <w:r>
+              <w:rPr>
+                <w:rFonts w:ascii="Roboto" w:cs="Roboto" w:eastAsia="Roboto" w:hAnsi="Roboto"/>
+                <w:color w:val="434343"/>
+                <w:sz w:val="20"/>
+                <w:szCs w:val="20"/>
+                <w:rtl w:val="0"/>
+              </w:rPr>
+              <w:t xml:space="preserve">Inventario / Transferencias</w:t>
+            </w:r>
+          </w:p>
+        </w:tc>
+        <w:tc>
+          <w:tcPr>
+            <w:tcBorders>
+              <w:top w:color="cccccc" w:space="0" w:sz="6" w:val="single"/>
+              <w:left w:color="cccccc" w:space="0" w:sz="6" w:val="single"/>
+              <w:bottom w:color="f6f8f9" w:space="0" w:sz="6" w:val="single"/>
+              <w:right w:color="ffffff" w:space="0" w:sz="6" w:val="single"/>
+            </w:tcBorders>
+            <w:shd w:fill="ffffff" w:val="clear"/>
+            <w:tcMar>
+              <w:top w:w="40.0" w:type="dxa"/>
+              <w:left w:w="120.0" w:type="dxa"/>
+              <w:bottom w:w="40.0" w:type="dxa"/>
+              <w:right w:w="120.0" w:type="dxa"/>
+            </w:tcMar>
+            <w:vAlign w:val="center"/>
+          </w:tcPr>
+          <w:p>
+            <w:pPr>
+              <w:widowControl w:val="0"/>
+              <w:jc w:val="center"/>
+              <w:rPr>
+                <w:rFonts w:ascii="Roboto" w:cs="Roboto" w:eastAsia="Roboto" w:hAnsi="Roboto"/>
+                <w:color w:val="434343"/>
+                <w:sz w:val="20"/>
+                <w:szCs w:val="20"/>
+              </w:rPr>
+            </w:pPr>
+            <w:r>
+              <w:rPr>
+                <w:rFonts w:ascii="Roboto" w:cs="Roboto" w:eastAsia="Roboto" w:hAnsi="Roboto"/>
+                <w:color w:val="434343"/>
+                <w:sz w:val="20"/>
+                <w:szCs w:val="20"/>
+                <w:rtl w:val="0"/>
+              </w:rPr>
+              <w:t xml:space="preserve">Registrar transferencias definitivas desde Comandancia a compañías</w:t>
+            </w:r>
+          </w:p>
+        </w:tc>
+        <w:tc>
+          <w:tcPr>
+            <w:tcBorders>
+              <w:top w:color="cccccc" w:space="0" w:sz="6" w:val="single"/>
+              <w:left w:color="cccccc" w:space="0" w:sz="6" w:val="single"/>
+              <w:bottom w:color="f6f8f9" w:space="0" w:sz="6" w:val="single"/>
+              <w:right w:color="ffffff" w:space="0" w:sz="6" w:val="single"/>
+            </w:tcBorders>
+            <w:shd w:fill="ffffff" w:val="clear"/>
+            <w:tcMar>
+              <w:top w:w="40.0" w:type="dxa"/>
+              <w:left w:w="120.0" w:type="dxa"/>
+              <w:bottom w:w="40.0" w:type="dxa"/>
+              <w:right w:w="120.0" w:type="dxa"/>
+            </w:tcMar>
+            <w:vAlign w:val="center"/>
+          </w:tcPr>
+          <w:p>
+            <w:pPr>
+              <w:widowControl w:val="0"/>
+              <w:rPr>
+                <w:rFonts w:ascii="Roboto" w:cs="Roboto" w:eastAsia="Roboto" w:hAnsi="Roboto"/>
+                <w:color w:val="434343"/>
+                <w:sz w:val="20"/>
+                <w:szCs w:val="20"/>
+              </w:rPr>
+            </w:pPr>
+            <w:r>
+              <w:rPr>
+                <w:rFonts w:ascii="Roboto" w:cs="Roboto" w:eastAsia="Roboto" w:hAnsi="Roboto"/>
+                <w:color w:val="434343"/>
+                <w:sz w:val="20"/>
+                <w:szCs w:val="20"/>
+                <w:rtl w:val="0"/>
+              </w:rPr>
+              <w:t xml:space="preserve">El sistema deberá registrar la transferencia definitiva de material desde el inventario propio de Comandancia al de una compañía, vinculando la salida y la recepción mediante un mismo movimiento trazable. Conservará origen, destino, artículo, cantidad o serie, fechas, responsables y procedencia, sin duplicar existencias ni generar saldos negativos. Se distinguirá del préstamo temporal con devolución de RF-012 y del antecedente de origen de RF-022. Quedan pendientes los estados intermedios, aceptación explícita, recepción parcial, rechazo, anulación, conciliación y momento de afectación de saldos, no se presume un mecanismo de cierre.</w:t>
+            </w:r>
+          </w:p>
+        </w:tc>
+        <w:tc>
+          <w:tcPr>
+            <w:tcBorders>
+              <w:top w:color="cccccc" w:space="0" w:sz="6" w:val="single"/>
+              <w:left w:color="cccccc" w:space="0" w:sz="6" w:val="single"/>
+              <w:bottom w:color="f6f8f9" w:space="0" w:sz="6" w:val="single"/>
+              <w:right w:color="284e3f" w:space="0" w:sz="6" w:val="single"/>
+            </w:tcBorders>
+            <w:shd w:fill="ffffff" w:val="clear"/>
+            <w:tcMar>
+              <w:top w:w="40.0" w:type="dxa"/>
+              <w:left w:w="40.0" w:type="dxa"/>
+              <w:bottom w:w="40.0" w:type="dxa"/>
+              <w:right w:w="40.0" w:type="dxa"/>
+            </w:tcMar>
+            <w:vAlign w:val="center"/>
+          </w:tcPr>
+          <w:p>
+            <w:pPr>
+              <w:widowControl w:val="0"/>
+              <w:jc w:val="center"/>
               <w:rPr>
                 <w:rFonts w:ascii="Roboto" w:cs="Roboto" w:eastAsia="Roboto" w:hAnsi="Roboto"/>
                 <w:color w:val="b10202"/>
                 <w:sz w:val="20"/>
                 <w:szCs w:val="20"/>
-                <w:rtl w:val="0"/>
-              </w:rPr>
-              <w:t xml:space="preserve">No funcional</w:t>
-            </w:r>
-            <w:r>
-              <w:rPr>
-                <w:rtl w:val="0"/>
-              </w:rPr>
-            </w:r>
-          </w:p>
-        </w:tc>
-        <w:tc>
-          <w:tcPr>
-            <w:tcBorders>
-              <w:top w:color="cccccc" w:space="0" w:sz="6" w:val="single"/>
-              <w:left w:color="cccccc" w:space="0" w:sz="6" w:val="single"/>
-              <w:bottom w:color="f6f8f9" w:space="0" w:sz="6" w:val="single"/>
-              <w:right w:color="f6f8f9" w:space="0" w:sz="6" w:val="single"/>
-            </w:tcBorders>
-            <w:shd w:fill="f6f8f9" w:val="clear"/>
-            <w:tcMar>
-              <w:top w:w="40.0" w:type="dxa"/>
-              <w:left w:w="120.0" w:type="dxa"/>
-              <w:bottom w:w="40.0" w:type="dxa"/>
-              <w:right w:w="120.0" w:type="dxa"/>
-            </w:tcMar>
-            <w:vAlign w:val="center"/>
-          </w:tcPr>
-          <w:p>
-            <w:pPr>
-              <w:widowControl w:val="0"/>
-              <w:jc w:val="center"/>
-              <w:rPr>
-                <w:sz w:val="20"/>
-                <w:szCs w:val="20"/>
-              </w:rPr>
-            </w:pPr>
-            <w:r>
-              <w:rPr>
-                <w:rFonts w:ascii="Roboto" w:cs="Roboto" w:eastAsia="Roboto" w:hAnsi="Roboto"/>
-                <w:color w:val="434343"/>
-                <w:sz w:val="20"/>
-                <w:szCs w:val="20"/>
-                <w:rtl w:val="0"/>
-              </w:rPr>
-              <w:t xml:space="preserve">Arquitectura de Datos</w:t>
-            </w:r>
-            <w:r>
-              <w:rPr>
-                <w:rtl w:val="0"/>
-              </w:rPr>
-            </w:r>
-          </w:p>
-        </w:tc>
-        <w:tc>
-          <w:tcPr>
-            <w:tcBorders>
-              <w:top w:color="cccccc" w:space="0" w:sz="6" w:val="single"/>
-              <w:left w:color="cccccc" w:space="0" w:sz="6" w:val="single"/>
-              <w:bottom w:color="f6f8f9" w:space="0" w:sz="6" w:val="single"/>
-              <w:right w:color="f6f8f9" w:space="0" w:sz="6" w:val="single"/>
-            </w:tcBorders>
-            <w:shd w:fill="f6f8f9" w:val="clear"/>
-            <w:tcMar>
-              <w:top w:w="40.0" w:type="dxa"/>
-              <w:left w:w="120.0" w:type="dxa"/>
-              <w:bottom w:w="40.0" w:type="dxa"/>
-              <w:right w:w="120.0" w:type="dxa"/>
-            </w:tcMar>
-            <w:vAlign w:val="center"/>
-          </w:tcPr>
-          <w:p>
-            <w:pPr>
-              <w:widowControl w:val="0"/>
-              <w:jc w:val="center"/>
-              <w:rPr>
-                <w:sz w:val="20"/>
-                <w:szCs w:val="20"/>
-              </w:rPr>
-            </w:pPr>
-            <w:r>
-              <w:rPr>
-                <w:rFonts w:ascii="Roboto" w:cs="Roboto" w:eastAsia="Roboto" w:hAnsi="Roboto"/>
-                <w:color w:val="434343"/>
-                <w:sz w:val="20"/>
-                <w:szCs w:val="20"/>
-                <w:rtl w:val="0"/>
-              </w:rPr>
-              <w:t xml:space="preserve">Centralización de la información</w:t>
-            </w:r>
-            <w:r>
-              <w:rPr>
-                <w:rtl w:val="0"/>
-              </w:rPr>
-            </w:r>
-          </w:p>
-        </w:tc>
-        <w:tc>
-          <w:tcPr>
-            <w:tcBorders>
-              <w:top w:color="cccccc" w:space="0" w:sz="6" w:val="single"/>
-              <w:left w:color="cccccc" w:space="0" w:sz="6" w:val="single"/>
-              <w:bottom w:color="f6f8f9" w:space="0" w:sz="6" w:val="single"/>
-              <w:right w:color="f6f8f9" w:space="0" w:sz="6" w:val="single"/>
-            </w:tcBorders>
-            <w:shd w:fill="f6f8f9" w:val="clear"/>
-            <w:tcMar>
-              <w:top w:w="40.0" w:type="dxa"/>
-              <w:left w:w="120.0" w:type="dxa"/>
-              <w:bottom w:w="40.0" w:type="dxa"/>
-              <w:right w:w="120.0" w:type="dxa"/>
-            </w:tcMar>
-            <w:vAlign w:val="center"/>
-          </w:tcPr>
-          <w:p>
-            <w:pPr>
-              <w:widowControl w:val="0"/>
-              <w:rPr>
-                <w:rFonts w:ascii="Roboto" w:cs="Roboto" w:eastAsia="Roboto" w:hAnsi="Roboto"/>
-                <w:color w:val="434343"/>
-                <w:sz w:val="20"/>
-                <w:szCs w:val="20"/>
-              </w:rPr>
-            </w:pPr>
-            <w:r>
-              <w:rPr>
-                <w:rFonts w:ascii="Roboto" w:cs="Roboto" w:eastAsia="Roboto" w:hAnsi="Roboto"/>
-                <w:color w:val="434343"/>
-                <w:sz w:val="20"/>
-                <w:szCs w:val="20"/>
-                <w:rtl w:val="0"/>
-              </w:rPr>
-              <w:t xml:space="preserve">Todas las compañías deberán trabajar sobre una misma fuente central de información, evitando tener que consolidar manualmente</w:t>
-            </w:r>
-          </w:p>
-          <w:p>
-            <w:pPr>
-              <w:widowControl w:val="0"/>
-              <w:rPr>
-                <w:sz w:val="20"/>
-                <w:szCs w:val="20"/>
-              </w:rPr>
-            </w:pPr>
-            <w:r>
-              <w:rPr>
-                <w:rFonts w:ascii="Roboto" w:cs="Roboto" w:eastAsia="Roboto" w:hAnsi="Roboto"/>
-                <w:color w:val="434343"/>
-                <w:sz w:val="20"/>
-                <w:szCs w:val="20"/>
-                <w:rtl w:val="0"/>
-              </w:rPr>
-              <w:t xml:space="preserve">archivos Excel para conocer el estado general.</w:t>
-            </w:r>
-            <w:r>
-              <w:rPr>
-                <w:rtl w:val="0"/>
-              </w:rPr>
-            </w:r>
-          </w:p>
-        </w:tc>
-        <w:tc>
-          <w:tcPr>
-            <w:tcBorders>
-              <w:top w:color="cccccc" w:space="0" w:sz="6" w:val="single"/>
-              <w:left w:color="cccccc" w:space="0" w:sz="6" w:val="single"/>
-              <w:bottom w:color="f6f8f9" w:space="0" w:sz="6" w:val="single"/>
-              <w:right w:color="284e3f" w:space="0" w:sz="6" w:val="single"/>
-            </w:tcBorders>
-            <w:shd w:fill="f6f8f9" w:val="clear"/>
-            <w:tcMar>
-              <w:top w:w="40.0" w:type="dxa"/>
-              <w:left w:w="40.0" w:type="dxa"/>
-              <w:bottom w:w="40.0" w:type="dxa"/>
-              <w:right w:w="40.0" w:type="dxa"/>
-            </w:tcMar>
-            <w:vAlign w:val="center"/>
-          </w:tcPr>
-          <w:p>
-            <w:pPr>
-              <w:widowControl w:val="0"/>
-              <w:jc w:val="center"/>
-              <w:rPr>
-                <w:sz w:val="20"/>
-                <w:szCs w:val="20"/>
               </w:rPr>
             </w:pPr>
             <w:r>
@@ -13172,11 +13122,6 @@
                 <w:rtl w:val="0"/>
               </w:rPr>
               <w:t xml:space="preserve">Alta</w:t>
-            </w:r>
-            <w:r>
-              <w:rPr>
-                <w:rtl w:val="0"/>
-              </w:rPr>
             </w:r>
           </w:p>
         </w:tc>
@@ -13193,9 +13138,9 @@
               <w:top w:color="cccccc" w:space="0" w:sz="6" w:val="single"/>
               <w:left w:color="284e3f" w:space="0" w:sz="6" w:val="single"/>
               <w:bottom w:color="f6f8f9" w:space="0" w:sz="6" w:val="single"/>
-              <w:right w:color="ffffff" w:space="0" w:sz="6" w:val="single"/>
-            </w:tcBorders>
-            <w:shd w:fill="ffffff" w:val="clear"/>
+              <w:right w:color="f6f8f9" w:space="0" w:sz="6" w:val="single"/>
+            </w:tcBorders>
+            <w:shd w:fill="f6f8f9" w:val="clear"/>
             <w:tcMar>
               <w:top w:w="40.0" w:type="dxa"/>
               <w:left w:w="120.0" w:type="dxa"/>
@@ -13221,7 +13166,7 @@
                 <w:szCs w:val="20"/>
                 <w:rtl w:val="0"/>
               </w:rPr>
-              <w:t xml:space="preserve">RNF-002</w:t>
+              <w:t xml:space="preserve">RNF-001</w:t>
             </w:r>
             <w:r>
               <w:rPr>
@@ -13236,9 +13181,9 @@
               <w:top w:color="cccccc" w:space="0" w:sz="6" w:val="single"/>
               <w:left w:color="cccccc" w:space="0" w:sz="6" w:val="single"/>
               <w:bottom w:color="f6f8f9" w:space="0" w:sz="6" w:val="single"/>
-              <w:right w:color="ffffff" w:space="0" w:sz="6" w:val="single"/>
-            </w:tcBorders>
-            <w:shd w:fill="ffffff" w:val="clear"/>
+              <w:right w:color="f6f8f9" w:space="0" w:sz="6" w:val="single"/>
+            </w:tcBorders>
+            <w:shd w:fill="f6f8f9" w:val="clear"/>
             <w:tcMar>
               <w:top w:w="40.0" w:type="dxa"/>
               <w:left w:w="40.0" w:type="dxa"/>
@@ -13279,9 +13224,9 @@
               <w:top w:color="cccccc" w:space="0" w:sz="6" w:val="single"/>
               <w:left w:color="cccccc" w:space="0" w:sz="6" w:val="single"/>
               <w:bottom w:color="f6f8f9" w:space="0" w:sz="6" w:val="single"/>
-              <w:right w:color="ffffff" w:space="0" w:sz="6" w:val="single"/>
-            </w:tcBorders>
-            <w:shd w:fill="ffffff" w:val="clear"/>
+              <w:right w:color="f6f8f9" w:space="0" w:sz="6" w:val="single"/>
+            </w:tcBorders>
+            <w:shd w:fill="f6f8f9" w:val="clear"/>
             <w:tcMar>
               <w:top w:w="40.0" w:type="dxa"/>
               <w:left w:w="120.0" w:type="dxa"/>
@@ -13307,7 +13252,7 @@
                 <w:szCs w:val="20"/>
                 <w:rtl w:val="0"/>
               </w:rPr>
-              <w:t xml:space="preserve">Arquitectura</w:t>
+              <w:t xml:space="preserve">Arquitectura de Datos</w:t>
             </w:r>
             <w:r>
               <w:rPr>
@@ -13322,9 +13267,9 @@
               <w:top w:color="cccccc" w:space="0" w:sz="6" w:val="single"/>
               <w:left w:color="cccccc" w:space="0" w:sz="6" w:val="single"/>
               <w:bottom w:color="f6f8f9" w:space="0" w:sz="6" w:val="single"/>
-              <w:right w:color="ffffff" w:space="0" w:sz="6" w:val="single"/>
-            </w:tcBorders>
-            <w:shd w:fill="ffffff" w:val="clear"/>
+              <w:right w:color="f6f8f9" w:space="0" w:sz="6" w:val="single"/>
+            </w:tcBorders>
+            <w:shd w:fill="f6f8f9" w:val="clear"/>
             <w:tcMar>
               <w:top w:w="40.0" w:type="dxa"/>
               <w:left w:w="120.0" w:type="dxa"/>
@@ -13350,7 +13295,7 @@
                 <w:szCs w:val="20"/>
                 <w:rtl w:val="0"/>
               </w:rPr>
-              <w:t xml:space="preserve">Modularidad del sistema de bomberos</w:t>
+              <w:t xml:space="preserve">Centralización de la información</w:t>
             </w:r>
             <w:r>
               <w:rPr>
@@ -13365,9 +13310,9 @@
               <w:top w:color="cccccc" w:space="0" w:sz="6" w:val="single"/>
               <w:left w:color="cccccc" w:space="0" w:sz="6" w:val="single"/>
               <w:bottom w:color="f6f8f9" w:space="0" w:sz="6" w:val="single"/>
-              <w:right w:color="ffffff" w:space="0" w:sz="6" w:val="single"/>
-            </w:tcBorders>
-            <w:shd w:fill="ffffff" w:val="clear"/>
+              <w:right w:color="f6f8f9" w:space="0" w:sz="6" w:val="single"/>
+            </w:tcBorders>
+            <w:shd w:fill="f6f8f9" w:val="clear"/>
             <w:tcMar>
               <w:top w:w="40.0" w:type="dxa"/>
               <w:left w:w="120.0" w:type="dxa"/>
@@ -13394,7 +13339,7 @@
                 <w:szCs w:val="20"/>
                 <w:rtl w:val="0"/>
               </w:rPr>
-              <w:t xml:space="preserve">Inventario, equipamiento personal, préstamos, unidades, check-in, mantenimiento y reportes deberán mantenerse lo suficientemente</w:t>
+              <w:t xml:space="preserve">Todas las compañías deberán trabajar sobre una misma fuente central de información, evitando tener que consolidar manualmente</w:t>
             </w:r>
           </w:p>
           <w:p>
@@ -13413,7 +13358,7 @@
                 <w:szCs w:val="20"/>
                 <w:rtl w:val="0"/>
               </w:rPr>
-              <w:t xml:space="preserve">separados para poder incorporar nuevas funciones sin reconstruir todo el sistema.</w:t>
+              <w:t xml:space="preserve">archivos Excel para conocer el estado general.</w:t>
             </w:r>
             <w:r>
               <w:rPr>
@@ -13430,7 +13375,7 @@
               <w:bottom w:color="f6f8f9" w:space="0" w:sz="6" w:val="single"/>
               <w:right w:color="284e3f" w:space="0" w:sz="6" w:val="single"/>
             </w:tcBorders>
-            <w:shd w:fill="ffffff" w:val="clear"/>
+            <w:shd w:fill="f6f8f9" w:val="clear"/>
             <w:tcMar>
               <w:top w:w="40.0" w:type="dxa"/>
               <w:left w:w="40.0" w:type="dxa"/>
@@ -13478,9 +13423,9 @@
               <w:top w:color="cccccc" w:space="0" w:sz="6" w:val="single"/>
               <w:left w:color="284e3f" w:space="0" w:sz="6" w:val="single"/>
               <w:bottom w:color="f6f8f9" w:space="0" w:sz="6" w:val="single"/>
-              <w:right w:color="f6f8f9" w:space="0" w:sz="6" w:val="single"/>
-            </w:tcBorders>
-            <w:shd w:fill="f6f8f9" w:val="clear"/>
+              <w:right w:color="ffffff" w:space="0" w:sz="6" w:val="single"/>
+            </w:tcBorders>
+            <w:shd w:fill="ffffff" w:val="clear"/>
             <w:tcMar>
               <w:top w:w="40.0" w:type="dxa"/>
               <w:left w:w="120.0" w:type="dxa"/>
@@ -13506,7 +13451,7 @@
                 <w:szCs w:val="20"/>
                 <w:rtl w:val="0"/>
               </w:rPr>
-              <w:t xml:space="preserve">RNF-003</w:t>
+              <w:t xml:space="preserve">RNF-002</w:t>
             </w:r>
             <w:r>
               <w:rPr>
@@ -13521,9 +13466,9 @@
               <w:top w:color="cccccc" w:space="0" w:sz="6" w:val="single"/>
               <w:left w:color="cccccc" w:space="0" w:sz="6" w:val="single"/>
               <w:bottom w:color="f6f8f9" w:space="0" w:sz="6" w:val="single"/>
-              <w:right w:color="f6f8f9" w:space="0" w:sz="6" w:val="single"/>
-            </w:tcBorders>
-            <w:shd w:fill="f6f8f9" w:val="clear"/>
+              <w:right w:color="ffffff" w:space="0" w:sz="6" w:val="single"/>
+            </w:tcBorders>
+            <w:shd w:fill="ffffff" w:val="clear"/>
             <w:tcMar>
               <w:top w:w="40.0" w:type="dxa"/>
               <w:left w:w="40.0" w:type="dxa"/>
@@ -13564,9 +13509,9 @@
               <w:top w:color="cccccc" w:space="0" w:sz="6" w:val="single"/>
               <w:left w:color="cccccc" w:space="0" w:sz="6" w:val="single"/>
               <w:bottom w:color="f6f8f9" w:space="0" w:sz="6" w:val="single"/>
-              <w:right w:color="f6f8f9" w:space="0" w:sz="6" w:val="single"/>
-            </w:tcBorders>
-            <w:shd w:fill="f6f8f9" w:val="clear"/>
+              <w:right w:color="ffffff" w:space="0" w:sz="6" w:val="single"/>
+            </w:tcBorders>
+            <w:shd w:fill="ffffff" w:val="clear"/>
             <w:tcMar>
               <w:top w:w="40.0" w:type="dxa"/>
               <w:left w:w="120.0" w:type="dxa"/>
@@ -13592,7 +13537,7 @@
                 <w:szCs w:val="20"/>
                 <w:rtl w:val="0"/>
               </w:rPr>
-              <w:t xml:space="preserve">Escalabilidad Organizacional</w:t>
+              <w:t xml:space="preserve">Arquitectura</w:t>
             </w:r>
             <w:r>
               <w:rPr>
@@ -13607,9 +13552,9 @@
               <w:top w:color="cccccc" w:space="0" w:sz="6" w:val="single"/>
               <w:left w:color="cccccc" w:space="0" w:sz="6" w:val="single"/>
               <w:bottom w:color="f6f8f9" w:space="0" w:sz="6" w:val="single"/>
-              <w:right w:color="f6f8f9" w:space="0" w:sz="6" w:val="single"/>
-            </w:tcBorders>
-            <w:shd w:fill="f6f8f9" w:val="clear"/>
+              <w:right w:color="ffffff" w:space="0" w:sz="6" w:val="single"/>
+            </w:tcBorders>
+            <w:shd w:fill="ffffff" w:val="clear"/>
             <w:tcMar>
               <w:top w:w="40.0" w:type="dxa"/>
               <w:left w:w="120.0" w:type="dxa"/>
@@ -13635,7 +13580,7 @@
                 <w:szCs w:val="20"/>
                 <w:rtl w:val="0"/>
               </w:rPr>
-              <w:t xml:space="preserve">Escalabilidad software de bomberos</w:t>
+              <w:t xml:space="preserve">Modularidad del sistema de bomberos</w:t>
             </w:r>
             <w:r>
               <w:rPr>
@@ -13650,9 +13595,9 @@
               <w:top w:color="cccccc" w:space="0" w:sz="6" w:val="single"/>
               <w:left w:color="cccccc" w:space="0" w:sz="6" w:val="single"/>
               <w:bottom w:color="f6f8f9" w:space="0" w:sz="6" w:val="single"/>
-              <w:right w:color="f6f8f9" w:space="0" w:sz="6" w:val="single"/>
-            </w:tcBorders>
-            <w:shd w:fill="f6f8f9" w:val="clear"/>
+              <w:right w:color="ffffff" w:space="0" w:sz="6" w:val="single"/>
+            </w:tcBorders>
+            <w:shd w:fill="ffffff" w:val="clear"/>
             <w:tcMar>
               <w:top w:w="40.0" w:type="dxa"/>
               <w:left w:w="120.0" w:type="dxa"/>
@@ -13679,31 +13624,28 @@
                 <w:szCs w:val="20"/>
                 <w:rtl w:val="0"/>
               </w:rPr>
-              <w:t xml:space="preserve">La estructura deberá permitir incorporar nuevas compañías, bodegas, departamentos o otras dependencias mediante configuración,</w:t>
-            </w:r>
-          </w:p>
-          <w:p>
-            <w:pPr>
-              <w:widowControl w:val="0"/>
-              <w:rPr>
-                <w:sz w:val="20"/>
-                <w:szCs w:val="20"/>
-              </w:rPr>
-            </w:pPr>
-            <w:r>
+              <w:t xml:space="preserve">Inventario, equipamiento personal, préstamos, unidades, check in, mantenimiento y reportes deberán mantenerse lo suficientemente </w:t>
+            </w:r>
+          </w:p>
+          <w:p>
+            <w:pPr>
+              <w:widowControl w:val="0"/>
               <w:rPr>
                 <w:rFonts w:ascii="Roboto" w:cs="Roboto" w:eastAsia="Roboto" w:hAnsi="Roboto"/>
                 <w:color w:val="434343"/>
                 <w:sz w:val="20"/>
                 <w:szCs w:val="20"/>
-                <w:rtl w:val="0"/>
-              </w:rPr>
-              <w:t xml:space="preserve">sin modificar el modelo principal del sistema.</w:t>
-            </w:r>
-            <w:r>
-              <w:rPr>
-                <w:rtl w:val="0"/>
-              </w:rPr>
+              </w:rPr>
+            </w:pPr>
+            <w:r>
+              <w:rPr>
+                <w:rFonts w:ascii="Roboto" w:cs="Roboto" w:eastAsia="Roboto" w:hAnsi="Roboto"/>
+                <w:color w:val="434343"/>
+                <w:sz w:val="20"/>
+                <w:szCs w:val="20"/>
+                <w:rtl w:val="0"/>
+              </w:rPr>
+              <w:t xml:space="preserve">separados para poder incorporar nuevas funciones sin reconstruir todo el sistema.</w:t>
             </w:r>
           </w:p>
         </w:tc>
@@ -13715,7 +13657,7 @@
               <w:bottom w:color="f6f8f9" w:space="0" w:sz="6" w:val="single"/>
               <w:right w:color="284e3f" w:space="0" w:sz="6" w:val="single"/>
             </w:tcBorders>
-            <w:shd w:fill="f6f8f9" w:val="clear"/>
+            <w:shd w:fill="ffffff" w:val="clear"/>
             <w:tcMar>
               <w:top w:w="40.0" w:type="dxa"/>
               <w:left w:w="40.0" w:type="dxa"/>
@@ -13763,9 +13705,9 @@
               <w:top w:color="cccccc" w:space="0" w:sz="6" w:val="single"/>
               <w:left w:color="284e3f" w:space="0" w:sz="6" w:val="single"/>
               <w:bottom w:color="f6f8f9" w:space="0" w:sz="6" w:val="single"/>
-              <w:right w:color="ffffff" w:space="0" w:sz="6" w:val="single"/>
-            </w:tcBorders>
-            <w:shd w:fill="ffffff" w:val="clear"/>
+              <w:right w:color="f6f8f9" w:space="0" w:sz="6" w:val="single"/>
+            </w:tcBorders>
+            <w:shd w:fill="f6f8f9" w:val="clear"/>
             <w:tcMar>
               <w:top w:w="40.0" w:type="dxa"/>
               <w:left w:w="120.0" w:type="dxa"/>
@@ -13791,7 +13733,7 @@
                 <w:szCs w:val="20"/>
                 <w:rtl w:val="0"/>
               </w:rPr>
-              <w:t xml:space="preserve">RNF-004</w:t>
+              <w:t xml:space="preserve">RNF-003</w:t>
             </w:r>
             <w:r>
               <w:rPr>
@@ -13806,9 +13748,9 @@
               <w:top w:color="cccccc" w:space="0" w:sz="6" w:val="single"/>
               <w:left w:color="cccccc" w:space="0" w:sz="6" w:val="single"/>
               <w:bottom w:color="f6f8f9" w:space="0" w:sz="6" w:val="single"/>
-              <w:right w:color="ffffff" w:space="0" w:sz="6" w:val="single"/>
-            </w:tcBorders>
-            <w:shd w:fill="ffffff" w:val="clear"/>
+              <w:right w:color="f6f8f9" w:space="0" w:sz="6" w:val="single"/>
+            </w:tcBorders>
+            <w:shd w:fill="f6f8f9" w:val="clear"/>
             <w:tcMar>
               <w:top w:w="40.0" w:type="dxa"/>
               <w:left w:w="40.0" w:type="dxa"/>
@@ -13849,9 +13791,9 @@
               <w:top w:color="cccccc" w:space="0" w:sz="6" w:val="single"/>
               <w:left w:color="cccccc" w:space="0" w:sz="6" w:val="single"/>
               <w:bottom w:color="f6f8f9" w:space="0" w:sz="6" w:val="single"/>
-              <w:right w:color="ffffff" w:space="0" w:sz="6" w:val="single"/>
-            </w:tcBorders>
-            <w:shd w:fill="ffffff" w:val="clear"/>
+              <w:right w:color="f6f8f9" w:space="0" w:sz="6" w:val="single"/>
+            </w:tcBorders>
+            <w:shd w:fill="f6f8f9" w:val="clear"/>
             <w:tcMar>
               <w:top w:w="40.0" w:type="dxa"/>
               <w:left w:w="120.0" w:type="dxa"/>
@@ -13877,7 +13819,7 @@
                 <w:szCs w:val="20"/>
                 <w:rtl w:val="0"/>
               </w:rPr>
-              <w:t xml:space="preserve">Configuración</w:t>
+              <w:t xml:space="preserve">Escalabilidad Organizacional</w:t>
             </w:r>
             <w:r>
               <w:rPr>
@@ -13892,9 +13834,9 @@
               <w:top w:color="cccccc" w:space="0" w:sz="6" w:val="single"/>
               <w:left w:color="cccccc" w:space="0" w:sz="6" w:val="single"/>
               <w:bottom w:color="f6f8f9" w:space="0" w:sz="6" w:val="single"/>
-              <w:right w:color="ffffff" w:space="0" w:sz="6" w:val="single"/>
-            </w:tcBorders>
-            <w:shd w:fill="ffffff" w:val="clear"/>
+              <w:right w:color="f6f8f9" w:space="0" w:sz="6" w:val="single"/>
+            </w:tcBorders>
+            <w:shd w:fill="f6f8f9" w:val="clear"/>
             <w:tcMar>
               <w:top w:w="40.0" w:type="dxa"/>
               <w:left w:w="120.0" w:type="dxa"/>
@@ -13920,7 +13862,7 @@
                 <w:szCs w:val="20"/>
                 <w:rtl w:val="0"/>
               </w:rPr>
-              <w:t xml:space="preserve">Configurabilidad interna de catálogos</w:t>
+              <w:t xml:space="preserve">Escalabilidad software de bomberos</w:t>
             </w:r>
             <w:r>
               <w:rPr>
@@ -13935,9 +13877,9 @@
               <w:top w:color="cccccc" w:space="0" w:sz="6" w:val="single"/>
               <w:left w:color="cccccc" w:space="0" w:sz="6" w:val="single"/>
               <w:bottom w:color="f6f8f9" w:space="0" w:sz="6" w:val="single"/>
-              <w:right w:color="ffffff" w:space="0" w:sz="6" w:val="single"/>
-            </w:tcBorders>
-            <w:shd w:fill="ffffff" w:val="clear"/>
+              <w:right w:color="f6f8f9" w:space="0" w:sz="6" w:val="single"/>
+            </w:tcBorders>
+            <w:shd w:fill="f6f8f9" w:val="clear"/>
             <w:tcMar>
               <w:top w:w="40.0" w:type="dxa"/>
               <w:left w:w="120.0" w:type="dxa"/>
@@ -13950,19 +13892,40 @@
             <w:pPr>
               <w:widowControl w:val="0"/>
               <w:rPr>
-                <w:sz w:val="20"/>
-                <w:szCs w:val="20"/>
-              </w:rPr>
-            </w:pPr>
-            <w:r>
-              <w:rPr>
                 <w:rFonts w:ascii="Roboto" w:cs="Roboto" w:eastAsia="Roboto" w:hAnsi="Roboto"/>
                 <w:color w:val="434343"/>
                 <w:sz w:val="20"/>
                 <w:szCs w:val="20"/>
-                <w:rtl w:val="0"/>
-              </w:rPr>
-              <w:t xml:space="preserve">Categorías, tipos de artículos, tallas, estados, condiciones, tipos de unidades, orígenes o formas de financiamiento y otras clasificaciones utilizadas por Bomberos deberán poder ampliarse o modificarse sin alterar los registros históricos existentes.</w:t>
+              </w:rPr>
+            </w:pPr>
+            <w:r>
+              <w:rPr>
+                <w:rFonts w:ascii="Roboto" w:cs="Roboto" w:eastAsia="Roboto" w:hAnsi="Roboto"/>
+                <w:color w:val="434343"/>
+                <w:sz w:val="20"/>
+                <w:szCs w:val="20"/>
+                <w:rtl w:val="0"/>
+              </w:rPr>
+              <w:t xml:space="preserve">La estructura deberá permitir incorporar nuevas compañías, bodegas, departamentos o otras dependencias mediante configuración,</w:t>
+            </w:r>
+          </w:p>
+          <w:p>
+            <w:pPr>
+              <w:widowControl w:val="0"/>
+              <w:rPr>
+                <w:sz w:val="20"/>
+                <w:szCs w:val="20"/>
+              </w:rPr>
+            </w:pPr>
+            <w:r>
+              <w:rPr>
+                <w:rFonts w:ascii="Roboto" w:cs="Roboto" w:eastAsia="Roboto" w:hAnsi="Roboto"/>
+                <w:color w:val="434343"/>
+                <w:sz w:val="20"/>
+                <w:szCs w:val="20"/>
+                <w:rtl w:val="0"/>
+              </w:rPr>
+              <w:t xml:space="preserve">sin modificar el modelo principal del sistema.</w:t>
             </w:r>
             <w:r>
               <w:rPr>
@@ -13979,7 +13942,7 @@
               <w:bottom w:color="f6f8f9" w:space="0" w:sz="6" w:val="single"/>
               <w:right w:color="284e3f" w:space="0" w:sz="6" w:val="single"/>
             </w:tcBorders>
-            <w:shd w:fill="ffffff" w:val="clear"/>
+            <w:shd w:fill="f6f8f9" w:val="clear"/>
             <w:tcMar>
               <w:top w:w="40.0" w:type="dxa"/>
               <w:left w:w="40.0" w:type="dxa"/>
@@ -14000,12 +13963,12 @@
             <w:r>
               <w:rPr>
                 <w:rFonts w:ascii="Roboto" w:cs="Roboto" w:eastAsia="Roboto" w:hAnsi="Roboto"/>
-                <w:color w:val="f4a623"/>
-                <w:sz w:val="20"/>
-                <w:szCs w:val="20"/>
-                <w:rtl w:val="0"/>
-              </w:rPr>
-              <w:t xml:space="preserve">Media</w:t>
+                <w:color w:val="b10202"/>
+                <w:sz w:val="20"/>
+                <w:szCs w:val="20"/>
+                <w:rtl w:val="0"/>
+              </w:rPr>
+              <w:t xml:space="preserve">Alta</w:t>
             </w:r>
             <w:r>
               <w:rPr>
@@ -14027,9 +13990,9 @@
               <w:top w:color="cccccc" w:space="0" w:sz="6" w:val="single"/>
               <w:left w:color="284e3f" w:space="0" w:sz="6" w:val="single"/>
               <w:bottom w:color="f6f8f9" w:space="0" w:sz="6" w:val="single"/>
-              <w:right w:color="f6f8f9" w:space="0" w:sz="6" w:val="single"/>
-            </w:tcBorders>
-            <w:shd w:fill="f6f8f9" w:val="clear"/>
+              <w:right w:color="ffffff" w:space="0" w:sz="6" w:val="single"/>
+            </w:tcBorders>
+            <w:shd w:fill="ffffff" w:val="clear"/>
             <w:tcMar>
               <w:top w:w="40.0" w:type="dxa"/>
               <w:left w:w="120.0" w:type="dxa"/>
@@ -14055,7 +14018,7 @@
                 <w:szCs w:val="20"/>
                 <w:rtl w:val="0"/>
               </w:rPr>
-              <w:t xml:space="preserve">RNF-005</w:t>
+              <w:t xml:space="preserve">RNF-004</w:t>
             </w:r>
             <w:r>
               <w:rPr>
@@ -14070,9 +14033,9 @@
               <w:top w:color="cccccc" w:space="0" w:sz="6" w:val="single"/>
               <w:left w:color="cccccc" w:space="0" w:sz="6" w:val="single"/>
               <w:bottom w:color="f6f8f9" w:space="0" w:sz="6" w:val="single"/>
-              <w:right w:color="f6f8f9" w:space="0" w:sz="6" w:val="single"/>
-            </w:tcBorders>
-            <w:shd w:fill="f6f8f9" w:val="clear"/>
+              <w:right w:color="ffffff" w:space="0" w:sz="6" w:val="single"/>
+            </w:tcBorders>
+            <w:shd w:fill="ffffff" w:val="clear"/>
             <w:tcMar>
               <w:top w:w="40.0" w:type="dxa"/>
               <w:left w:w="40.0" w:type="dxa"/>
@@ -14113,9 +14076,9 @@
               <w:top w:color="cccccc" w:space="0" w:sz="6" w:val="single"/>
               <w:left w:color="cccccc" w:space="0" w:sz="6" w:val="single"/>
               <w:bottom w:color="f6f8f9" w:space="0" w:sz="6" w:val="single"/>
-              <w:right w:color="f6f8f9" w:space="0" w:sz="6" w:val="single"/>
-            </w:tcBorders>
-            <w:shd w:fill="f6f8f9" w:val="clear"/>
+              <w:right w:color="ffffff" w:space="0" w:sz="6" w:val="single"/>
+            </w:tcBorders>
+            <w:shd w:fill="ffffff" w:val="clear"/>
             <w:tcMar>
               <w:top w:w="40.0" w:type="dxa"/>
               <w:left w:w="120.0" w:type="dxa"/>
@@ -14141,7 +14104,7 @@
                 <w:szCs w:val="20"/>
                 <w:rtl w:val="0"/>
               </w:rPr>
-              <w:t xml:space="preserve">Integridad</w:t>
+              <w:t xml:space="preserve">Configuración</w:t>
             </w:r>
             <w:r>
               <w:rPr>
@@ -14156,9 +14119,9 @@
               <w:top w:color="cccccc" w:space="0" w:sz="6" w:val="single"/>
               <w:left w:color="cccccc" w:space="0" w:sz="6" w:val="single"/>
               <w:bottom w:color="f6f8f9" w:space="0" w:sz="6" w:val="single"/>
-              <w:right w:color="f6f8f9" w:space="0" w:sz="6" w:val="single"/>
-            </w:tcBorders>
-            <w:shd w:fill="f6f8f9" w:val="clear"/>
+              <w:right w:color="ffffff" w:space="0" w:sz="6" w:val="single"/>
+            </w:tcBorders>
+            <w:shd w:fill="ffffff" w:val="clear"/>
             <w:tcMar>
               <w:top w:w="40.0" w:type="dxa"/>
               <w:left w:w="120.0" w:type="dxa"/>
@@ -14184,7 +14147,7 @@
                 <w:szCs w:val="20"/>
                 <w:rtl w:val="0"/>
               </w:rPr>
-              <w:t xml:space="preserve">Consistencia del catálogo de bomberos</w:t>
+              <w:t xml:space="preserve">Configurabilidad interna de catálogos</w:t>
             </w:r>
             <w:r>
               <w:rPr>
@@ -14199,9 +14162,9 @@
               <w:top w:color="cccccc" w:space="0" w:sz="6" w:val="single"/>
               <w:left w:color="cccccc" w:space="0" w:sz="6" w:val="single"/>
               <w:bottom w:color="f6f8f9" w:space="0" w:sz="6" w:val="single"/>
-              <w:right w:color="f6f8f9" w:space="0" w:sz="6" w:val="single"/>
-            </w:tcBorders>
-            <w:shd w:fill="f6f8f9" w:val="clear"/>
+              <w:right w:color="ffffff" w:space="0" w:sz="6" w:val="single"/>
+            </w:tcBorders>
+            <w:shd w:fill="ffffff" w:val="clear"/>
             <w:tcMar>
               <w:top w:w="40.0" w:type="dxa"/>
               <w:left w:w="120.0" w:type="dxa"/>
@@ -14226,7 +14189,7 @@
                 <w:szCs w:val="20"/>
                 <w:rtl w:val="0"/>
               </w:rPr>
-              <w:t xml:space="preserve">Un mismo tipo de material deberá conservar una identificación común dentro del catálogo maestro. Las diferencias de talla, estado, calidad y otras características no deberán generar duplicados innecesarios del artículo base cuando puedan representarse mediante atributos asociados.</w:t>
+              <w:t xml:space="preserve">Categorías, tipos de artículos, tallas, estados, condiciones, tipos de unidades, orígenes o formas de financiamiento y otras clasificaciones utilizadas por Bomberos deberán poder ampliarse o modificarse sin alterar los registros históricos existentes.</w:t>
             </w:r>
             <w:r>
               <w:rPr>
@@ -14243,7 +14206,7 @@
               <w:bottom w:color="f6f8f9" w:space="0" w:sz="6" w:val="single"/>
               <w:right w:color="284e3f" w:space="0" w:sz="6" w:val="single"/>
             </w:tcBorders>
-            <w:shd w:fill="f6f8f9" w:val="clear"/>
+            <w:shd w:fill="ffffff" w:val="clear"/>
             <w:tcMar>
               <w:top w:w="40.0" w:type="dxa"/>
               <w:left w:w="40.0" w:type="dxa"/>
@@ -14264,12 +14227,12 @@
             <w:r>
               <w:rPr>
                 <w:rFonts w:ascii="Roboto" w:cs="Roboto" w:eastAsia="Roboto" w:hAnsi="Roboto"/>
-                <w:color w:val="b10202"/>
-                <w:sz w:val="20"/>
-                <w:szCs w:val="20"/>
-                <w:rtl w:val="0"/>
-              </w:rPr>
-              <w:t xml:space="preserve">Alta</w:t>
+                <w:color w:val="f4a623"/>
+                <w:sz w:val="20"/>
+                <w:szCs w:val="20"/>
+                <w:rtl w:val="0"/>
+              </w:rPr>
+              <w:t xml:space="preserve">Media</w:t>
             </w:r>
             <w:r>
               <w:rPr>
@@ -14291,9 +14254,9 @@
               <w:top w:color="cccccc" w:space="0" w:sz="6" w:val="single"/>
               <w:left w:color="284e3f" w:space="0" w:sz="6" w:val="single"/>
               <w:bottom w:color="f6f8f9" w:space="0" w:sz="6" w:val="single"/>
-              <w:right w:color="ffffff" w:space="0" w:sz="6" w:val="single"/>
-            </w:tcBorders>
-            <w:shd w:fill="ffffff" w:val="clear"/>
+              <w:right w:color="f6f8f9" w:space="0" w:sz="6" w:val="single"/>
+            </w:tcBorders>
+            <w:shd w:fill="f6f8f9" w:val="clear"/>
             <w:tcMar>
               <w:top w:w="40.0" w:type="dxa"/>
               <w:left w:w="120.0" w:type="dxa"/>
@@ -14319,7 +14282,7 @@
                 <w:szCs w:val="20"/>
                 <w:rtl w:val="0"/>
               </w:rPr>
-              <w:t xml:space="preserve">RNF-006</w:t>
+              <w:t xml:space="preserve">RNF-005</w:t>
             </w:r>
             <w:r>
               <w:rPr>
@@ -14334,9 +14297,9 @@
               <w:top w:color="cccccc" w:space="0" w:sz="6" w:val="single"/>
               <w:left w:color="cccccc" w:space="0" w:sz="6" w:val="single"/>
               <w:bottom w:color="f6f8f9" w:space="0" w:sz="6" w:val="single"/>
-              <w:right w:color="ffffff" w:space="0" w:sz="6" w:val="single"/>
-            </w:tcBorders>
-            <w:shd w:fill="ffffff" w:val="clear"/>
+              <w:right w:color="f6f8f9" w:space="0" w:sz="6" w:val="single"/>
+            </w:tcBorders>
+            <w:shd w:fill="f6f8f9" w:val="clear"/>
             <w:tcMar>
               <w:top w:w="40.0" w:type="dxa"/>
               <w:left w:w="40.0" w:type="dxa"/>
@@ -14377,9 +14340,9 @@
               <w:top w:color="cccccc" w:space="0" w:sz="6" w:val="single"/>
               <w:left w:color="cccccc" w:space="0" w:sz="6" w:val="single"/>
               <w:bottom w:color="f6f8f9" w:space="0" w:sz="6" w:val="single"/>
-              <w:right w:color="ffffff" w:space="0" w:sz="6" w:val="single"/>
-            </w:tcBorders>
-            <w:shd w:fill="ffffff" w:val="clear"/>
+              <w:right w:color="f6f8f9" w:space="0" w:sz="6" w:val="single"/>
+            </w:tcBorders>
+            <w:shd w:fill="f6f8f9" w:val="clear"/>
             <w:tcMar>
               <w:top w:w="40.0" w:type="dxa"/>
               <w:left w:w="120.0" w:type="dxa"/>
@@ -14420,9 +14383,9 @@
               <w:top w:color="cccccc" w:space="0" w:sz="6" w:val="single"/>
               <w:left w:color="cccccc" w:space="0" w:sz="6" w:val="single"/>
               <w:bottom w:color="f6f8f9" w:space="0" w:sz="6" w:val="single"/>
-              <w:right w:color="ffffff" w:space="0" w:sz="6" w:val="single"/>
-            </w:tcBorders>
-            <w:shd w:fill="ffffff" w:val="clear"/>
+              <w:right w:color="f6f8f9" w:space="0" w:sz="6" w:val="single"/>
+            </w:tcBorders>
+            <w:shd w:fill="f6f8f9" w:val="clear"/>
             <w:tcMar>
               <w:top w:w="40.0" w:type="dxa"/>
               <w:left w:w="120.0" w:type="dxa"/>
@@ -14448,7 +14411,7 @@
                 <w:szCs w:val="20"/>
                 <w:rtl w:val="0"/>
               </w:rPr>
-              <w:t xml:space="preserve">No duplicados de números serie</w:t>
+              <w:t xml:space="preserve">Consistencia del catálogo de bomberos</w:t>
             </w:r>
             <w:r>
               <w:rPr>
@@ -14463,9 +14426,9 @@
               <w:top w:color="cccccc" w:space="0" w:sz="6" w:val="single"/>
               <w:left w:color="cccccc" w:space="0" w:sz="6" w:val="single"/>
               <w:bottom w:color="f6f8f9" w:space="0" w:sz="6" w:val="single"/>
-              <w:right w:color="ffffff" w:space="0" w:sz="6" w:val="single"/>
-            </w:tcBorders>
-            <w:shd w:fill="ffffff" w:val="clear"/>
+              <w:right w:color="f6f8f9" w:space="0" w:sz="6" w:val="single"/>
+            </w:tcBorders>
+            <w:shd w:fill="f6f8f9" w:val="clear"/>
             <w:tcMar>
               <w:top w:w="40.0" w:type="dxa"/>
               <w:left w:w="120.0" w:type="dxa"/>
@@ -14478,40 +14441,19 @@
             <w:pPr>
               <w:widowControl w:val="0"/>
               <w:rPr>
+                <w:sz w:val="20"/>
+                <w:szCs w:val="20"/>
+              </w:rPr>
+            </w:pPr>
+            <w:r>
+              <w:rPr>
                 <w:rFonts w:ascii="Roboto" w:cs="Roboto" w:eastAsia="Roboto" w:hAnsi="Roboto"/>
                 <w:color w:val="434343"/>
                 <w:sz w:val="20"/>
                 <w:szCs w:val="20"/>
-              </w:rPr>
-            </w:pPr>
-            <w:r>
-              <w:rPr>
-                <w:rFonts w:ascii="Roboto" w:cs="Roboto" w:eastAsia="Roboto" w:hAnsi="Roboto"/>
-                <w:color w:val="434343"/>
-                <w:sz w:val="20"/>
-                <w:szCs w:val="20"/>
-                <w:rtl w:val="0"/>
-              </w:rPr>
-              <w:t xml:space="preserve">Cuando un artículo requiera número de serie individual, un mismo número de serie no podrá quedar asociado al mismo tiempo a dos</w:t>
-            </w:r>
-          </w:p>
-          <w:p>
-            <w:pPr>
-              <w:widowControl w:val="0"/>
-              <w:rPr>
-                <w:sz w:val="20"/>
-                <w:szCs w:val="20"/>
-              </w:rPr>
-            </w:pPr>
-            <w:r>
-              <w:rPr>
-                <w:rFonts w:ascii="Roboto" w:cs="Roboto" w:eastAsia="Roboto" w:hAnsi="Roboto"/>
-                <w:color w:val="434343"/>
-                <w:sz w:val="20"/>
-                <w:szCs w:val="20"/>
-                <w:rtl w:val="0"/>
-              </w:rPr>
-              <w:t xml:space="preserve">elementos distintos.</w:t>
+                <w:rtl w:val="0"/>
+              </w:rPr>
+              <w:t xml:space="preserve">Un mismo tipo de material deberá conservar una identificación común dentro del catálogo maestro. Las diferencias de talla, estado, calidad y otras características no deberán generar duplicados innecesarios del artículo base cuando puedan representarse mediante atributos asociados.</w:t>
             </w:r>
             <w:r>
               <w:rPr>
@@ -14528,7 +14470,7 @@
               <w:bottom w:color="f6f8f9" w:space="0" w:sz="6" w:val="single"/>
               <w:right w:color="284e3f" w:space="0" w:sz="6" w:val="single"/>
             </w:tcBorders>
-            <w:shd w:fill="ffffff" w:val="clear"/>
+            <w:shd w:fill="f6f8f9" w:val="clear"/>
             <w:tcMar>
               <w:top w:w="40.0" w:type="dxa"/>
               <w:left w:w="40.0" w:type="dxa"/>
@@ -14576,9 +14518,9 @@
               <w:top w:color="cccccc" w:space="0" w:sz="6" w:val="single"/>
               <w:left w:color="284e3f" w:space="0" w:sz="6" w:val="single"/>
               <w:bottom w:color="f6f8f9" w:space="0" w:sz="6" w:val="single"/>
-              <w:right w:color="f6f8f9" w:space="0" w:sz="6" w:val="single"/>
-            </w:tcBorders>
-            <w:shd w:fill="f6f8f9" w:val="clear"/>
+              <w:right w:color="ffffff" w:space="0" w:sz="6" w:val="single"/>
+            </w:tcBorders>
+            <w:shd w:fill="ffffff" w:val="clear"/>
             <w:tcMar>
               <w:top w:w="40.0" w:type="dxa"/>
               <w:left w:w="120.0" w:type="dxa"/>
@@ -14604,7 +14546,7 @@
                 <w:szCs w:val="20"/>
                 <w:rtl w:val="0"/>
               </w:rPr>
-              <w:t xml:space="preserve">RNF-007</w:t>
+              <w:t xml:space="preserve">RNF-006</w:t>
             </w:r>
             <w:r>
               <w:rPr>
@@ -14619,9 +14561,9 @@
               <w:top w:color="cccccc" w:space="0" w:sz="6" w:val="single"/>
               <w:left w:color="cccccc" w:space="0" w:sz="6" w:val="single"/>
               <w:bottom w:color="f6f8f9" w:space="0" w:sz="6" w:val="single"/>
-              <w:right w:color="f6f8f9" w:space="0" w:sz="6" w:val="single"/>
-            </w:tcBorders>
-            <w:shd w:fill="f6f8f9" w:val="clear"/>
+              <w:right w:color="ffffff" w:space="0" w:sz="6" w:val="single"/>
+            </w:tcBorders>
+            <w:shd w:fill="ffffff" w:val="clear"/>
             <w:tcMar>
               <w:top w:w="40.0" w:type="dxa"/>
               <w:left w:w="40.0" w:type="dxa"/>
@@ -14662,9 +14604,9 @@
               <w:top w:color="cccccc" w:space="0" w:sz="6" w:val="single"/>
               <w:left w:color="cccccc" w:space="0" w:sz="6" w:val="single"/>
               <w:bottom w:color="f6f8f9" w:space="0" w:sz="6" w:val="single"/>
-              <w:right w:color="f6f8f9" w:space="0" w:sz="6" w:val="single"/>
-            </w:tcBorders>
-            <w:shd w:fill="f6f8f9" w:val="clear"/>
+              <w:right w:color="ffffff" w:space="0" w:sz="6" w:val="single"/>
+            </w:tcBorders>
+            <w:shd w:fill="ffffff" w:val="clear"/>
             <w:tcMar>
               <w:top w:w="40.0" w:type="dxa"/>
               <w:left w:w="120.0" w:type="dxa"/>
@@ -14705,9 +14647,9 @@
               <w:top w:color="cccccc" w:space="0" w:sz="6" w:val="single"/>
               <w:left w:color="cccccc" w:space="0" w:sz="6" w:val="single"/>
               <w:bottom w:color="f6f8f9" w:space="0" w:sz="6" w:val="single"/>
-              <w:right w:color="f6f8f9" w:space="0" w:sz="6" w:val="single"/>
-            </w:tcBorders>
-            <w:shd w:fill="f6f8f9" w:val="clear"/>
+              <w:right w:color="ffffff" w:space="0" w:sz="6" w:val="single"/>
+            </w:tcBorders>
+            <w:shd w:fill="ffffff" w:val="clear"/>
             <w:tcMar>
               <w:top w:w="40.0" w:type="dxa"/>
               <w:left w:w="120.0" w:type="dxa"/>
@@ -14733,7 +14675,7 @@
                 <w:szCs w:val="20"/>
                 <w:rtl w:val="0"/>
               </w:rPr>
-              <w:t xml:space="preserve">Integridad de existencias de otras compañías</w:t>
+              <w:t xml:space="preserve">No duplicados de números serie</w:t>
             </w:r>
             <w:r>
               <w:rPr>
@@ -14748,9 +14690,9 @@
               <w:top w:color="cccccc" w:space="0" w:sz="6" w:val="single"/>
               <w:left w:color="cccccc" w:space="0" w:sz="6" w:val="single"/>
               <w:bottom w:color="f6f8f9" w:space="0" w:sz="6" w:val="single"/>
-              <w:right w:color="f6f8f9" w:space="0" w:sz="6" w:val="single"/>
-            </w:tcBorders>
-            <w:shd w:fill="f6f8f9" w:val="clear"/>
+              <w:right w:color="ffffff" w:space="0" w:sz="6" w:val="single"/>
+            </w:tcBorders>
+            <w:shd w:fill="ffffff" w:val="clear"/>
             <w:tcMar>
               <w:top w:w="40.0" w:type="dxa"/>
               <w:left w:w="120.0" w:type="dxa"/>
@@ -14763,19 +14705,40 @@
             <w:pPr>
               <w:widowControl w:val="0"/>
               <w:rPr>
-                <w:sz w:val="20"/>
-                <w:szCs w:val="20"/>
-              </w:rPr>
-            </w:pPr>
-            <w:r>
-              <w:rPr>
                 <w:rFonts w:ascii="Roboto" w:cs="Roboto" w:eastAsia="Roboto" w:hAnsi="Roboto"/>
                 <w:color w:val="434343"/>
                 <w:sz w:val="20"/>
                 <w:szCs w:val="20"/>
-                <w:rtl w:val="0"/>
-              </w:rPr>
-              <w:t xml:space="preserve">Una entrega, préstamo, baja u otro movimiento no deberá poder reducir la cantidad disponible de una compañía por debajo de cero.</w:t>
+              </w:rPr>
+            </w:pPr>
+            <w:r>
+              <w:rPr>
+                <w:rFonts w:ascii="Roboto" w:cs="Roboto" w:eastAsia="Roboto" w:hAnsi="Roboto"/>
+                <w:color w:val="434343"/>
+                <w:sz w:val="20"/>
+                <w:szCs w:val="20"/>
+                <w:rtl w:val="0"/>
+              </w:rPr>
+              <w:t xml:space="preserve">Cuando un artículo requiera número de serie individual, un mismo número de serie no podrá quedar asociado al mismo tiempo a dos</w:t>
+            </w:r>
+          </w:p>
+          <w:p>
+            <w:pPr>
+              <w:widowControl w:val="0"/>
+              <w:rPr>
+                <w:sz w:val="20"/>
+                <w:szCs w:val="20"/>
+              </w:rPr>
+            </w:pPr>
+            <w:r>
+              <w:rPr>
+                <w:rFonts w:ascii="Roboto" w:cs="Roboto" w:eastAsia="Roboto" w:hAnsi="Roboto"/>
+                <w:color w:val="434343"/>
+                <w:sz w:val="20"/>
+                <w:szCs w:val="20"/>
+                <w:rtl w:val="0"/>
+              </w:rPr>
+              <w:t xml:space="preserve">elementos distintos.</w:t>
             </w:r>
             <w:r>
               <w:rPr>
@@ -14792,7 +14755,7 @@
               <w:bottom w:color="f6f8f9" w:space="0" w:sz="6" w:val="single"/>
               <w:right w:color="284e3f" w:space="0" w:sz="6" w:val="single"/>
             </w:tcBorders>
-            <w:shd w:fill="f6f8f9" w:val="clear"/>
+            <w:shd w:fill="ffffff" w:val="clear"/>
             <w:tcMar>
               <w:top w:w="40.0" w:type="dxa"/>
               <w:left w:w="40.0" w:type="dxa"/>
@@ -14840,9 +14803,9 @@
               <w:top w:color="cccccc" w:space="0" w:sz="6" w:val="single"/>
               <w:left w:color="284e3f" w:space="0" w:sz="6" w:val="single"/>
               <w:bottom w:color="f6f8f9" w:space="0" w:sz="6" w:val="single"/>
-              <w:right w:color="ffffff" w:space="0" w:sz="6" w:val="single"/>
-            </w:tcBorders>
-            <w:shd w:fill="ffffff" w:val="clear"/>
+              <w:right w:color="f6f8f9" w:space="0" w:sz="6" w:val="single"/>
+            </w:tcBorders>
+            <w:shd w:fill="f6f8f9" w:val="clear"/>
             <w:tcMar>
               <w:top w:w="40.0" w:type="dxa"/>
               <w:left w:w="120.0" w:type="dxa"/>
@@ -14868,7 +14831,7 @@
                 <w:szCs w:val="20"/>
                 <w:rtl w:val="0"/>
               </w:rPr>
-              <w:t xml:space="preserve">RNF-008</w:t>
+              <w:t xml:space="preserve">RNF-007</w:t>
             </w:r>
             <w:r>
               <w:rPr>
@@ -14883,9 +14846,9 @@
               <w:top w:color="cccccc" w:space="0" w:sz="6" w:val="single"/>
               <w:left w:color="cccccc" w:space="0" w:sz="6" w:val="single"/>
               <w:bottom w:color="f6f8f9" w:space="0" w:sz="6" w:val="single"/>
-              <w:right w:color="ffffff" w:space="0" w:sz="6" w:val="single"/>
-            </w:tcBorders>
-            <w:shd w:fill="ffffff" w:val="clear"/>
+              <w:right w:color="f6f8f9" w:space="0" w:sz="6" w:val="single"/>
+            </w:tcBorders>
+            <w:shd w:fill="f6f8f9" w:val="clear"/>
             <w:tcMar>
               <w:top w:w="40.0" w:type="dxa"/>
               <w:left w:w="40.0" w:type="dxa"/>
@@ -14926,9 +14889,9 @@
               <w:top w:color="cccccc" w:space="0" w:sz="6" w:val="single"/>
               <w:left w:color="cccccc" w:space="0" w:sz="6" w:val="single"/>
               <w:bottom w:color="f6f8f9" w:space="0" w:sz="6" w:val="single"/>
-              <w:right w:color="ffffff" w:space="0" w:sz="6" w:val="single"/>
-            </w:tcBorders>
-            <w:shd w:fill="ffffff" w:val="clear"/>
+              <w:right w:color="f6f8f9" w:space="0" w:sz="6" w:val="single"/>
+            </w:tcBorders>
+            <w:shd w:fill="f6f8f9" w:val="clear"/>
             <w:tcMar>
               <w:top w:w="40.0" w:type="dxa"/>
               <w:left w:w="120.0" w:type="dxa"/>
@@ -14954,7 +14917,7 @@
                 <w:szCs w:val="20"/>
                 <w:rtl w:val="0"/>
               </w:rPr>
-              <w:t xml:space="preserve">Trazabilidad</w:t>
+              <w:t xml:space="preserve">Integridad</w:t>
             </w:r>
             <w:r>
               <w:rPr>
@@ -14969,9 +14932,9 @@
               <w:top w:color="cccccc" w:space="0" w:sz="6" w:val="single"/>
               <w:left w:color="cccccc" w:space="0" w:sz="6" w:val="single"/>
               <w:bottom w:color="f6f8f9" w:space="0" w:sz="6" w:val="single"/>
-              <w:right w:color="ffffff" w:space="0" w:sz="6" w:val="single"/>
-            </w:tcBorders>
-            <w:shd w:fill="ffffff" w:val="clear"/>
+              <w:right w:color="f6f8f9" w:space="0" w:sz="6" w:val="single"/>
+            </w:tcBorders>
+            <w:shd w:fill="f6f8f9" w:val="clear"/>
             <w:tcMar>
               <w:top w:w="40.0" w:type="dxa"/>
               <w:left w:w="120.0" w:type="dxa"/>
@@ -14997,7 +14960,7 @@
                 <w:szCs w:val="20"/>
                 <w:rtl w:val="0"/>
               </w:rPr>
-              <w:t xml:space="preserve">Trazabilidad histórica de movimientos del programa</w:t>
+              <w:t xml:space="preserve">Integridad de existencias de compañías y Comandancia</w:t>
             </w:r>
             <w:r>
               <w:rPr>
@@ -15012,9 +14975,9 @@
               <w:top w:color="cccccc" w:space="0" w:sz="6" w:val="single"/>
               <w:left w:color="cccccc" w:space="0" w:sz="6" w:val="single"/>
               <w:bottom w:color="f6f8f9" w:space="0" w:sz="6" w:val="single"/>
-              <w:right w:color="ffffff" w:space="0" w:sz="6" w:val="single"/>
-            </w:tcBorders>
-            <w:shd w:fill="ffffff" w:val="clear"/>
+              <w:right w:color="f6f8f9" w:space="0" w:sz="6" w:val="single"/>
+            </w:tcBorders>
+            <w:shd w:fill="f6f8f9" w:val="clear"/>
             <w:tcMar>
               <w:top w:w="40.0" w:type="dxa"/>
               <w:left w:w="120.0" w:type="dxa"/>
@@ -15039,7 +15002,7 @@
                 <w:szCs w:val="20"/>
                 <w:rtl w:val="0"/>
               </w:rPr>
-              <w:t xml:space="preserve">Entregas, devoluciones, préstamos, ingresos, bajas, pérdidas, cambios de ubicación, cambios relevantes de estado, check in, lecturas de kilometraje y horas y mantenimientos deberán conservarse históricamente aunque posteriormente cambie el estado actual del artículo o unidad.</w:t>
+              <w:t xml:space="preserve">Una entrega, préstamo, baja, transferencia o movimiento de otro tipo no deberá reducir las existencias disponibles de una compañía o Comandancia por debajo de cero ni duplicar material en el consolidado. Las dimensiones de condición, custodia y ubicación no se sumarán como categorías excluyentes cuando se superpongan. Las reglas de saldo en tránsito, recepción parcial, rechazo y anulación de transferencias quedan pendientes de definición.</w:t>
             </w:r>
             <w:r>
               <w:rPr>
@@ -15056,7 +15019,7 @@
               <w:bottom w:color="f6f8f9" w:space="0" w:sz="6" w:val="single"/>
               <w:right w:color="284e3f" w:space="0" w:sz="6" w:val="single"/>
             </w:tcBorders>
-            <w:shd w:fill="ffffff" w:val="clear"/>
+            <w:shd w:fill="f6f8f9" w:val="clear"/>
             <w:tcMar>
               <w:top w:w="40.0" w:type="dxa"/>
               <w:left w:w="40.0" w:type="dxa"/>
@@ -15104,9 +15067,9 @@
               <w:top w:color="cccccc" w:space="0" w:sz="6" w:val="single"/>
               <w:left w:color="284e3f" w:space="0" w:sz="6" w:val="single"/>
               <w:bottom w:color="f6f8f9" w:space="0" w:sz="6" w:val="single"/>
-              <w:right w:color="f6f8f9" w:space="0" w:sz="6" w:val="single"/>
-            </w:tcBorders>
-            <w:shd w:fill="f6f8f9" w:val="clear"/>
+              <w:right w:color="ffffff" w:space="0" w:sz="6" w:val="single"/>
+            </w:tcBorders>
+            <w:shd w:fill="ffffff" w:val="clear"/>
             <w:tcMar>
               <w:top w:w="40.0" w:type="dxa"/>
               <w:left w:w="120.0" w:type="dxa"/>
@@ -15132,7 +15095,7 @@
                 <w:szCs w:val="20"/>
                 <w:rtl w:val="0"/>
               </w:rPr>
-              <w:t xml:space="preserve">RNF-009</w:t>
+              <w:t xml:space="preserve">RNF-008</w:t>
             </w:r>
             <w:r>
               <w:rPr>
@@ -15147,9 +15110,9 @@
               <w:top w:color="cccccc" w:space="0" w:sz="6" w:val="single"/>
               <w:left w:color="cccccc" w:space="0" w:sz="6" w:val="single"/>
               <w:bottom w:color="f6f8f9" w:space="0" w:sz="6" w:val="single"/>
-              <w:right w:color="f6f8f9" w:space="0" w:sz="6" w:val="single"/>
-            </w:tcBorders>
-            <w:shd w:fill="f6f8f9" w:val="clear"/>
+              <w:right w:color="ffffff" w:space="0" w:sz="6" w:val="single"/>
+            </w:tcBorders>
+            <w:shd w:fill="ffffff" w:val="clear"/>
             <w:tcMar>
               <w:top w:w="40.0" w:type="dxa"/>
               <w:left w:w="40.0" w:type="dxa"/>
@@ -15190,9 +15153,9 @@
               <w:top w:color="cccccc" w:space="0" w:sz="6" w:val="single"/>
               <w:left w:color="cccccc" w:space="0" w:sz="6" w:val="single"/>
               <w:bottom w:color="f6f8f9" w:space="0" w:sz="6" w:val="single"/>
-              <w:right w:color="f6f8f9" w:space="0" w:sz="6" w:val="single"/>
-            </w:tcBorders>
-            <w:shd w:fill="f6f8f9" w:val="clear"/>
+              <w:right w:color="ffffff" w:space="0" w:sz="6" w:val="single"/>
+            </w:tcBorders>
+            <w:shd w:fill="ffffff" w:val="clear"/>
             <w:tcMar>
               <w:top w:w="40.0" w:type="dxa"/>
               <w:left w:w="120.0" w:type="dxa"/>
@@ -15218,7 +15181,7 @@
                 <w:szCs w:val="20"/>
                 <w:rtl w:val="0"/>
               </w:rPr>
-              <w:t xml:space="preserve">Auditoría</w:t>
+              <w:t xml:space="preserve">Trazabilidad</w:t>
             </w:r>
             <w:r>
               <w:rPr>
@@ -15233,9 +15196,9 @@
               <w:top w:color="cccccc" w:space="0" w:sz="6" w:val="single"/>
               <w:left w:color="cccccc" w:space="0" w:sz="6" w:val="single"/>
               <w:bottom w:color="f6f8f9" w:space="0" w:sz="6" w:val="single"/>
-              <w:right w:color="f6f8f9" w:space="0" w:sz="6" w:val="single"/>
-            </w:tcBorders>
-            <w:shd w:fill="f6f8f9" w:val="clear"/>
+              <w:right w:color="ffffff" w:space="0" w:sz="6" w:val="single"/>
+            </w:tcBorders>
+            <w:shd w:fill="ffffff" w:val="clear"/>
             <w:tcMar>
               <w:top w:w="40.0" w:type="dxa"/>
               <w:left w:w="120.0" w:type="dxa"/>
@@ -15261,7 +15224,7 @@
                 <w:szCs w:val="20"/>
                 <w:rtl w:val="0"/>
               </w:rPr>
-              <w:t xml:space="preserve">Registro de información de operaciones importantes</w:t>
+              <w:t xml:space="preserve">Trazabilidad histórica de movimientos del programa</w:t>
             </w:r>
             <w:r>
               <w:rPr>
@@ -15276,9 +15239,9 @@
               <w:top w:color="cccccc" w:space="0" w:sz="6" w:val="single"/>
               <w:left w:color="cccccc" w:space="0" w:sz="6" w:val="single"/>
               <w:bottom w:color="f6f8f9" w:space="0" w:sz="6" w:val="single"/>
-              <w:right w:color="f6f8f9" w:space="0" w:sz="6" w:val="single"/>
-            </w:tcBorders>
-            <w:shd w:fill="f6f8f9" w:val="clear"/>
+              <w:right w:color="ffffff" w:space="0" w:sz="6" w:val="single"/>
+            </w:tcBorders>
+            <w:shd w:fill="ffffff" w:val="clear"/>
             <w:tcMar>
               <w:top w:w="40.0" w:type="dxa"/>
               <w:left w:w="120.0" w:type="dxa"/>
@@ -15291,40 +15254,19 @@
             <w:pPr>
               <w:widowControl w:val="0"/>
               <w:rPr>
+                <w:sz w:val="20"/>
+                <w:szCs w:val="20"/>
+              </w:rPr>
+            </w:pPr>
+            <w:r>
+              <w:rPr>
                 <w:rFonts w:ascii="Roboto" w:cs="Roboto" w:eastAsia="Roboto" w:hAnsi="Roboto"/>
                 <w:color w:val="434343"/>
                 <w:sz w:val="20"/>
                 <w:szCs w:val="20"/>
-              </w:rPr>
-            </w:pPr>
-            <w:r>
-              <w:rPr>
-                <w:rFonts w:ascii="Roboto" w:cs="Roboto" w:eastAsia="Roboto" w:hAnsi="Roboto"/>
-                <w:color w:val="434343"/>
-                <w:sz w:val="20"/>
-                <w:szCs w:val="20"/>
-                <w:rtl w:val="0"/>
-              </w:rPr>
-              <w:t xml:space="preserve">Los movimientos importantes deberán almacenar automáticamente usuario, fecha y hora para poder saber quién realizó cada</w:t>
-            </w:r>
-          </w:p>
-          <w:p>
-            <w:pPr>
-              <w:widowControl w:val="0"/>
-              <w:rPr>
-                <w:sz w:val="20"/>
-                <w:szCs w:val="20"/>
-              </w:rPr>
-            </w:pPr>
-            <w:r>
-              <w:rPr>
-                <w:rFonts w:ascii="Roboto" w:cs="Roboto" w:eastAsia="Roboto" w:hAnsi="Roboto"/>
-                <w:color w:val="434343"/>
-                <w:sz w:val="20"/>
-                <w:szCs w:val="20"/>
-                <w:rtl w:val="0"/>
-              </w:rPr>
-              <w:t xml:space="preserve">acción.</w:t>
+                <w:rtl w:val="0"/>
+              </w:rPr>
+              <w:t xml:space="preserve">Entregas, devoluciones, préstamos, ingresos, bajas, pérdidas, cambios de ubicación, cambios relevantes de estado, check in, lecturas de kilometraje y horas y mantenimientos deberán conservarse históricamente aunque posteriormente cambie el estado actual del artículo o unidad. Se incluirán salidas y recepciones vinculadas de transferencias definitivas, evidencias fotográficas, pruebas y conformidades de mantenimiento, preservando los antecedentes previos.</w:t>
             </w:r>
             <w:r>
               <w:rPr>
@@ -15341,7 +15283,7 @@
               <w:bottom w:color="f6f8f9" w:space="0" w:sz="6" w:val="single"/>
               <w:right w:color="284e3f" w:space="0" w:sz="6" w:val="single"/>
             </w:tcBorders>
-            <w:shd w:fill="f6f8f9" w:val="clear"/>
+            <w:shd w:fill="ffffff" w:val="clear"/>
             <w:tcMar>
               <w:top w:w="40.0" w:type="dxa"/>
               <w:left w:w="40.0" w:type="dxa"/>
@@ -15389,9 +15331,9 @@
               <w:top w:color="cccccc" w:space="0" w:sz="6" w:val="single"/>
               <w:left w:color="284e3f" w:space="0" w:sz="6" w:val="single"/>
               <w:bottom w:color="f6f8f9" w:space="0" w:sz="6" w:val="single"/>
-              <w:right w:color="ffffff" w:space="0" w:sz="6" w:val="single"/>
-            </w:tcBorders>
-            <w:shd w:fill="ffffff" w:val="clear"/>
+              <w:right w:color="f6f8f9" w:space="0" w:sz="6" w:val="single"/>
+            </w:tcBorders>
+            <w:shd w:fill="f6f8f9" w:val="clear"/>
             <w:tcMar>
               <w:top w:w="40.0" w:type="dxa"/>
               <w:left w:w="120.0" w:type="dxa"/>
@@ -15417,7 +15359,7 @@
                 <w:szCs w:val="20"/>
                 <w:rtl w:val="0"/>
               </w:rPr>
-              <w:t xml:space="preserve">RNF-010</w:t>
+              <w:t xml:space="preserve">RNF-009</w:t>
             </w:r>
             <w:r>
               <w:rPr>
@@ -15432,9 +15374,9 @@
               <w:top w:color="cccccc" w:space="0" w:sz="6" w:val="single"/>
               <w:left w:color="cccccc" w:space="0" w:sz="6" w:val="single"/>
               <w:bottom w:color="f6f8f9" w:space="0" w:sz="6" w:val="single"/>
-              <w:right w:color="ffffff" w:space="0" w:sz="6" w:val="single"/>
-            </w:tcBorders>
-            <w:shd w:fill="ffffff" w:val="clear"/>
+              <w:right w:color="f6f8f9" w:space="0" w:sz="6" w:val="single"/>
+            </w:tcBorders>
+            <w:shd w:fill="f6f8f9" w:val="clear"/>
             <w:tcMar>
               <w:top w:w="40.0" w:type="dxa"/>
               <w:left w:w="40.0" w:type="dxa"/>
@@ -15475,9 +15417,9 @@
               <w:top w:color="cccccc" w:space="0" w:sz="6" w:val="single"/>
               <w:left w:color="cccccc" w:space="0" w:sz="6" w:val="single"/>
               <w:bottom w:color="f6f8f9" w:space="0" w:sz="6" w:val="single"/>
-              <w:right w:color="ffffff" w:space="0" w:sz="6" w:val="single"/>
-            </w:tcBorders>
-            <w:shd w:fill="ffffff" w:val="clear"/>
+              <w:right w:color="f6f8f9" w:space="0" w:sz="6" w:val="single"/>
+            </w:tcBorders>
+            <w:shd w:fill="f6f8f9" w:val="clear"/>
             <w:tcMar>
               <w:top w:w="40.0" w:type="dxa"/>
               <w:left w:w="120.0" w:type="dxa"/>
@@ -15503,7 +15445,7 @@
                 <w:szCs w:val="20"/>
                 <w:rtl w:val="0"/>
               </w:rPr>
-              <w:t xml:space="preserve">Integridad</w:t>
+              <w:t xml:space="preserve">Auditoría</w:t>
             </w:r>
             <w:r>
               <w:rPr>
@@ -15518,9 +15460,9 @@
               <w:top w:color="cccccc" w:space="0" w:sz="6" w:val="single"/>
               <w:left w:color="cccccc" w:space="0" w:sz="6" w:val="single"/>
               <w:bottom w:color="f6f8f9" w:space="0" w:sz="6" w:val="single"/>
-              <w:right w:color="ffffff" w:space="0" w:sz="6" w:val="single"/>
-            </w:tcBorders>
-            <w:shd w:fill="ffffff" w:val="clear"/>
+              <w:right w:color="f6f8f9" w:space="0" w:sz="6" w:val="single"/>
+            </w:tcBorders>
+            <w:shd w:fill="f6f8f9" w:val="clear"/>
             <w:tcMar>
               <w:top w:w="40.0" w:type="dxa"/>
               <w:left w:w="120.0" w:type="dxa"/>
@@ -15546,7 +15488,7 @@
                 <w:szCs w:val="20"/>
                 <w:rtl w:val="0"/>
               </w:rPr>
-              <w:t xml:space="preserve">Validar el progreso de kilometraje y horas</w:t>
+              <w:t xml:space="preserve">Registro de información de operaciones importantes</w:t>
             </w:r>
             <w:r>
               <w:rPr>
@@ -15561,9 +15503,9 @@
               <w:top w:color="cccccc" w:space="0" w:sz="6" w:val="single"/>
               <w:left w:color="cccccc" w:space="0" w:sz="6" w:val="single"/>
               <w:bottom w:color="f6f8f9" w:space="0" w:sz="6" w:val="single"/>
-              <w:right w:color="ffffff" w:space="0" w:sz="6" w:val="single"/>
-            </w:tcBorders>
-            <w:shd w:fill="ffffff" w:val="clear"/>
+              <w:right w:color="f6f8f9" w:space="0" w:sz="6" w:val="single"/>
+            </w:tcBorders>
+            <w:shd w:fill="f6f8f9" w:val="clear"/>
             <w:tcMar>
               <w:top w:w="40.0" w:type="dxa"/>
               <w:left w:w="120.0" w:type="dxa"/>
@@ -15576,19 +15518,40 @@
             <w:pPr>
               <w:widowControl w:val="0"/>
               <w:rPr>
-                <w:sz w:val="20"/>
-                <w:szCs w:val="20"/>
-              </w:rPr>
-            </w:pPr>
-            <w:r>
-              <w:rPr>
                 <w:rFonts w:ascii="Roboto" w:cs="Roboto" w:eastAsia="Roboto" w:hAnsi="Roboto"/>
                 <w:color w:val="434343"/>
                 <w:sz w:val="20"/>
                 <w:szCs w:val="20"/>
-                <w:rtl w:val="0"/>
-              </w:rPr>
-              <w:t xml:space="preserve">Una nueva lectura de kilometraje y horas de funcionamiento no podrá ser menor a la última lectura válida registrada para la misma unidad o componente, salvo que exista un procedimiento de corrección que conserve el valor anterior, motivo del ajuste, fecha y usuario responsable.</w:t>
+              </w:rPr>
+            </w:pPr>
+            <w:r>
+              <w:rPr>
+                <w:rFonts w:ascii="Roboto" w:cs="Roboto" w:eastAsia="Roboto" w:hAnsi="Roboto"/>
+                <w:color w:val="434343"/>
+                <w:sz w:val="20"/>
+                <w:szCs w:val="20"/>
+                <w:rtl w:val="0"/>
+              </w:rPr>
+              <w:t xml:space="preserve">Los movimientos importantes deberán almacenar automáticamente usuario, fecha y hora para poder saber quién realizó cada</w:t>
+            </w:r>
+          </w:p>
+          <w:p>
+            <w:pPr>
+              <w:widowControl w:val="0"/>
+              <w:rPr>
+                <w:sz w:val="20"/>
+                <w:szCs w:val="20"/>
+              </w:rPr>
+            </w:pPr>
+            <w:r>
+              <w:rPr>
+                <w:rFonts w:ascii="Roboto" w:cs="Roboto" w:eastAsia="Roboto" w:hAnsi="Roboto"/>
+                <w:color w:val="434343"/>
+                <w:sz w:val="20"/>
+                <w:szCs w:val="20"/>
+                <w:rtl w:val="0"/>
+              </w:rPr>
+              <w:t xml:space="preserve">acción.</w:t>
             </w:r>
             <w:r>
               <w:rPr>
@@ -15605,7 +15568,7 @@
               <w:bottom w:color="f6f8f9" w:space="0" w:sz="6" w:val="single"/>
               <w:right w:color="284e3f" w:space="0" w:sz="6" w:val="single"/>
             </w:tcBorders>
-            <w:shd w:fill="ffffff" w:val="clear"/>
+            <w:shd w:fill="f6f8f9" w:val="clear"/>
             <w:tcMar>
               <w:top w:w="40.0" w:type="dxa"/>
               <w:left w:w="40.0" w:type="dxa"/>
@@ -15653,9 +15616,9 @@
               <w:top w:color="cccccc" w:space="0" w:sz="6" w:val="single"/>
               <w:left w:color="284e3f" w:space="0" w:sz="6" w:val="single"/>
               <w:bottom w:color="f6f8f9" w:space="0" w:sz="6" w:val="single"/>
-              <w:right w:color="f6f8f9" w:space="0" w:sz="6" w:val="single"/>
-            </w:tcBorders>
-            <w:shd w:fill="f6f8f9" w:val="clear"/>
+              <w:right w:color="ffffff" w:space="0" w:sz="6" w:val="single"/>
+            </w:tcBorders>
+            <w:shd w:fill="ffffff" w:val="clear"/>
             <w:tcMar>
               <w:top w:w="40.0" w:type="dxa"/>
               <w:left w:w="120.0" w:type="dxa"/>
@@ -15681,7 +15644,7 @@
                 <w:szCs w:val="20"/>
                 <w:rtl w:val="0"/>
               </w:rPr>
-              <w:t xml:space="preserve">RNF-011</w:t>
+              <w:t xml:space="preserve">RNF-010</w:t>
             </w:r>
             <w:r>
               <w:rPr>
@@ -15696,9 +15659,9 @@
               <w:top w:color="cccccc" w:space="0" w:sz="6" w:val="single"/>
               <w:left w:color="cccccc" w:space="0" w:sz="6" w:val="single"/>
               <w:bottom w:color="f6f8f9" w:space="0" w:sz="6" w:val="single"/>
-              <w:right w:color="f6f8f9" w:space="0" w:sz="6" w:val="single"/>
-            </w:tcBorders>
-            <w:shd w:fill="f6f8f9" w:val="clear"/>
+              <w:right w:color="ffffff" w:space="0" w:sz="6" w:val="single"/>
+            </w:tcBorders>
+            <w:shd w:fill="ffffff" w:val="clear"/>
             <w:tcMar>
               <w:top w:w="40.0" w:type="dxa"/>
               <w:left w:w="40.0" w:type="dxa"/>
@@ -15739,9 +15702,9 @@
               <w:top w:color="cccccc" w:space="0" w:sz="6" w:val="single"/>
               <w:left w:color="cccccc" w:space="0" w:sz="6" w:val="single"/>
               <w:bottom w:color="f6f8f9" w:space="0" w:sz="6" w:val="single"/>
-              <w:right w:color="f6f8f9" w:space="0" w:sz="6" w:val="single"/>
-            </w:tcBorders>
-            <w:shd w:fill="f6f8f9" w:val="clear"/>
+              <w:right w:color="ffffff" w:space="0" w:sz="6" w:val="single"/>
+            </w:tcBorders>
+            <w:shd w:fill="ffffff" w:val="clear"/>
             <w:tcMar>
               <w:top w:w="40.0" w:type="dxa"/>
               <w:left w:w="120.0" w:type="dxa"/>
@@ -15767,7 +15730,7 @@
                 <w:szCs w:val="20"/>
                 <w:rtl w:val="0"/>
               </w:rPr>
-              <w:t xml:space="preserve">Seguridad</w:t>
+              <w:t xml:space="preserve">Integridad</w:t>
             </w:r>
             <w:r>
               <w:rPr>
@@ -15782,9 +15745,9 @@
               <w:top w:color="cccccc" w:space="0" w:sz="6" w:val="single"/>
               <w:left w:color="cccccc" w:space="0" w:sz="6" w:val="single"/>
               <w:bottom w:color="f6f8f9" w:space="0" w:sz="6" w:val="single"/>
-              <w:right w:color="f6f8f9" w:space="0" w:sz="6" w:val="single"/>
-            </w:tcBorders>
-            <w:shd w:fill="f6f8f9" w:val="clear"/>
+              <w:right w:color="ffffff" w:space="0" w:sz="6" w:val="single"/>
+            </w:tcBorders>
+            <w:shd w:fill="ffffff" w:val="clear"/>
             <w:tcMar>
               <w:top w:w="40.0" w:type="dxa"/>
               <w:left w:w="120.0" w:type="dxa"/>
@@ -15810,7 +15773,7 @@
                 <w:szCs w:val="20"/>
                 <w:rtl w:val="0"/>
               </w:rPr>
-              <w:t xml:space="preserve">Restringir acceso según rol y compañía</w:t>
+              <w:t xml:space="preserve">Validar el progreso de kilometraje y horas</w:t>
             </w:r>
             <w:r>
               <w:rPr>
@@ -15825,9 +15788,9 @@
               <w:top w:color="cccccc" w:space="0" w:sz="6" w:val="single"/>
               <w:left w:color="cccccc" w:space="0" w:sz="6" w:val="single"/>
               <w:bottom w:color="f6f8f9" w:space="0" w:sz="6" w:val="single"/>
-              <w:right w:color="f6f8f9" w:space="0" w:sz="6" w:val="single"/>
-            </w:tcBorders>
-            <w:shd w:fill="f6f8f9" w:val="clear"/>
+              <w:right w:color="ffffff" w:space="0" w:sz="6" w:val="single"/>
+            </w:tcBorders>
+            <w:shd w:fill="ffffff" w:val="clear"/>
             <w:tcMar>
               <w:top w:w="40.0" w:type="dxa"/>
               <w:left w:w="120.0" w:type="dxa"/>
@@ -15854,31 +15817,49 @@
                 <w:szCs w:val="20"/>
                 <w:rtl w:val="0"/>
               </w:rPr>
-              <w:t xml:space="preserve">Un usuario operativo no deberá modificar directamente registros de otra compañía, mientras que Comandancia podrá acceder a</w:t>
-            </w:r>
-          </w:p>
-          <w:p>
-            <w:pPr>
-              <w:widowControl w:val="0"/>
-              <w:rPr>
-                <w:sz w:val="20"/>
-                <w:szCs w:val="20"/>
-              </w:rPr>
-            </w:pPr>
-            <w:r>
+              <w:t xml:space="preserve">Una nueva lectura de horas de funcionamiento o kilometraje no podrá ser menor a la última lectura válida registrada para la </w:t>
+            </w:r>
+          </w:p>
+          <w:p>
+            <w:pPr>
+              <w:widowControl w:val="0"/>
               <w:rPr>
                 <w:rFonts w:ascii="Roboto" w:cs="Roboto" w:eastAsia="Roboto" w:hAnsi="Roboto"/>
                 <w:color w:val="434343"/>
                 <w:sz w:val="20"/>
                 <w:szCs w:val="20"/>
-                <w:rtl w:val="0"/>
-              </w:rPr>
-              <w:t xml:space="preserve">información consolidada según sus permisos.</w:t>
-            </w:r>
-            <w:r>
-              <w:rPr>
-                <w:rtl w:val="0"/>
-              </w:rPr>
+              </w:rPr>
+            </w:pPr>
+            <w:r>
+              <w:rPr>
+                <w:rFonts w:ascii="Roboto" w:cs="Roboto" w:eastAsia="Roboto" w:hAnsi="Roboto"/>
+                <w:color w:val="434343"/>
+                <w:sz w:val="20"/>
+                <w:szCs w:val="20"/>
+                <w:rtl w:val="0"/>
+              </w:rPr>
+              <w:t xml:space="preserve">misma unidad o componente, salvo que exista un procedimiento de corrección que conserve el valor anterior, motivo del ajuste, </w:t>
+            </w:r>
+          </w:p>
+          <w:p>
+            <w:pPr>
+              <w:widowControl w:val="0"/>
+              <w:rPr>
+                <w:rFonts w:ascii="Roboto" w:cs="Roboto" w:eastAsia="Roboto" w:hAnsi="Roboto"/>
+                <w:color w:val="434343"/>
+                <w:sz w:val="20"/>
+                <w:szCs w:val="20"/>
+              </w:rPr>
+            </w:pPr>
+            <w:r>
+              <w:rPr>
+                <w:rFonts w:ascii="Roboto" w:cs="Roboto" w:eastAsia="Roboto" w:hAnsi="Roboto"/>
+                <w:color w:val="434343"/>
+                <w:sz w:val="20"/>
+                <w:szCs w:val="20"/>
+                <w:rtl w:val="0"/>
+              </w:rPr>
+              <w:t xml:space="preserve">fecha y usuario responsable.</w:t>
             </w:r>
           </w:p>
         </w:tc>
@@ -15890,7 +15871,7 @@
               <w:bottom w:color="f6f8f9" w:space="0" w:sz="6" w:val="single"/>
               <w:right w:color="284e3f" w:space="0" w:sz="6" w:val="single"/>
             </w:tcBorders>
-            <w:shd w:fill="f6f8f9" w:val="clear"/>
+            <w:shd w:fill="ffffff" w:val="clear"/>
             <w:tcMar>
               <w:top w:w="40.0" w:type="dxa"/>
               <w:left w:w="40.0" w:type="dxa"/>
@@ -15938,9 +15919,9 @@
               <w:top w:color="cccccc" w:space="0" w:sz="6" w:val="single"/>
               <w:left w:color="284e3f" w:space="0" w:sz="6" w:val="single"/>
               <w:bottom w:color="f6f8f9" w:space="0" w:sz="6" w:val="single"/>
-              <w:right w:color="ffffff" w:space="0" w:sz="6" w:val="single"/>
-            </w:tcBorders>
-            <w:shd w:fill="ffffff" w:val="clear"/>
+              <w:right w:color="f6f8f9" w:space="0" w:sz="6" w:val="single"/>
+            </w:tcBorders>
+            <w:shd w:fill="f6f8f9" w:val="clear"/>
             <w:tcMar>
               <w:top w:w="40.0" w:type="dxa"/>
               <w:left w:w="120.0" w:type="dxa"/>
@@ -15966,7 +15947,7 @@
                 <w:szCs w:val="20"/>
                 <w:rtl w:val="0"/>
               </w:rPr>
-              <w:t xml:space="preserve">RNF-012</w:t>
+              <w:t xml:space="preserve">RNF-011</w:t>
             </w:r>
             <w:r>
               <w:rPr>
@@ -15981,9 +15962,9 @@
               <w:top w:color="cccccc" w:space="0" w:sz="6" w:val="single"/>
               <w:left w:color="cccccc" w:space="0" w:sz="6" w:val="single"/>
               <w:bottom w:color="f6f8f9" w:space="0" w:sz="6" w:val="single"/>
-              <w:right w:color="ffffff" w:space="0" w:sz="6" w:val="single"/>
-            </w:tcBorders>
-            <w:shd w:fill="ffffff" w:val="clear"/>
+              <w:right w:color="f6f8f9" w:space="0" w:sz="6" w:val="single"/>
+            </w:tcBorders>
+            <w:shd w:fill="f6f8f9" w:val="clear"/>
             <w:tcMar>
               <w:top w:w="40.0" w:type="dxa"/>
               <w:left w:w="40.0" w:type="dxa"/>
@@ -16024,9 +16005,9 @@
               <w:top w:color="cccccc" w:space="0" w:sz="6" w:val="single"/>
               <w:left w:color="cccccc" w:space="0" w:sz="6" w:val="single"/>
               <w:bottom w:color="f6f8f9" w:space="0" w:sz="6" w:val="single"/>
-              <w:right w:color="ffffff" w:space="0" w:sz="6" w:val="single"/>
-            </w:tcBorders>
-            <w:shd w:fill="ffffff" w:val="clear"/>
+              <w:right w:color="f6f8f9" w:space="0" w:sz="6" w:val="single"/>
+            </w:tcBorders>
+            <w:shd w:fill="f6f8f9" w:val="clear"/>
             <w:tcMar>
               <w:top w:w="40.0" w:type="dxa"/>
               <w:left w:w="120.0" w:type="dxa"/>
@@ -16067,9 +16048,9 @@
               <w:top w:color="cccccc" w:space="0" w:sz="6" w:val="single"/>
               <w:left w:color="cccccc" w:space="0" w:sz="6" w:val="single"/>
               <w:bottom w:color="f6f8f9" w:space="0" w:sz="6" w:val="single"/>
-              <w:right w:color="ffffff" w:space="0" w:sz="6" w:val="single"/>
-            </w:tcBorders>
-            <w:shd w:fill="ffffff" w:val="clear"/>
+              <w:right w:color="f6f8f9" w:space="0" w:sz="6" w:val="single"/>
+            </w:tcBorders>
+            <w:shd w:fill="f6f8f9" w:val="clear"/>
             <w:tcMar>
               <w:top w:w="40.0" w:type="dxa"/>
               <w:left w:w="120.0" w:type="dxa"/>
@@ -16095,7 +16076,7 @@
                 <w:szCs w:val="20"/>
                 <w:rtl w:val="0"/>
               </w:rPr>
-              <w:t xml:space="preserve">Proteger las credenciales de acceso</w:t>
+              <w:t xml:space="preserve">Restringir acceso según rol y compañía</w:t>
             </w:r>
             <w:r>
               <w:rPr>
@@ -16110,9 +16091,9 @@
               <w:top w:color="cccccc" w:space="0" w:sz="6" w:val="single"/>
               <w:left w:color="cccccc" w:space="0" w:sz="6" w:val="single"/>
               <w:bottom w:color="f6f8f9" w:space="0" w:sz="6" w:val="single"/>
-              <w:right w:color="ffffff" w:space="0" w:sz="6" w:val="single"/>
-            </w:tcBorders>
-            <w:shd w:fill="ffffff" w:val="clear"/>
+              <w:right w:color="f6f8f9" w:space="0" w:sz="6" w:val="single"/>
+            </w:tcBorders>
+            <w:shd w:fill="f6f8f9" w:val="clear"/>
             <w:tcMar>
               <w:top w:w="40.0" w:type="dxa"/>
               <w:left w:w="120.0" w:type="dxa"/>
@@ -16137,7 +16118,7 @@
                 <w:szCs w:val="20"/>
                 <w:rtl w:val="0"/>
               </w:rPr>
-              <w:t xml:space="preserve">Las contraseñas deberán almacenarse mediante mecanismos seguros de hash y nunca quedar guardadas en texto plano.</w:t>
+              <w:t xml:space="preserve">Un usuario operativo no deberá modificar directamente registros de otra compañía, mientras que Comandancia podrá acceder a información consolidada según sus permisos. Cargo de Bomberos, perfil técnico y ámbito se distinguirán, el cargo por sí solo no concederá permisos. Las facultades de crear, corregir, anular, aprobar, recibir, exportar y administrar se definirán expresamente en una matriz por cargo y ámbito, sin asumir que la descripción informal de superusuario concede acceso irrestricto.</w:t>
             </w:r>
             <w:r>
               <w:rPr>
@@ -16154,7 +16135,7 @@
               <w:bottom w:color="f6f8f9" w:space="0" w:sz="6" w:val="single"/>
               <w:right w:color="284e3f" w:space="0" w:sz="6" w:val="single"/>
             </w:tcBorders>
-            <w:shd w:fill="ffffff" w:val="clear"/>
+            <w:shd w:fill="f6f8f9" w:val="clear"/>
             <w:tcMar>
               <w:top w:w="40.0" w:type="dxa"/>
               <w:left w:w="40.0" w:type="dxa"/>
@@ -16202,9 +16183,9 @@
               <w:top w:color="cccccc" w:space="0" w:sz="6" w:val="single"/>
               <w:left w:color="284e3f" w:space="0" w:sz="6" w:val="single"/>
               <w:bottom w:color="f6f8f9" w:space="0" w:sz="6" w:val="single"/>
-              <w:right w:color="f6f8f9" w:space="0" w:sz="6" w:val="single"/>
-            </w:tcBorders>
-            <w:shd w:fill="f6f8f9" w:val="clear"/>
+              <w:right w:color="ffffff" w:space="0" w:sz="6" w:val="single"/>
+            </w:tcBorders>
+            <w:shd w:fill="ffffff" w:val="clear"/>
             <w:tcMar>
               <w:top w:w="40.0" w:type="dxa"/>
               <w:left w:w="120.0" w:type="dxa"/>
@@ -16230,7 +16211,7 @@
                 <w:szCs w:val="20"/>
                 <w:rtl w:val="0"/>
               </w:rPr>
-              <w:t xml:space="preserve">RNF-013</w:t>
+              <w:t xml:space="preserve">RNF-012</w:t>
             </w:r>
             <w:r>
               <w:rPr>
@@ -16245,9 +16226,9 @@
               <w:top w:color="cccccc" w:space="0" w:sz="6" w:val="single"/>
               <w:left w:color="cccccc" w:space="0" w:sz="6" w:val="single"/>
               <w:bottom w:color="f6f8f9" w:space="0" w:sz="6" w:val="single"/>
-              <w:right w:color="f6f8f9" w:space="0" w:sz="6" w:val="single"/>
-            </w:tcBorders>
-            <w:shd w:fill="f6f8f9" w:val="clear"/>
+              <w:right w:color="ffffff" w:space="0" w:sz="6" w:val="single"/>
+            </w:tcBorders>
+            <w:shd w:fill="ffffff" w:val="clear"/>
             <w:tcMar>
               <w:top w:w="40.0" w:type="dxa"/>
               <w:left w:w="40.0" w:type="dxa"/>
@@ -16288,9 +16269,9 @@
               <w:top w:color="cccccc" w:space="0" w:sz="6" w:val="single"/>
               <w:left w:color="cccccc" w:space="0" w:sz="6" w:val="single"/>
               <w:bottom w:color="f6f8f9" w:space="0" w:sz="6" w:val="single"/>
-              <w:right w:color="f6f8f9" w:space="0" w:sz="6" w:val="single"/>
-            </w:tcBorders>
-            <w:shd w:fill="f6f8f9" w:val="clear"/>
+              <w:right w:color="ffffff" w:space="0" w:sz="6" w:val="single"/>
+            </w:tcBorders>
+            <w:shd w:fill="ffffff" w:val="clear"/>
             <w:tcMar>
               <w:top w:w="40.0" w:type="dxa"/>
               <w:left w:w="120.0" w:type="dxa"/>
@@ -16316,7 +16297,7 @@
                 <w:szCs w:val="20"/>
                 <w:rtl w:val="0"/>
               </w:rPr>
-              <w:t xml:space="preserve">Usabilidad</w:t>
+              <w:t xml:space="preserve">Seguridad</w:t>
             </w:r>
             <w:r>
               <w:rPr>
@@ -16331,9 +16312,9 @@
               <w:top w:color="cccccc" w:space="0" w:sz="6" w:val="single"/>
               <w:left w:color="cccccc" w:space="0" w:sz="6" w:val="single"/>
               <w:bottom w:color="f6f8f9" w:space="0" w:sz="6" w:val="single"/>
-              <w:right w:color="f6f8f9" w:space="0" w:sz="6" w:val="single"/>
-            </w:tcBorders>
-            <w:shd w:fill="f6f8f9" w:val="clear"/>
+              <w:right w:color="ffffff" w:space="0" w:sz="6" w:val="single"/>
+            </w:tcBorders>
+            <w:shd w:fill="ffffff" w:val="clear"/>
             <w:tcMar>
               <w:top w:w="40.0" w:type="dxa"/>
               <w:left w:w="120.0" w:type="dxa"/>
@@ -16359,7 +16340,7 @@
                 <w:szCs w:val="20"/>
                 <w:rtl w:val="0"/>
               </w:rPr>
-              <w:t xml:space="preserve">Claridad del contexto visual de ingreso a la plataforma</w:t>
+              <w:t xml:space="preserve">Proteger las credenciales de acceso</w:t>
             </w:r>
             <w:r>
               <w:rPr>
@@ -16374,9 +16355,9 @@
               <w:top w:color="cccccc" w:space="0" w:sz="6" w:val="single"/>
               <w:left w:color="cccccc" w:space="0" w:sz="6" w:val="single"/>
               <w:bottom w:color="f6f8f9" w:space="0" w:sz="6" w:val="single"/>
-              <w:right w:color="f6f8f9" w:space="0" w:sz="6" w:val="single"/>
-            </w:tcBorders>
-            <w:shd w:fill="f6f8f9" w:val="clear"/>
+              <w:right w:color="ffffff" w:space="0" w:sz="6" w:val="single"/>
+            </w:tcBorders>
+            <w:shd w:fill="ffffff" w:val="clear"/>
             <w:tcMar>
               <w:top w:w="40.0" w:type="dxa"/>
               <w:left w:w="120.0" w:type="dxa"/>
@@ -16389,40 +16370,19 @@
             <w:pPr>
               <w:widowControl w:val="0"/>
               <w:rPr>
+                <w:sz w:val="20"/>
+                <w:szCs w:val="20"/>
+              </w:rPr>
+            </w:pPr>
+            <w:r>
+              <w:rPr>
                 <w:rFonts w:ascii="Roboto" w:cs="Roboto" w:eastAsia="Roboto" w:hAnsi="Roboto"/>
                 <w:color w:val="434343"/>
                 <w:sz w:val="20"/>
                 <w:szCs w:val="20"/>
-              </w:rPr>
-            </w:pPr>
-            <w:r>
-              <w:rPr>
-                <w:rFonts w:ascii="Roboto" w:cs="Roboto" w:eastAsia="Roboto" w:hAnsi="Roboto"/>
-                <w:color w:val="434343"/>
-                <w:sz w:val="20"/>
-                <w:szCs w:val="20"/>
-                <w:rtl w:val="0"/>
-              </w:rPr>
-              <w:t xml:space="preserve">En las pantallas de inventario, préstamos, unidades o check in deberá mostrarse claramente la compañía sobre la cual está</w:t>
-            </w:r>
-          </w:p>
-          <w:p>
-            <w:pPr>
-              <w:widowControl w:val="0"/>
-              <w:rPr>
-                <w:sz w:val="20"/>
-                <w:szCs w:val="20"/>
-              </w:rPr>
-            </w:pPr>
-            <w:r>
-              <w:rPr>
-                <w:rFonts w:ascii="Roboto" w:cs="Roboto" w:eastAsia="Roboto" w:hAnsi="Roboto"/>
-                <w:color w:val="434343"/>
-                <w:sz w:val="20"/>
-                <w:szCs w:val="20"/>
-                <w:rtl w:val="0"/>
-              </w:rPr>
-              <w:t xml:space="preserve">trabajando el usuario para evitar registros incorrectos.</w:t>
+                <w:rtl w:val="0"/>
+              </w:rPr>
+              <w:t xml:space="preserve">Las contraseñas deberán almacenarse mediante mecanismos seguros de hash y nunca quedar guardadas en texto plano.</w:t>
             </w:r>
             <w:r>
               <w:rPr>
@@ -16439,7 +16399,7 @@
               <w:bottom w:color="f6f8f9" w:space="0" w:sz="6" w:val="single"/>
               <w:right w:color="284e3f" w:space="0" w:sz="6" w:val="single"/>
             </w:tcBorders>
-            <w:shd w:fill="f6f8f9" w:val="clear"/>
+            <w:shd w:fill="ffffff" w:val="clear"/>
             <w:tcMar>
               <w:top w:w="40.0" w:type="dxa"/>
               <w:left w:w="40.0" w:type="dxa"/>
@@ -16487,9 +16447,9 @@
               <w:top w:color="cccccc" w:space="0" w:sz="6" w:val="single"/>
               <w:left w:color="284e3f" w:space="0" w:sz="6" w:val="single"/>
               <w:bottom w:color="f6f8f9" w:space="0" w:sz="6" w:val="single"/>
-              <w:right w:color="ffffff" w:space="0" w:sz="6" w:val="single"/>
-            </w:tcBorders>
-            <w:shd w:fill="ffffff" w:val="clear"/>
+              <w:right w:color="f6f8f9" w:space="0" w:sz="6" w:val="single"/>
+            </w:tcBorders>
+            <w:shd w:fill="f6f8f9" w:val="clear"/>
             <w:tcMar>
               <w:top w:w="40.0" w:type="dxa"/>
               <w:left w:w="120.0" w:type="dxa"/>
@@ -16515,7 +16475,7 @@
                 <w:szCs w:val="20"/>
                 <w:rtl w:val="0"/>
               </w:rPr>
-              <w:t xml:space="preserve">RNF-014</w:t>
+              <w:t xml:space="preserve">RNF-013</w:t>
             </w:r>
             <w:r>
               <w:rPr>
@@ -16530,9 +16490,9 @@
               <w:top w:color="cccccc" w:space="0" w:sz="6" w:val="single"/>
               <w:left w:color="cccccc" w:space="0" w:sz="6" w:val="single"/>
               <w:bottom w:color="f6f8f9" w:space="0" w:sz="6" w:val="single"/>
-              <w:right w:color="ffffff" w:space="0" w:sz="6" w:val="single"/>
-            </w:tcBorders>
-            <w:shd w:fill="ffffff" w:val="clear"/>
+              <w:right w:color="f6f8f9" w:space="0" w:sz="6" w:val="single"/>
+            </w:tcBorders>
+            <w:shd w:fill="f6f8f9" w:val="clear"/>
             <w:tcMar>
               <w:top w:w="40.0" w:type="dxa"/>
               <w:left w:w="40.0" w:type="dxa"/>
@@ -16573,9 +16533,9 @@
               <w:top w:color="cccccc" w:space="0" w:sz="6" w:val="single"/>
               <w:left w:color="cccccc" w:space="0" w:sz="6" w:val="single"/>
               <w:bottom w:color="f6f8f9" w:space="0" w:sz="6" w:val="single"/>
-              <w:right w:color="ffffff" w:space="0" w:sz="6" w:val="single"/>
-            </w:tcBorders>
-            <w:shd w:fill="ffffff" w:val="clear"/>
+              <w:right w:color="f6f8f9" w:space="0" w:sz="6" w:val="single"/>
+            </w:tcBorders>
+            <w:shd w:fill="f6f8f9" w:val="clear"/>
             <w:tcMar>
               <w:top w:w="40.0" w:type="dxa"/>
               <w:left w:w="120.0" w:type="dxa"/>
@@ -16616,9 +16576,9 @@
               <w:top w:color="cccccc" w:space="0" w:sz="6" w:val="single"/>
               <w:left w:color="cccccc" w:space="0" w:sz="6" w:val="single"/>
               <w:bottom w:color="f6f8f9" w:space="0" w:sz="6" w:val="single"/>
-              <w:right w:color="ffffff" w:space="0" w:sz="6" w:val="single"/>
-            </w:tcBorders>
-            <w:shd w:fill="ffffff" w:val="clear"/>
+              <w:right w:color="f6f8f9" w:space="0" w:sz="6" w:val="single"/>
+            </w:tcBorders>
+            <w:shd w:fill="f6f8f9" w:val="clear"/>
             <w:tcMar>
               <w:top w:w="40.0" w:type="dxa"/>
               <w:left w:w="120.0" w:type="dxa"/>
@@ -16644,7 +16604,7 @@
                 <w:szCs w:val="20"/>
                 <w:rtl w:val="0"/>
               </w:rPr>
-              <w:t xml:space="preserve">Eficiencia y usabilidad del check-in diario de bomberos</w:t>
+              <w:t xml:space="preserve">Claridad del contexto visual de ingreso a la plataforma</w:t>
             </w:r>
             <w:r>
               <w:rPr>
@@ -16659,9 +16619,9 @@
               <w:top w:color="cccccc" w:space="0" w:sz="6" w:val="single"/>
               <w:left w:color="cccccc" w:space="0" w:sz="6" w:val="single"/>
               <w:bottom w:color="f6f8f9" w:space="0" w:sz="6" w:val="single"/>
-              <w:right w:color="ffffff" w:space="0" w:sz="6" w:val="single"/>
-            </w:tcBorders>
-            <w:shd w:fill="ffffff" w:val="clear"/>
+              <w:right w:color="f6f8f9" w:space="0" w:sz="6" w:val="single"/>
+            </w:tcBorders>
+            <w:shd w:fill="f6f8f9" w:val="clear"/>
             <w:tcMar>
               <w:top w:w="40.0" w:type="dxa"/>
               <w:left w:w="120.0" w:type="dxa"/>
@@ -16674,40 +16634,19 @@
             <w:pPr>
               <w:widowControl w:val="0"/>
               <w:rPr>
+                <w:sz w:val="20"/>
+                <w:szCs w:val="20"/>
+              </w:rPr>
+            </w:pPr>
+            <w:r>
+              <w:rPr>
                 <w:rFonts w:ascii="Roboto" w:cs="Roboto" w:eastAsia="Roboto" w:hAnsi="Roboto"/>
                 <w:color w:val="434343"/>
                 <w:sz w:val="20"/>
                 <w:szCs w:val="20"/>
-              </w:rPr>
-            </w:pPr>
-            <w:r>
-              <w:rPr>
-                <w:rFonts w:ascii="Roboto" w:cs="Roboto" w:eastAsia="Roboto" w:hAnsi="Roboto"/>
-                <w:color w:val="434343"/>
-                <w:sz w:val="20"/>
-                <w:szCs w:val="20"/>
-                <w:rtl w:val="0"/>
-              </w:rPr>
-              <w:t xml:space="preserve">La revisión diaria deberá poder completarse mediante un flujo directo, evitando que el usuario tenga que entrar a distintos</w:t>
-            </w:r>
-          </w:p>
-          <w:p>
-            <w:pPr>
-              <w:widowControl w:val="0"/>
-              <w:rPr>
-                <w:sz w:val="20"/>
-                <w:szCs w:val="20"/>
-              </w:rPr>
-            </w:pPr>
-            <w:r>
-              <w:rPr>
-                <w:rFonts w:ascii="Roboto" w:cs="Roboto" w:eastAsia="Roboto" w:hAnsi="Roboto"/>
-                <w:color w:val="434343"/>
-                <w:sz w:val="20"/>
-                <w:szCs w:val="20"/>
-                <w:rtl w:val="0"/>
-              </w:rPr>
-              <w:t xml:space="preserve">módulos para registrar los datos habituales de una unidad.</w:t>
+                <w:rtl w:val="0"/>
+              </w:rPr>
+              <w:t xml:space="preserve">En las pantallas de inventario, préstamos, unidades o check in deberá mostrarse claramente la compañía sobre la cual está trabajando el usuario para evitar registros incorrectos. Cuando se opere sobre otra dependencia habilitada o Comandancia, se mostrará ese ámbito y se distinguirá inventario propio de vista consolidada.</w:t>
             </w:r>
             <w:r>
               <w:rPr>
@@ -16724,7 +16663,7 @@
               <w:bottom w:color="f6f8f9" w:space="0" w:sz="6" w:val="single"/>
               <w:right w:color="284e3f" w:space="0" w:sz="6" w:val="single"/>
             </w:tcBorders>
-            <w:shd w:fill="ffffff" w:val="clear"/>
+            <w:shd w:fill="f6f8f9" w:val="clear"/>
             <w:tcMar>
               <w:top w:w="40.0" w:type="dxa"/>
               <w:left w:w="40.0" w:type="dxa"/>
@@ -16745,12 +16684,12 @@
             <w:r>
               <w:rPr>
                 <w:rFonts w:ascii="Roboto" w:cs="Roboto" w:eastAsia="Roboto" w:hAnsi="Roboto"/>
-                <w:color w:val="f4a623"/>
-                <w:sz w:val="20"/>
-                <w:szCs w:val="20"/>
-                <w:rtl w:val="0"/>
-              </w:rPr>
-              <w:t xml:space="preserve">Media</w:t>
+                <w:color w:val="b10202"/>
+                <w:sz w:val="20"/>
+                <w:szCs w:val="20"/>
+                <w:rtl w:val="0"/>
+              </w:rPr>
+              <w:t xml:space="preserve">Alta</w:t>
             </w:r>
             <w:r>
               <w:rPr>
@@ -16772,9 +16711,9 @@
               <w:top w:color="cccccc" w:space="0" w:sz="6" w:val="single"/>
               <w:left w:color="284e3f" w:space="0" w:sz="6" w:val="single"/>
               <w:bottom w:color="f6f8f9" w:space="0" w:sz="6" w:val="single"/>
-              <w:right w:color="f6f8f9" w:space="0" w:sz="6" w:val="single"/>
-            </w:tcBorders>
-            <w:shd w:fill="f6f8f9" w:val="clear"/>
+              <w:right w:color="ffffff" w:space="0" w:sz="6" w:val="single"/>
+            </w:tcBorders>
+            <w:shd w:fill="ffffff" w:val="clear"/>
             <w:tcMar>
               <w:top w:w="40.0" w:type="dxa"/>
               <w:left w:w="120.0" w:type="dxa"/>
@@ -16800,7 +16739,7 @@
                 <w:szCs w:val="20"/>
                 <w:rtl w:val="0"/>
               </w:rPr>
-              <w:t xml:space="preserve">RNF-015</w:t>
+              <w:t xml:space="preserve">RNF-014</w:t>
             </w:r>
             <w:r>
               <w:rPr>
@@ -16815,9 +16754,9 @@
               <w:top w:color="cccccc" w:space="0" w:sz="6" w:val="single"/>
               <w:left w:color="cccccc" w:space="0" w:sz="6" w:val="single"/>
               <w:bottom w:color="f6f8f9" w:space="0" w:sz="6" w:val="single"/>
-              <w:right w:color="f6f8f9" w:space="0" w:sz="6" w:val="single"/>
-            </w:tcBorders>
-            <w:shd w:fill="f6f8f9" w:val="clear"/>
+              <w:right w:color="ffffff" w:space="0" w:sz="6" w:val="single"/>
+            </w:tcBorders>
+            <w:shd w:fill="ffffff" w:val="clear"/>
             <w:tcMar>
               <w:top w:w="40.0" w:type="dxa"/>
               <w:left w:w="40.0" w:type="dxa"/>
@@ -16858,9 +16797,9 @@
               <w:top w:color="cccccc" w:space="0" w:sz="6" w:val="single"/>
               <w:left w:color="cccccc" w:space="0" w:sz="6" w:val="single"/>
               <w:bottom w:color="f6f8f9" w:space="0" w:sz="6" w:val="single"/>
-              <w:right w:color="f6f8f9" w:space="0" w:sz="6" w:val="single"/>
-            </w:tcBorders>
-            <w:shd w:fill="f6f8f9" w:val="clear"/>
+              <w:right w:color="ffffff" w:space="0" w:sz="6" w:val="single"/>
+            </w:tcBorders>
+            <w:shd w:fill="ffffff" w:val="clear"/>
             <w:tcMar>
               <w:top w:w="40.0" w:type="dxa"/>
               <w:left w:w="120.0" w:type="dxa"/>
@@ -16886,7 +16825,7 @@
                 <w:szCs w:val="20"/>
                 <w:rtl w:val="0"/>
               </w:rPr>
-              <w:t xml:space="preserve">Configuración</w:t>
+              <w:t xml:space="preserve">Usabilidad</w:t>
             </w:r>
             <w:r>
               <w:rPr>
@@ -16901,9 +16840,9 @@
               <w:top w:color="cccccc" w:space="0" w:sz="6" w:val="single"/>
               <w:left w:color="cccccc" w:space="0" w:sz="6" w:val="single"/>
               <w:bottom w:color="f6f8f9" w:space="0" w:sz="6" w:val="single"/>
-              <w:right w:color="f6f8f9" w:space="0" w:sz="6" w:val="single"/>
-            </w:tcBorders>
-            <w:shd w:fill="f6f8f9" w:val="clear"/>
+              <w:right w:color="ffffff" w:space="0" w:sz="6" w:val="single"/>
+            </w:tcBorders>
+            <w:shd w:fill="ffffff" w:val="clear"/>
             <w:tcMar>
               <w:top w:w="40.0" w:type="dxa"/>
               <w:left w:w="120.0" w:type="dxa"/>
@@ -16929,7 +16868,7 @@
                 <w:szCs w:val="20"/>
                 <w:rtl w:val="0"/>
               </w:rPr>
-              <w:t xml:space="preserve">Configurable el intervalo de límites del mantenimiento</w:t>
+              <w:t xml:space="preserve">Eficiencia y usabilidad del check in diario de bomberos</w:t>
             </w:r>
             <w:r>
               <w:rPr>
@@ -16944,9 +16883,9 @@
               <w:top w:color="cccccc" w:space="0" w:sz="6" w:val="single"/>
               <w:left w:color="cccccc" w:space="0" w:sz="6" w:val="single"/>
               <w:bottom w:color="f6f8f9" w:space="0" w:sz="6" w:val="single"/>
-              <w:right w:color="f6f8f9" w:space="0" w:sz="6" w:val="single"/>
-            </w:tcBorders>
-            <w:shd w:fill="f6f8f9" w:val="clear"/>
+              <w:right w:color="ffffff" w:space="0" w:sz="6" w:val="single"/>
+            </w:tcBorders>
+            <w:shd w:fill="ffffff" w:val="clear"/>
             <w:tcMar>
               <w:top w:w="40.0" w:type="dxa"/>
               <w:left w:w="120.0" w:type="dxa"/>
@@ -16959,19 +16898,40 @@
             <w:pPr>
               <w:widowControl w:val="0"/>
               <w:rPr>
-                <w:sz w:val="20"/>
-                <w:szCs w:val="20"/>
-              </w:rPr>
-            </w:pPr>
-            <w:r>
-              <w:rPr>
                 <w:rFonts w:ascii="Roboto" w:cs="Roboto" w:eastAsia="Roboto" w:hAnsi="Roboto"/>
                 <w:color w:val="434343"/>
                 <w:sz w:val="20"/>
                 <w:szCs w:val="20"/>
-                <w:rtl w:val="0"/>
-              </w:rPr>
-              <w:t xml:space="preserve">Los límites de mantenimiento por kilometraje, horas de funcionamiento o fecha deberán almacenarse como parámetros configurables por unidad, tipo de mantenimiento o componente cuando corresponda, evitando valores escritos directamente en el código.</w:t>
+              </w:rPr>
+            </w:pPr>
+            <w:r>
+              <w:rPr>
+                <w:rFonts w:ascii="Roboto" w:cs="Roboto" w:eastAsia="Roboto" w:hAnsi="Roboto"/>
+                <w:color w:val="434343"/>
+                <w:sz w:val="20"/>
+                <w:szCs w:val="20"/>
+                <w:rtl w:val="0"/>
+              </w:rPr>
+              <w:t xml:space="preserve">La revisión diaria deberá poder completarse mediante un flujo directo, evitando que el usuario tenga que entrar a distintos</w:t>
+            </w:r>
+          </w:p>
+          <w:p>
+            <w:pPr>
+              <w:widowControl w:val="0"/>
+              <w:rPr>
+                <w:sz w:val="20"/>
+                <w:szCs w:val="20"/>
+              </w:rPr>
+            </w:pPr>
+            <w:r>
+              <w:rPr>
+                <w:rFonts w:ascii="Roboto" w:cs="Roboto" w:eastAsia="Roboto" w:hAnsi="Roboto"/>
+                <w:color w:val="434343"/>
+                <w:sz w:val="20"/>
+                <w:szCs w:val="20"/>
+                <w:rtl w:val="0"/>
+              </w:rPr>
+              <w:t xml:space="preserve">módulos para registrar los datos habituales de una unidad.</w:t>
             </w:r>
             <w:r>
               <w:rPr>
@@ -16988,7 +16948,7 @@
               <w:bottom w:color="f6f8f9" w:space="0" w:sz="6" w:val="single"/>
               <w:right w:color="284e3f" w:space="0" w:sz="6" w:val="single"/>
             </w:tcBorders>
-            <w:shd w:fill="f6f8f9" w:val="clear"/>
+            <w:shd w:fill="ffffff" w:val="clear"/>
             <w:tcMar>
               <w:top w:w="40.0" w:type="dxa"/>
               <w:left w:w="40.0" w:type="dxa"/>
@@ -17009,12 +16969,12 @@
             <w:r>
               <w:rPr>
                 <w:rFonts w:ascii="Roboto" w:cs="Roboto" w:eastAsia="Roboto" w:hAnsi="Roboto"/>
-                <w:color w:val="b10202"/>
-                <w:sz w:val="20"/>
-                <w:szCs w:val="20"/>
-                <w:rtl w:val="0"/>
-              </w:rPr>
-              <w:t xml:space="preserve">Alta</w:t>
+                <w:color w:val="f4a623"/>
+                <w:sz w:val="20"/>
+                <w:szCs w:val="20"/>
+                <w:rtl w:val="0"/>
+              </w:rPr>
+              <w:t xml:space="preserve">Media</w:t>
             </w:r>
             <w:r>
               <w:rPr>
@@ -17036,9 +16996,9 @@
               <w:top w:color="cccccc" w:space="0" w:sz="6" w:val="single"/>
               <w:left w:color="284e3f" w:space="0" w:sz="6" w:val="single"/>
               <w:bottom w:color="f6f8f9" w:space="0" w:sz="6" w:val="single"/>
-              <w:right w:color="ffffff" w:space="0" w:sz="6" w:val="single"/>
-            </w:tcBorders>
-            <w:shd w:fill="ffffff" w:val="clear"/>
+              <w:right w:color="f6f8f9" w:space="0" w:sz="6" w:val="single"/>
+            </w:tcBorders>
+            <w:shd w:fill="f6f8f9" w:val="clear"/>
             <w:tcMar>
               <w:top w:w="40.0" w:type="dxa"/>
               <w:left w:w="120.0" w:type="dxa"/>
@@ -17064,7 +17024,7 @@
                 <w:szCs w:val="20"/>
                 <w:rtl w:val="0"/>
               </w:rPr>
-              <w:t xml:space="preserve">RNF-016</w:t>
+              <w:t xml:space="preserve">RNF-015</w:t>
             </w:r>
             <w:r>
               <w:rPr>
@@ -17079,9 +17039,9 @@
               <w:top w:color="cccccc" w:space="0" w:sz="6" w:val="single"/>
               <w:left w:color="cccccc" w:space="0" w:sz="6" w:val="single"/>
               <w:bottom w:color="f6f8f9" w:space="0" w:sz="6" w:val="single"/>
-              <w:right w:color="ffffff" w:space="0" w:sz="6" w:val="single"/>
-            </w:tcBorders>
-            <w:shd w:fill="ffffff" w:val="clear"/>
+              <w:right w:color="f6f8f9" w:space="0" w:sz="6" w:val="single"/>
+            </w:tcBorders>
+            <w:shd w:fill="f6f8f9" w:val="clear"/>
             <w:tcMar>
               <w:top w:w="40.0" w:type="dxa"/>
               <w:left w:w="40.0" w:type="dxa"/>
@@ -17122,9 +17082,9 @@
               <w:top w:color="cccccc" w:space="0" w:sz="6" w:val="single"/>
               <w:left w:color="cccccc" w:space="0" w:sz="6" w:val="single"/>
               <w:bottom w:color="f6f8f9" w:space="0" w:sz="6" w:val="single"/>
-              <w:right w:color="ffffff" w:space="0" w:sz="6" w:val="single"/>
-            </w:tcBorders>
-            <w:shd w:fill="ffffff" w:val="clear"/>
+              <w:right w:color="f6f8f9" w:space="0" w:sz="6" w:val="single"/>
+            </w:tcBorders>
+            <w:shd w:fill="f6f8f9" w:val="clear"/>
             <w:tcMar>
               <w:top w:w="40.0" w:type="dxa"/>
               <w:left w:w="120.0" w:type="dxa"/>
@@ -17150,7 +17110,7 @@
                 <w:szCs w:val="20"/>
                 <w:rtl w:val="0"/>
               </w:rPr>
-              <w:t xml:space="preserve">Disponibilidad de Información</w:t>
+              <w:t xml:space="preserve">Configuración</w:t>
             </w:r>
             <w:r>
               <w:rPr>
@@ -17165,9 +17125,9 @@
               <w:top w:color="cccccc" w:space="0" w:sz="6" w:val="single"/>
               <w:left w:color="cccccc" w:space="0" w:sz="6" w:val="single"/>
               <w:bottom w:color="f6f8f9" w:space="0" w:sz="6" w:val="single"/>
-              <w:right w:color="ffffff" w:space="0" w:sz="6" w:val="single"/>
-            </w:tcBorders>
-            <w:shd w:fill="ffffff" w:val="clear"/>
+              <w:right w:color="f6f8f9" w:space="0" w:sz="6" w:val="single"/>
+            </w:tcBorders>
+            <w:shd w:fill="f6f8f9" w:val="clear"/>
             <w:tcMar>
               <w:top w:w="40.0" w:type="dxa"/>
               <w:left w:w="120.0" w:type="dxa"/>
@@ -17193,7 +17153,7 @@
                 <w:szCs w:val="20"/>
                 <w:rtl w:val="0"/>
               </w:rPr>
-              <w:t xml:space="preserve">Información disponible y consistencia</w:t>
+              <w:t xml:space="preserve">Configurable el intervalo de límites del mantenimiento</w:t>
             </w:r>
             <w:r>
               <w:rPr>
@@ -17208,9 +17168,9 @@
               <w:top w:color="cccccc" w:space="0" w:sz="6" w:val="single"/>
               <w:left w:color="cccccc" w:space="0" w:sz="6" w:val="single"/>
               <w:bottom w:color="f6f8f9" w:space="0" w:sz="6" w:val="single"/>
-              <w:right w:color="ffffff" w:space="0" w:sz="6" w:val="single"/>
-            </w:tcBorders>
-            <w:shd w:fill="ffffff" w:val="clear"/>
+              <w:right w:color="f6f8f9" w:space="0" w:sz="6" w:val="single"/>
+            </w:tcBorders>
+            <w:shd w:fill="f6f8f9" w:val="clear"/>
             <w:tcMar>
               <w:top w:w="40.0" w:type="dxa"/>
               <w:left w:w="120.0" w:type="dxa"/>
@@ -17223,40 +17183,19 @@
             <w:pPr>
               <w:widowControl w:val="0"/>
               <w:rPr>
+                <w:sz w:val="20"/>
+                <w:szCs w:val="20"/>
+              </w:rPr>
+            </w:pPr>
+            <w:r>
+              <w:rPr>
                 <w:rFonts w:ascii="Roboto" w:cs="Roboto" w:eastAsia="Roboto" w:hAnsi="Roboto"/>
                 <w:color w:val="434343"/>
                 <w:sz w:val="20"/>
                 <w:szCs w:val="20"/>
-              </w:rPr>
-            </w:pPr>
-            <w:r>
-              <w:rPr>
-                <w:rFonts w:ascii="Roboto" w:cs="Roboto" w:eastAsia="Roboto" w:hAnsi="Roboto"/>
-                <w:color w:val="434343"/>
-                <w:sz w:val="20"/>
-                <w:szCs w:val="20"/>
-                <w:rtl w:val="0"/>
-              </w:rPr>
-              <w:t xml:space="preserve">Una operación confirmada por una compañía deberá quedar disponible para consulta desde Comandancia sin tener que esperar</w:t>
-            </w:r>
-          </w:p>
-          <w:p>
-            <w:pPr>
-              <w:widowControl w:val="0"/>
-              <w:rPr>
-                <w:sz w:val="20"/>
-                <w:szCs w:val="20"/>
-              </w:rPr>
-            </w:pPr>
-            <w:r>
-              <w:rPr>
-                <w:rFonts w:ascii="Roboto" w:cs="Roboto" w:eastAsia="Roboto" w:hAnsi="Roboto"/>
-                <w:color w:val="434343"/>
-                <w:sz w:val="20"/>
-                <w:szCs w:val="20"/>
-                <w:rtl w:val="0"/>
-              </w:rPr>
-              <w:t xml:space="preserve">procesos manuales.</w:t>
+                <w:rtl w:val="0"/>
+              </w:rPr>
+              <w:t xml:space="preserve">Los límites de mantenimiento por kilometraje, horas de funcionamiento o fecha deberán almacenarse como parámetros configurables por unidad, tipo de mantenimiento o componente cuando corresponda, evitando valores escritos directamente en el código.</w:t>
             </w:r>
             <w:r>
               <w:rPr>
@@ -17273,7 +17212,7 @@
               <w:bottom w:color="f6f8f9" w:space="0" w:sz="6" w:val="single"/>
               <w:right w:color="284e3f" w:space="0" w:sz="6" w:val="single"/>
             </w:tcBorders>
-            <w:shd w:fill="ffffff" w:val="clear"/>
+            <w:shd w:fill="f6f8f9" w:val="clear"/>
             <w:tcMar>
               <w:top w:w="40.0" w:type="dxa"/>
               <w:left w:w="40.0" w:type="dxa"/>
@@ -17321,9 +17260,9 @@
               <w:top w:color="cccccc" w:space="0" w:sz="6" w:val="single"/>
               <w:left w:color="284e3f" w:space="0" w:sz="6" w:val="single"/>
               <w:bottom w:color="f6f8f9" w:space="0" w:sz="6" w:val="single"/>
-              <w:right w:color="f6f8f9" w:space="0" w:sz="6" w:val="single"/>
-            </w:tcBorders>
-            <w:shd w:fill="f6f8f9" w:val="clear"/>
+              <w:right w:color="ffffff" w:space="0" w:sz="6" w:val="single"/>
+            </w:tcBorders>
+            <w:shd w:fill="ffffff" w:val="clear"/>
             <w:tcMar>
               <w:top w:w="40.0" w:type="dxa"/>
               <w:left w:w="120.0" w:type="dxa"/>
@@ -17349,7 +17288,7 @@
                 <w:szCs w:val="20"/>
                 <w:rtl w:val="0"/>
               </w:rPr>
-              <w:t xml:space="preserve">RNF-017</w:t>
+              <w:t xml:space="preserve">RNF-016</w:t>
             </w:r>
             <w:r>
               <w:rPr>
@@ -17364,9 +17303,9 @@
               <w:top w:color="cccccc" w:space="0" w:sz="6" w:val="single"/>
               <w:left w:color="cccccc" w:space="0" w:sz="6" w:val="single"/>
               <w:bottom w:color="f6f8f9" w:space="0" w:sz="6" w:val="single"/>
-              <w:right w:color="f6f8f9" w:space="0" w:sz="6" w:val="single"/>
-            </w:tcBorders>
-            <w:shd w:fill="f6f8f9" w:val="clear"/>
+              <w:right w:color="ffffff" w:space="0" w:sz="6" w:val="single"/>
+            </w:tcBorders>
+            <w:shd w:fill="ffffff" w:val="clear"/>
             <w:tcMar>
               <w:top w:w="40.0" w:type="dxa"/>
               <w:left w:w="40.0" w:type="dxa"/>
@@ -17407,9 +17346,9 @@
               <w:top w:color="cccccc" w:space="0" w:sz="6" w:val="single"/>
               <w:left w:color="cccccc" w:space="0" w:sz="6" w:val="single"/>
               <w:bottom w:color="f6f8f9" w:space="0" w:sz="6" w:val="single"/>
-              <w:right w:color="f6f8f9" w:space="0" w:sz="6" w:val="single"/>
-            </w:tcBorders>
-            <w:shd w:fill="f6f8f9" w:val="clear"/>
+              <w:right w:color="ffffff" w:space="0" w:sz="6" w:val="single"/>
+            </w:tcBorders>
+            <w:shd w:fill="ffffff" w:val="clear"/>
             <w:tcMar>
               <w:top w:w="40.0" w:type="dxa"/>
               <w:left w:w="120.0" w:type="dxa"/>
@@ -17435,7 +17374,7 @@
                 <w:szCs w:val="20"/>
                 <w:rtl w:val="0"/>
               </w:rPr>
-              <w:t xml:space="preserve">Respaldo y Recuperación</w:t>
+              <w:t xml:space="preserve">Disponibilidad de Información</w:t>
             </w:r>
             <w:r>
               <w:rPr>
@@ -17450,9 +17389,9 @@
               <w:top w:color="cccccc" w:space="0" w:sz="6" w:val="single"/>
               <w:left w:color="cccccc" w:space="0" w:sz="6" w:val="single"/>
               <w:bottom w:color="f6f8f9" w:space="0" w:sz="6" w:val="single"/>
-              <w:right w:color="f6f8f9" w:space="0" w:sz="6" w:val="single"/>
-            </w:tcBorders>
-            <w:shd w:fill="f6f8f9" w:val="clear"/>
+              <w:right w:color="ffffff" w:space="0" w:sz="6" w:val="single"/>
+            </w:tcBorders>
+            <w:shd w:fill="ffffff" w:val="clear"/>
             <w:tcMar>
               <w:top w:w="40.0" w:type="dxa"/>
               <w:left w:w="120.0" w:type="dxa"/>
@@ -17478,7 +17417,7 @@
                 <w:szCs w:val="20"/>
                 <w:rtl w:val="0"/>
               </w:rPr>
-              <w:t xml:space="preserve">Proteger inventario e historial frente a pérdida de datos</w:t>
+              <w:t xml:space="preserve">Información disponible y consistencia</w:t>
             </w:r>
             <w:r>
               <w:rPr>
@@ -17493,9 +17432,9 @@
               <w:top w:color="cccccc" w:space="0" w:sz="6" w:val="single"/>
               <w:left w:color="cccccc" w:space="0" w:sz="6" w:val="single"/>
               <w:bottom w:color="f6f8f9" w:space="0" w:sz="6" w:val="single"/>
-              <w:right w:color="f6f8f9" w:space="0" w:sz="6" w:val="single"/>
-            </w:tcBorders>
-            <w:shd w:fill="f6f8f9" w:val="clear"/>
+              <w:right w:color="ffffff" w:space="0" w:sz="6" w:val="single"/>
+            </w:tcBorders>
+            <w:shd w:fill="ffffff" w:val="clear"/>
             <w:tcMar>
               <w:top w:w="40.0" w:type="dxa"/>
               <w:left w:w="120.0" w:type="dxa"/>
@@ -17522,7 +17461,7 @@
                 <w:szCs w:val="20"/>
                 <w:rtl w:val="0"/>
               </w:rPr>
-              <w:t xml:space="preserve">La solución deberá considerar respaldos periódicos de la base de datos y un procedimiento de restauración que incluya registros</w:t>
+              <w:t xml:space="preserve">Una operación confirmada por una compañía deberá quedar disponible para consulta desde Comandancia sin tener que esperar</w:t>
             </w:r>
           </w:p>
           <w:p>
@@ -17541,7 +17480,7 @@
                 <w:szCs w:val="20"/>
                 <w:rtl w:val="0"/>
               </w:rPr>
-              <w:t xml:space="preserve">actuales y históricos.</w:t>
+              <w:t xml:space="preserve">procesos manuales.</w:t>
             </w:r>
             <w:r>
               <w:rPr>
@@ -17558,7 +17497,7 @@
               <w:bottom w:color="f6f8f9" w:space="0" w:sz="6" w:val="single"/>
               <w:right w:color="284e3f" w:space="0" w:sz="6" w:val="single"/>
             </w:tcBorders>
-            <w:shd w:fill="f6f8f9" w:val="clear"/>
+            <w:shd w:fill="ffffff" w:val="clear"/>
             <w:tcMar>
               <w:top w:w="40.0" w:type="dxa"/>
               <w:left w:w="40.0" w:type="dxa"/>
@@ -17606,9 +17545,9 @@
               <w:top w:color="cccccc" w:space="0" w:sz="6" w:val="single"/>
               <w:left w:color="284e3f" w:space="0" w:sz="6" w:val="single"/>
               <w:bottom w:color="f6f8f9" w:space="0" w:sz="6" w:val="single"/>
-              <w:right w:color="ffffff" w:space="0" w:sz="6" w:val="single"/>
-            </w:tcBorders>
-            <w:shd w:fill="ffffff" w:val="clear"/>
+              <w:right w:color="f6f8f9" w:space="0" w:sz="6" w:val="single"/>
+            </w:tcBorders>
+            <w:shd w:fill="f6f8f9" w:val="clear"/>
             <w:tcMar>
               <w:top w:w="40.0" w:type="dxa"/>
               <w:left w:w="120.0" w:type="dxa"/>
@@ -17634,7 +17573,7 @@
                 <w:szCs w:val="20"/>
                 <w:rtl w:val="0"/>
               </w:rPr>
-              <w:t xml:space="preserve">RNF-018</w:t>
+              <w:t xml:space="preserve">RNF-017</w:t>
             </w:r>
             <w:r>
               <w:rPr>
@@ -17649,9 +17588,9 @@
               <w:top w:color="cccccc" w:space="0" w:sz="6" w:val="single"/>
               <w:left w:color="cccccc" w:space="0" w:sz="6" w:val="single"/>
               <w:bottom w:color="f6f8f9" w:space="0" w:sz="6" w:val="single"/>
-              <w:right w:color="ffffff" w:space="0" w:sz="6" w:val="single"/>
-            </w:tcBorders>
-            <w:shd w:fill="ffffff" w:val="clear"/>
+              <w:right w:color="f6f8f9" w:space="0" w:sz="6" w:val="single"/>
+            </w:tcBorders>
+            <w:shd w:fill="f6f8f9" w:val="clear"/>
             <w:tcMar>
               <w:top w:w="40.0" w:type="dxa"/>
               <w:left w:w="40.0" w:type="dxa"/>
@@ -17692,9 +17631,9 @@
               <w:top w:color="cccccc" w:space="0" w:sz="6" w:val="single"/>
               <w:left w:color="cccccc" w:space="0" w:sz="6" w:val="single"/>
               <w:bottom w:color="f6f8f9" w:space="0" w:sz="6" w:val="single"/>
-              <w:right w:color="ffffff" w:space="0" w:sz="6" w:val="single"/>
-            </w:tcBorders>
-            <w:shd w:fill="ffffff" w:val="clear"/>
+              <w:right w:color="f6f8f9" w:space="0" w:sz="6" w:val="single"/>
+            </w:tcBorders>
+            <w:shd w:fill="f6f8f9" w:val="clear"/>
             <w:tcMar>
               <w:top w:w="40.0" w:type="dxa"/>
               <w:left w:w="120.0" w:type="dxa"/>
@@ -17720,7 +17659,7 @@
                 <w:szCs w:val="20"/>
                 <w:rtl w:val="0"/>
               </w:rPr>
-              <w:t xml:space="preserve">Infraestructura</w:t>
+              <w:t xml:space="preserve">Respaldo y Recuperación</w:t>
             </w:r>
             <w:r>
               <w:rPr>
@@ -17735,9 +17674,9 @@
               <w:top w:color="cccccc" w:space="0" w:sz="6" w:val="single"/>
               <w:left w:color="cccccc" w:space="0" w:sz="6" w:val="single"/>
               <w:bottom w:color="f6f8f9" w:space="0" w:sz="6" w:val="single"/>
-              <w:right w:color="ffffff" w:space="0" w:sz="6" w:val="single"/>
-            </w:tcBorders>
-            <w:shd w:fill="ffffff" w:val="clear"/>
+              <w:right w:color="f6f8f9" w:space="0" w:sz="6" w:val="single"/>
+            </w:tcBorders>
+            <w:shd w:fill="f6f8f9" w:val="clear"/>
             <w:tcMar>
               <w:top w:w="40.0" w:type="dxa"/>
               <w:left w:w="120.0" w:type="dxa"/>
@@ -17763,7 +17702,7 @@
                 <w:szCs w:val="20"/>
                 <w:rtl w:val="0"/>
               </w:rPr>
-              <w:t xml:space="preserve">Mantener independencia del entorno de despliegue</w:t>
+              <w:t xml:space="preserve">Proteger historial y inventario frente a pérdida de datos</w:t>
             </w:r>
             <w:r>
               <w:rPr>
@@ -17778,9 +17717,9 @@
               <w:top w:color="cccccc" w:space="0" w:sz="6" w:val="single"/>
               <w:left w:color="cccccc" w:space="0" w:sz="6" w:val="single"/>
               <w:bottom w:color="f6f8f9" w:space="0" w:sz="6" w:val="single"/>
-              <w:right w:color="ffffff" w:space="0" w:sz="6" w:val="single"/>
-            </w:tcBorders>
-            <w:shd w:fill="ffffff" w:val="clear"/>
+              <w:right w:color="f6f8f9" w:space="0" w:sz="6" w:val="single"/>
+            </w:tcBorders>
+            <w:shd w:fill="f6f8f9" w:val="clear"/>
             <w:tcMar>
               <w:top w:w="40.0" w:type="dxa"/>
               <w:left w:w="120.0" w:type="dxa"/>
@@ -17793,40 +17732,19 @@
             <w:pPr>
               <w:widowControl w:val="0"/>
               <w:rPr>
+                <w:sz w:val="20"/>
+                <w:szCs w:val="20"/>
+              </w:rPr>
+            </w:pPr>
+            <w:r>
+              <w:rPr>
                 <w:rFonts w:ascii="Roboto" w:cs="Roboto" w:eastAsia="Roboto" w:hAnsi="Roboto"/>
                 <w:color w:val="434343"/>
                 <w:sz w:val="20"/>
                 <w:szCs w:val="20"/>
-              </w:rPr>
-            </w:pPr>
-            <w:r>
-              <w:rPr>
-                <w:rFonts w:ascii="Roboto" w:cs="Roboto" w:eastAsia="Roboto" w:hAnsi="Roboto"/>
-                <w:color w:val="434343"/>
-                <w:sz w:val="20"/>
-                <w:szCs w:val="20"/>
-                <w:rtl w:val="0"/>
-              </w:rPr>
-              <w:t xml:space="preserve">El sistema deberá poder instalarse y funcionar en un servidor local de Bomberos de San Bernardo, permitiendo que los distintos</w:t>
-            </w:r>
-          </w:p>
-          <w:p>
-            <w:pPr>
-              <w:widowControl w:val="0"/>
-              <w:rPr>
-                <w:sz w:val="20"/>
-                <w:szCs w:val="20"/>
-              </w:rPr>
-            </w:pPr>
-            <w:r>
-              <w:rPr>
-                <w:rFonts w:ascii="Roboto" w:cs="Roboto" w:eastAsia="Roboto" w:hAnsi="Roboto"/>
-                <w:color w:val="434343"/>
-                <w:sz w:val="20"/>
-                <w:szCs w:val="20"/>
-                <w:rtl w:val="0"/>
-              </w:rPr>
-              <w:t xml:space="preserve">equipos conectados a la red interna puedan acceder al sistema de manera centralizada.</w:t>
+                <w:rtl w:val="0"/>
+              </w:rPr>
+              <w:t xml:space="preserve">La solución deberá considerar respaldos periódicos de la base de datos y de los archivos adjuntos, incluidas fotografías históricas, junto con sus vínculos a unidades, mantenimientos y movimientos. El procedimiento de restauración deberá recuperar registros históricos y actuales, archivos y relaciones verificando su integridad. Frecuencia, retención, capacidad, límites de fotografías y responsables operativos quedan pendientes de definición según infraestructura.</w:t>
             </w:r>
             <w:r>
               <w:rPr>
@@ -17843,7 +17761,7 @@
               <w:bottom w:color="f6f8f9" w:space="0" w:sz="6" w:val="single"/>
               <w:right w:color="284e3f" w:space="0" w:sz="6" w:val="single"/>
             </w:tcBorders>
-            <w:shd w:fill="ffffff" w:val="clear"/>
+            <w:shd w:fill="f6f8f9" w:val="clear"/>
             <w:tcMar>
               <w:top w:w="40.0" w:type="dxa"/>
               <w:left w:w="40.0" w:type="dxa"/>
@@ -17857,20 +17775,19 @@
               <w:widowControl w:val="0"/>
               <w:jc w:val="center"/>
               <w:rPr>
-                <w:color w:val="f4a623"/>
-                <w:sz w:val="20"/>
-                <w:szCs w:val="20"/>
-              </w:rPr>
-            </w:pPr>
-            <w:r>
-              <w:rPr>
-                <w:rFonts w:ascii="Roboto" w:cs="Roboto" w:eastAsia="Roboto" w:hAnsi="Roboto"/>
-                <w:color w:val="f4a623"/>
-                <w:sz w:val="20"/>
-                <w:szCs w:val="20"/>
-                <w:rtl w:val="0"/>
-              </w:rPr>
-              <w:t xml:space="preserve">Media</w:t>
+                <w:sz w:val="20"/>
+                <w:szCs w:val="20"/>
+              </w:rPr>
+            </w:pPr>
+            <w:r>
+              <w:rPr>
+                <w:rFonts w:ascii="Roboto" w:cs="Roboto" w:eastAsia="Roboto" w:hAnsi="Roboto"/>
+                <w:color w:val="b10202"/>
+                <w:sz w:val="20"/>
+                <w:szCs w:val="20"/>
+                <w:rtl w:val="0"/>
+              </w:rPr>
+              <w:t xml:space="preserve">Alta</w:t>
             </w:r>
             <w:r>
               <w:rPr>
@@ -17892,9 +17809,9 @@
               <w:top w:color="cccccc" w:space="0" w:sz="6" w:val="single"/>
               <w:left w:color="284e3f" w:space="0" w:sz="6" w:val="single"/>
               <w:bottom w:color="f6f8f9" w:space="0" w:sz="6" w:val="single"/>
-              <w:right w:color="f6f8f9" w:space="0" w:sz="6" w:val="single"/>
-            </w:tcBorders>
-            <w:shd w:fill="f6f8f9" w:val="clear"/>
+              <w:right w:color="ffffff" w:space="0" w:sz="6" w:val="single"/>
+            </w:tcBorders>
+            <w:shd w:fill="ffffff" w:val="clear"/>
             <w:tcMar>
               <w:top w:w="40.0" w:type="dxa"/>
               <w:left w:w="120.0" w:type="dxa"/>
@@ -17920,7 +17837,7 @@
                 <w:szCs w:val="20"/>
                 <w:rtl w:val="0"/>
               </w:rPr>
-              <w:t xml:space="preserve">RNF-019</w:t>
+              <w:t xml:space="preserve">RNF-018</w:t>
             </w:r>
             <w:r>
               <w:rPr>
@@ -17935,9 +17852,9 @@
               <w:top w:color="cccccc" w:space="0" w:sz="6" w:val="single"/>
               <w:left w:color="cccccc" w:space="0" w:sz="6" w:val="single"/>
               <w:bottom w:color="f6f8f9" w:space="0" w:sz="6" w:val="single"/>
-              <w:right w:color="f6f8f9" w:space="0" w:sz="6" w:val="single"/>
-            </w:tcBorders>
-            <w:shd w:fill="f6f8f9" w:val="clear"/>
+              <w:right w:color="ffffff" w:space="0" w:sz="6" w:val="single"/>
+            </w:tcBorders>
+            <w:shd w:fill="ffffff" w:val="clear"/>
             <w:tcMar>
               <w:top w:w="40.0" w:type="dxa"/>
               <w:left w:w="40.0" w:type="dxa"/>
@@ -17978,9 +17895,9 @@
               <w:top w:color="cccccc" w:space="0" w:sz="6" w:val="single"/>
               <w:left w:color="cccccc" w:space="0" w:sz="6" w:val="single"/>
               <w:bottom w:color="f6f8f9" w:space="0" w:sz="6" w:val="single"/>
-              <w:right w:color="f6f8f9" w:space="0" w:sz="6" w:val="single"/>
-            </w:tcBorders>
-            <w:shd w:fill="f6f8f9" w:val="clear"/>
+              <w:right w:color="ffffff" w:space="0" w:sz="6" w:val="single"/>
+            </w:tcBorders>
+            <w:shd w:fill="ffffff" w:val="clear"/>
             <w:tcMar>
               <w:top w:w="40.0" w:type="dxa"/>
               <w:left w:w="120.0" w:type="dxa"/>
@@ -18006,7 +17923,7 @@
                 <w:szCs w:val="20"/>
                 <w:rtl w:val="0"/>
               </w:rPr>
-              <w:t xml:space="preserve">Compatibilidad de Datos</w:t>
+              <w:t xml:space="preserve">Infraestructura</w:t>
             </w:r>
             <w:r>
               <w:rPr>
@@ -18021,9 +17938,9 @@
               <w:top w:color="cccccc" w:space="0" w:sz="6" w:val="single"/>
               <w:left w:color="cccccc" w:space="0" w:sz="6" w:val="single"/>
               <w:bottom w:color="f6f8f9" w:space="0" w:sz="6" w:val="single"/>
-              <w:right w:color="f6f8f9" w:space="0" w:sz="6" w:val="single"/>
-            </w:tcBorders>
-            <w:shd w:fill="f6f8f9" w:val="clear"/>
+              <w:right w:color="ffffff" w:space="0" w:sz="6" w:val="single"/>
+            </w:tcBorders>
+            <w:shd w:fill="ffffff" w:val="clear"/>
             <w:tcMar>
               <w:top w:w="40.0" w:type="dxa"/>
               <w:left w:w="120.0" w:type="dxa"/>
@@ -18049,7 +17966,7 @@
                 <w:szCs w:val="20"/>
                 <w:rtl w:val="0"/>
               </w:rPr>
-              <w:t xml:space="preserve">Facilitar una futura migración desde Excel</w:t>
+              <w:t xml:space="preserve">Mantener independencia del entorno de despliegue</w:t>
             </w:r>
             <w:r>
               <w:rPr>
@@ -18064,9 +17981,9 @@
               <w:top w:color="cccccc" w:space="0" w:sz="6" w:val="single"/>
               <w:left w:color="cccccc" w:space="0" w:sz="6" w:val="single"/>
               <w:bottom w:color="f6f8f9" w:space="0" w:sz="6" w:val="single"/>
-              <w:right w:color="f6f8f9" w:space="0" w:sz="6" w:val="single"/>
-            </w:tcBorders>
-            <w:shd w:fill="f6f8f9" w:val="clear"/>
+              <w:right w:color="ffffff" w:space="0" w:sz="6" w:val="single"/>
+            </w:tcBorders>
+            <w:shd w:fill="ffffff" w:val="clear"/>
             <w:tcMar>
               <w:top w:w="40.0" w:type="dxa"/>
               <w:left w:w="120.0" w:type="dxa"/>
@@ -18091,7 +18008,7 @@
                 <w:szCs w:val="20"/>
                 <w:rtl w:val="0"/>
               </w:rPr>
-              <w:t xml:space="preserve">El modelo de datos deberá considerar la información utilizada actualmente en las planillas entregadas por Bomberos de San Bernardo. Para inventario y material menor deberá contemplar, cuando corresponda, tipo de material, talla, calidad, estado, cantidad y observaciones. Para unidades deberá permitir representar identificación de unidad, compañía, tipo, estado, marca, modelo, año, número de motor, VIN, patente, revisión técnica, kilometraje, horas de funcionamiento y antecedentes de mantenimiento. La estructura deberá permitir una futura migración de estos registros sin requerir rediseñar el modelo principal de datos.</w:t>
+              <w:t xml:space="preserve">El sistema deberá poder instalarse y funcionar en un servidor local de Bomberos de San Bernardo, permitiendo que los distintos equipos conectados a la red interna puedan acceder al sistema de manera centralizada. Deberá contemplar acceso remoto desde computadores, teléfonos y tablets, condicionado a la infraestructura y mecanismo seguro que se validen con Bomberos. Quedan por definir alojamiento, conectividad, certificados, autenticación, sesiones, dispositivos y responsables. No se presupone exposición pública, sesión permanente ni infraestructura ya disponible.</w:t>
             </w:r>
             <w:r>
               <w:rPr>
@@ -18108,7 +18025,7 @@
               <w:bottom w:color="f6f8f9" w:space="0" w:sz="6" w:val="single"/>
               <w:right w:color="284e3f" w:space="0" w:sz="6" w:val="single"/>
             </w:tcBorders>
-            <w:shd w:fill="f6f8f9" w:val="clear"/>
+            <w:shd w:fill="ffffff" w:val="clear"/>
             <w:tcMar>
               <w:top w:w="40.0" w:type="dxa"/>
               <w:left w:w="40.0" w:type="dxa"/>
@@ -18122,20 +18039,20 @@
               <w:widowControl w:val="0"/>
               <w:jc w:val="center"/>
               <w:rPr>
-                <w:color w:val="11734b"/>
-                <w:sz w:val="20"/>
-                <w:szCs w:val="20"/>
-              </w:rPr>
-            </w:pPr>
-            <w:r>
-              <w:rPr>
-                <w:rFonts w:ascii="Roboto" w:cs="Roboto" w:eastAsia="Roboto" w:hAnsi="Roboto"/>
-                <w:color w:val="11734b"/>
-                <w:sz w:val="20"/>
-                <w:szCs w:val="20"/>
-                <w:rtl w:val="0"/>
-              </w:rPr>
-              <w:t xml:space="preserve">Baja</w:t>
+                <w:color w:val="f4a623"/>
+                <w:sz w:val="20"/>
+                <w:szCs w:val="20"/>
+              </w:rPr>
+            </w:pPr>
+            <w:r>
+              <w:rPr>
+                <w:rFonts w:ascii="Roboto" w:cs="Roboto" w:eastAsia="Roboto" w:hAnsi="Roboto"/>
+                <w:color w:val="f4a623"/>
+                <w:sz w:val="20"/>
+                <w:szCs w:val="20"/>
+                <w:rtl w:val="0"/>
+              </w:rPr>
+              <w:t xml:space="preserve">Media</w:t>
             </w:r>
             <w:r>
               <w:rPr>
@@ -18156,6 +18073,355 @@
             <w:tcBorders>
               <w:top w:color="cccccc" w:space="0" w:sz="6" w:val="single"/>
               <w:left w:color="284e3f" w:space="0" w:sz="6" w:val="single"/>
+              <w:bottom w:color="f6f8f9" w:space="0" w:sz="6" w:val="single"/>
+              <w:right w:color="f6f8f9" w:space="0" w:sz="6" w:val="single"/>
+            </w:tcBorders>
+            <w:shd w:fill="f6f8f9" w:val="clear"/>
+            <w:tcMar>
+              <w:top w:w="40.0" w:type="dxa"/>
+              <w:left w:w="120.0" w:type="dxa"/>
+              <w:bottom w:w="40.0" w:type="dxa"/>
+              <w:right w:w="120.0" w:type="dxa"/>
+            </w:tcMar>
+            <w:vAlign w:val="center"/>
+          </w:tcPr>
+          <w:p>
+            <w:pPr>
+              <w:widowControl w:val="0"/>
+              <w:jc w:val="center"/>
+              <w:rPr>
+                <w:sz w:val="20"/>
+                <w:szCs w:val="20"/>
+              </w:rPr>
+            </w:pPr>
+            <w:r>
+              <w:rPr>
+                <w:rFonts w:ascii="Roboto" w:cs="Roboto" w:eastAsia="Roboto" w:hAnsi="Roboto"/>
+                <w:color w:val="434343"/>
+                <w:sz w:val="20"/>
+                <w:szCs w:val="20"/>
+                <w:rtl w:val="0"/>
+              </w:rPr>
+              <w:t xml:space="preserve">RNF-019</w:t>
+            </w:r>
+            <w:r>
+              <w:rPr>
+                <w:rtl w:val="0"/>
+              </w:rPr>
+            </w:r>
+          </w:p>
+        </w:tc>
+        <w:tc>
+          <w:tcPr>
+            <w:tcBorders>
+              <w:top w:color="cccccc" w:space="0" w:sz="6" w:val="single"/>
+              <w:left w:color="cccccc" w:space="0" w:sz="6" w:val="single"/>
+              <w:bottom w:color="f6f8f9" w:space="0" w:sz="6" w:val="single"/>
+              <w:right w:color="f6f8f9" w:space="0" w:sz="6" w:val="single"/>
+            </w:tcBorders>
+            <w:shd w:fill="f6f8f9" w:val="clear"/>
+            <w:tcMar>
+              <w:top w:w="40.0" w:type="dxa"/>
+              <w:left w:w="40.0" w:type="dxa"/>
+              <w:bottom w:w="40.0" w:type="dxa"/>
+              <w:right w:w="40.0" w:type="dxa"/>
+            </w:tcMar>
+            <w:vAlign w:val="center"/>
+          </w:tcPr>
+          <w:p>
+            <w:pPr>
+              <w:widowControl w:val="0"/>
+              <w:jc w:val="center"/>
+              <w:rPr>
+                <w:sz w:val="20"/>
+                <w:szCs w:val="20"/>
+              </w:rPr>
+            </w:pPr>
+            <w:r>
+              <w:rPr>
+                <w:rFonts w:ascii="Roboto" w:cs="Roboto" w:eastAsia="Roboto" w:hAnsi="Roboto"/>
+                <w:color w:val="b10202"/>
+                <w:sz w:val="20"/>
+                <w:szCs w:val="20"/>
+                <w:rtl w:val="0"/>
+              </w:rPr>
+              <w:t xml:space="preserve">No funcional</w:t>
+            </w:r>
+            <w:r>
+              <w:rPr>
+                <w:rtl w:val="0"/>
+              </w:rPr>
+            </w:r>
+          </w:p>
+        </w:tc>
+        <w:tc>
+          <w:tcPr>
+            <w:tcBorders>
+              <w:top w:color="cccccc" w:space="0" w:sz="6" w:val="single"/>
+              <w:left w:color="cccccc" w:space="0" w:sz="6" w:val="single"/>
+              <w:bottom w:color="f6f8f9" w:space="0" w:sz="6" w:val="single"/>
+              <w:right w:color="f6f8f9" w:space="0" w:sz="6" w:val="single"/>
+            </w:tcBorders>
+            <w:shd w:fill="f6f8f9" w:val="clear"/>
+            <w:tcMar>
+              <w:top w:w="40.0" w:type="dxa"/>
+              <w:left w:w="120.0" w:type="dxa"/>
+              <w:bottom w:w="40.0" w:type="dxa"/>
+              <w:right w:w="120.0" w:type="dxa"/>
+            </w:tcMar>
+            <w:vAlign w:val="center"/>
+          </w:tcPr>
+          <w:p>
+            <w:pPr>
+              <w:widowControl w:val="0"/>
+              <w:jc w:val="center"/>
+              <w:rPr>
+                <w:sz w:val="20"/>
+                <w:szCs w:val="20"/>
+              </w:rPr>
+            </w:pPr>
+            <w:r>
+              <w:rPr>
+                <w:rFonts w:ascii="Roboto" w:cs="Roboto" w:eastAsia="Roboto" w:hAnsi="Roboto"/>
+                <w:color w:val="434343"/>
+                <w:sz w:val="20"/>
+                <w:szCs w:val="20"/>
+                <w:rtl w:val="0"/>
+              </w:rPr>
+              <w:t xml:space="preserve">Compatibilidad de Datos</w:t>
+            </w:r>
+            <w:r>
+              <w:rPr>
+                <w:rtl w:val="0"/>
+              </w:rPr>
+            </w:r>
+          </w:p>
+        </w:tc>
+        <w:tc>
+          <w:tcPr>
+            <w:tcBorders>
+              <w:top w:color="cccccc" w:space="0" w:sz="6" w:val="single"/>
+              <w:left w:color="cccccc" w:space="0" w:sz="6" w:val="single"/>
+              <w:bottom w:color="f6f8f9" w:space="0" w:sz="6" w:val="single"/>
+              <w:right w:color="f6f8f9" w:space="0" w:sz="6" w:val="single"/>
+            </w:tcBorders>
+            <w:shd w:fill="f6f8f9" w:val="clear"/>
+            <w:tcMar>
+              <w:top w:w="40.0" w:type="dxa"/>
+              <w:left w:w="120.0" w:type="dxa"/>
+              <w:bottom w:w="40.0" w:type="dxa"/>
+              <w:right w:w="120.0" w:type="dxa"/>
+            </w:tcMar>
+            <w:vAlign w:val="center"/>
+          </w:tcPr>
+          <w:p>
+            <w:pPr>
+              <w:widowControl w:val="0"/>
+              <w:jc w:val="center"/>
+              <w:rPr>
+                <w:sz w:val="20"/>
+                <w:szCs w:val="20"/>
+              </w:rPr>
+            </w:pPr>
+            <w:r>
+              <w:rPr>
+                <w:rFonts w:ascii="Roboto" w:cs="Roboto" w:eastAsia="Roboto" w:hAnsi="Roboto"/>
+                <w:color w:val="434343"/>
+                <w:sz w:val="20"/>
+                <w:szCs w:val="20"/>
+                <w:rtl w:val="0"/>
+              </w:rPr>
+              <w:t xml:space="preserve">Facilitar una futura migración desde Excel</w:t>
+            </w:r>
+            <w:r>
+              <w:rPr>
+                <w:rtl w:val="0"/>
+              </w:rPr>
+            </w:r>
+          </w:p>
+        </w:tc>
+        <w:tc>
+          <w:tcPr>
+            <w:tcBorders>
+              <w:top w:color="cccccc" w:space="0" w:sz="6" w:val="single"/>
+              <w:left w:color="cccccc" w:space="0" w:sz="6" w:val="single"/>
+              <w:bottom w:color="f6f8f9" w:space="0" w:sz="6" w:val="single"/>
+              <w:right w:color="f6f8f9" w:space="0" w:sz="6" w:val="single"/>
+            </w:tcBorders>
+            <w:shd w:fill="f6f8f9" w:val="clear"/>
+            <w:tcMar>
+              <w:top w:w="40.0" w:type="dxa"/>
+              <w:left w:w="120.0" w:type="dxa"/>
+              <w:bottom w:w="40.0" w:type="dxa"/>
+              <w:right w:w="120.0" w:type="dxa"/>
+            </w:tcMar>
+            <w:vAlign w:val="center"/>
+          </w:tcPr>
+          <w:p>
+            <w:pPr>
+              <w:widowControl w:val="0"/>
+              <w:rPr>
+                <w:rFonts w:ascii="Roboto" w:cs="Roboto" w:eastAsia="Roboto" w:hAnsi="Roboto"/>
+                <w:color w:val="434343"/>
+                <w:sz w:val="20"/>
+                <w:szCs w:val="20"/>
+              </w:rPr>
+            </w:pPr>
+            <w:r>
+              <w:rPr>
+                <w:rFonts w:ascii="Roboto" w:cs="Roboto" w:eastAsia="Roboto" w:hAnsi="Roboto"/>
+                <w:color w:val="434343"/>
+                <w:sz w:val="20"/>
+                <w:szCs w:val="20"/>
+                <w:rtl w:val="0"/>
+              </w:rPr>
+              <w:t xml:space="preserve">El modelo de datos deberá considerar la información utilizada actualmente en las planillas entregadas por Bomberos de San </w:t>
+            </w:r>
+          </w:p>
+          <w:p>
+            <w:pPr>
+              <w:widowControl w:val="0"/>
+              <w:rPr>
+                <w:rFonts w:ascii="Roboto" w:cs="Roboto" w:eastAsia="Roboto" w:hAnsi="Roboto"/>
+                <w:color w:val="434343"/>
+                <w:sz w:val="20"/>
+                <w:szCs w:val="20"/>
+              </w:rPr>
+            </w:pPr>
+            <w:r>
+              <w:rPr>
+                <w:rFonts w:ascii="Roboto" w:cs="Roboto" w:eastAsia="Roboto" w:hAnsi="Roboto"/>
+                <w:color w:val="434343"/>
+                <w:sz w:val="20"/>
+                <w:szCs w:val="20"/>
+                <w:rtl w:val="0"/>
+              </w:rPr>
+              <w:t xml:space="preserve">Bernardo. Para inventario y material menor deberá contemplar, cuando corresponda, tipo de material, talla, calidad, estado, cantidad </w:t>
+            </w:r>
+          </w:p>
+          <w:p>
+            <w:pPr>
+              <w:widowControl w:val="0"/>
+              <w:rPr>
+                <w:rFonts w:ascii="Roboto" w:cs="Roboto" w:eastAsia="Roboto" w:hAnsi="Roboto"/>
+                <w:color w:val="434343"/>
+                <w:sz w:val="20"/>
+                <w:szCs w:val="20"/>
+              </w:rPr>
+            </w:pPr>
+            <w:r>
+              <w:rPr>
+                <w:rFonts w:ascii="Roboto" w:cs="Roboto" w:eastAsia="Roboto" w:hAnsi="Roboto"/>
+                <w:color w:val="434343"/>
+                <w:sz w:val="20"/>
+                <w:szCs w:val="20"/>
+                <w:rtl w:val="0"/>
+              </w:rPr>
+              <w:t xml:space="preserve">y observaciones. Para unidades deberá permitir representar identificación de unidad, compañía, tipo, estado, marca, modelo, año, </w:t>
+            </w:r>
+          </w:p>
+          <w:p>
+            <w:pPr>
+              <w:widowControl w:val="0"/>
+              <w:rPr>
+                <w:rFonts w:ascii="Roboto" w:cs="Roboto" w:eastAsia="Roboto" w:hAnsi="Roboto"/>
+                <w:color w:val="434343"/>
+                <w:sz w:val="20"/>
+                <w:szCs w:val="20"/>
+              </w:rPr>
+            </w:pPr>
+            <w:r>
+              <w:rPr>
+                <w:rFonts w:ascii="Roboto" w:cs="Roboto" w:eastAsia="Roboto" w:hAnsi="Roboto"/>
+                <w:color w:val="434343"/>
+                <w:sz w:val="20"/>
+                <w:szCs w:val="20"/>
+                <w:rtl w:val="0"/>
+              </w:rPr>
+              <w:t xml:space="preserve">número de motor, VIN, patente, revisión técnica, kilometraje, horas de funcionamiento y antecedentes de mantenimiento. </w:t>
+            </w:r>
+          </w:p>
+          <w:p>
+            <w:pPr>
+              <w:widowControl w:val="0"/>
+              <w:rPr>
+                <w:sz w:val="20"/>
+                <w:szCs w:val="20"/>
+              </w:rPr>
+            </w:pPr>
+            <w:r>
+              <w:rPr>
+                <w:rFonts w:ascii="Roboto" w:cs="Roboto" w:eastAsia="Roboto" w:hAnsi="Roboto"/>
+                <w:color w:val="434343"/>
+                <w:sz w:val="20"/>
+                <w:szCs w:val="20"/>
+                <w:rtl w:val="0"/>
+              </w:rPr>
+              <w:t xml:space="preserve">La estructura deberá permitir una futura migración de estos registros sin requerir rediseñar el modelo principal de datos. La correspondencia se documentará por archivo, hoja y columna de origen, requisito, entidad y campo o cálculo de destino, formulario y caso de prueba. Se identificarán equivalencias de catálogos, unidades, fechas, series múltiples y valores sin informar. Se conservará el antecedente de origen y no se darán por migrados datos cuya transformación o resultado no se haya comprobado.</w:t>
+            </w:r>
+            <w:r>
+              <w:rPr>
+                <w:rtl w:val="0"/>
+              </w:rPr>
+            </w:r>
+          </w:p>
+        </w:tc>
+        <w:tc>
+          <w:tcPr>
+            <w:tcBorders>
+              <w:top w:color="cccccc" w:space="0" w:sz="6" w:val="single"/>
+              <w:left w:color="cccccc" w:space="0" w:sz="6" w:val="single"/>
+              <w:bottom w:color="f6f8f9" w:space="0" w:sz="6" w:val="single"/>
+              <w:right w:color="284e3f" w:space="0" w:sz="6" w:val="single"/>
+            </w:tcBorders>
+            <w:shd w:fill="f6f8f9" w:val="clear"/>
+            <w:tcMar>
+              <w:top w:w="40.0" w:type="dxa"/>
+              <w:left w:w="40.0" w:type="dxa"/>
+              <w:bottom w:w="40.0" w:type="dxa"/>
+              <w:right w:w="40.0" w:type="dxa"/>
+            </w:tcMar>
+            <w:vAlign w:val="center"/>
+          </w:tcPr>
+          <w:p>
+            <w:pPr>
+              <w:widowControl w:val="0"/>
+              <w:jc w:val="center"/>
+              <w:rPr>
+                <w:color w:val="11734b"/>
+                <w:sz w:val="20"/>
+                <w:szCs w:val="20"/>
+              </w:rPr>
+            </w:pPr>
+            <w:r>
+              <w:rPr>
+                <w:rFonts w:ascii="Roboto" w:cs="Roboto" w:eastAsia="Roboto" w:hAnsi="Roboto"/>
+                <w:color w:val="11734b"/>
+                <w:sz w:val="20"/>
+                <w:szCs w:val="20"/>
+                <w:rtl w:val="0"/>
+              </w:rPr>
+              <w:t xml:space="preserve">Baja</w:t>
+            </w:r>
+            <w:r>
+              <w:rPr>
+                <w:rtl w:val="0"/>
+              </w:rPr>
+            </w:r>
+          </w:p>
+        </w:tc>
+      </w:tr>
+      <w:tr>
+        <w:trPr>
+          <w:cantSplit w:val="0"/>
+          <w:trHeight w:val="1335" w:hRule="atLeast"/>
+          <w:tblHeader w:val="0"/>
+        </w:trPr>
+        <w:tc>
+          <w:tcPr>
+            <w:tcBorders>
+              <w:top w:color="cccccc" w:space="0" w:sz="6" w:val="single"/>
+              <w:left w:color="284e3f" w:space="0" w:sz="6" w:val="single"/>
               <w:bottom w:color="284e3f" w:space="0" w:sz="6" w:val="single"/>
               <w:right w:color="ffffff" w:space="0" w:sz="6" w:val="single"/>
             </w:tcBorders>
@@ -18344,40 +18610,19 @@
             <w:pPr>
               <w:widowControl w:val="0"/>
               <w:rPr>
+                <w:sz w:val="20"/>
+                <w:szCs w:val="20"/>
+              </w:rPr>
+            </w:pPr>
+            <w:r>
+              <w:rPr>
                 <w:rFonts w:ascii="Roboto" w:cs="Roboto" w:eastAsia="Roboto" w:hAnsi="Roboto"/>
                 <w:color w:val="434343"/>
                 <w:sz w:val="20"/>
                 <w:szCs w:val="20"/>
-              </w:rPr>
-            </w:pPr>
-            <w:r>
-              <w:rPr>
-                <w:rFonts w:ascii="Roboto" w:cs="Roboto" w:eastAsia="Roboto" w:hAnsi="Roboto"/>
-                <w:color w:val="434343"/>
-                <w:sz w:val="20"/>
-                <w:szCs w:val="20"/>
-                <w:rtl w:val="0"/>
-              </w:rPr>
-              <w:t xml:space="preserve">La estructura del sistema, base de datos y documentación deberá permitir agregar posteriormente valorización, depreciación, costos,</w:t>
-            </w:r>
-          </w:p>
-          <w:p>
-            <w:pPr>
-              <w:widowControl w:val="0"/>
-              <w:rPr>
-                <w:sz w:val="20"/>
-                <w:szCs w:val="20"/>
-              </w:rPr>
-            </w:pPr>
-            <w:r>
-              <w:rPr>
-                <w:rFonts w:ascii="Roboto" w:cs="Roboto" w:eastAsia="Roboto" w:hAnsi="Roboto"/>
-                <w:color w:val="434343"/>
-                <w:sz w:val="20"/>
-                <w:szCs w:val="20"/>
-                <w:rtl w:val="0"/>
-              </w:rPr>
-              <w:t xml:space="preserve">importación Excel, nuevos reportes, notificaciones y otros módulos sin reemplazar la solución existente.</w:t>
+                <w:rtl w:val="0"/>
+              </w:rPr>
+              <w:t xml:space="preserve">La estructura del sistema, base de datos y documentación deberá permitir ampliar la solución sin reemplazarla. El registro básico de valores, vida útil y vencimientos de artículos se define en RF-006, y el de costos de intervención en RF-017 y RF-018. Su consulta se contempla en RF-020. Permanecen como evolución sujeta a definición y priorización el cálculo oficial de depreciación o amortización, el circuito contable de compras y pagos, la importación automatizada desde Excel, nuevas integraciones y notificaciones adicionales. No se aplicarán fórmulas financieras ni reglas de reposición como oficiales sin su definición por Bomberos. La precisión documental no acredita implementación ni incorpora automáticamente trabajo a un Sprint.</w:t>
             </w:r>
             <w:r>
               <w:rPr>
@@ -18465,12 +18710,12 @@
           <wp:inline distB="114300" distT="114300" distL="114300" distR="114300">
             <wp:extent cx="5731200" cy="3111500"/>
             <wp:effectExtent b="0" l="0" r="0" t="0"/>
-            <wp:docPr id="7" name="image19.png"/>
+            <wp:docPr id="7" name="image12.png"/>
             <a:graphic>
               <a:graphicData uri="http://schemas.openxmlformats.org/drawingml/2006/picture">
                 <pic:pic>
                   <pic:nvPicPr>
-                    <pic:cNvPr id="0" name="image19.png"/>
+                    <pic:cNvPr id="0" name="image12.png"/>
                     <pic:cNvPicPr preferRelativeResize="0"/>
                   </pic:nvPicPr>
                   <pic:blipFill>
@@ -18500,12 +18745,12 @@
           <wp:inline distB="114300" distT="114300" distL="114300" distR="114300">
             <wp:extent cx="5731200" cy="3111500"/>
             <wp:effectExtent b="0" l="0" r="0" t="0"/>
-            <wp:docPr id="1" name="image7.png"/>
+            <wp:docPr id="1" name="image5.png"/>
             <a:graphic>
               <a:graphicData uri="http://schemas.openxmlformats.org/drawingml/2006/picture">
                 <pic:pic>
                   <pic:nvPicPr>
-                    <pic:cNvPr id="0" name="image7.png"/>
+                    <pic:cNvPr id="0" name="image5.png"/>
                     <pic:cNvPicPr preferRelativeResize="0"/>
                   </pic:nvPicPr>
                   <pic:blipFill>
@@ -18535,12 +18780,12 @@
           <wp:inline distB="114300" distT="114300" distL="114300" distR="114300">
             <wp:extent cx="5731200" cy="3175000"/>
             <wp:effectExtent b="0" l="0" r="0" t="0"/>
-            <wp:docPr id="4" name="image16.png"/>
+            <wp:docPr id="4" name="image8.png"/>
             <a:graphic>
               <a:graphicData uri="http://schemas.openxmlformats.org/drawingml/2006/picture">
                 <pic:pic>
                   <pic:nvPicPr>
-                    <pic:cNvPr id="0" name="image16.png"/>
+                    <pic:cNvPr id="0" name="image8.png"/>
                     <pic:cNvPicPr preferRelativeResize="0"/>
                   </pic:nvPicPr>
                   <pic:blipFill>
@@ -18570,12 +18815,12 @@
           <wp:inline distB="114300" distT="114300" distL="114300" distR="114300">
             <wp:extent cx="5731200" cy="2857500"/>
             <wp:effectExtent b="0" l="0" r="0" t="0"/>
-            <wp:docPr id="2" name="image4.png"/>
+            <wp:docPr id="2" name="image6.png"/>
             <a:graphic>
               <a:graphicData uri="http://schemas.openxmlformats.org/drawingml/2006/picture">
                 <pic:pic>
                   <pic:nvPicPr>
-                    <pic:cNvPr id="0" name="image4.png"/>
+                    <pic:cNvPr id="0" name="image6.png"/>
                     <pic:cNvPicPr preferRelativeResize="0"/>
                   </pic:nvPicPr>
                   <pic:blipFill>
@@ -18605,12 +18850,12 @@
           <wp:inline distB="114300" distT="114300" distL="114300" distR="114300">
             <wp:extent cx="5731200" cy="3606800"/>
             <wp:effectExtent b="0" l="0" r="0" t="0"/>
-            <wp:docPr id="8" name="image11.png"/>
+            <wp:docPr id="8" name="image7.png"/>
             <a:graphic>
               <a:graphicData uri="http://schemas.openxmlformats.org/drawingml/2006/picture">
                 <pic:pic>
                   <pic:nvPicPr>
-                    <pic:cNvPr id="0" name="image11.png"/>
+                    <pic:cNvPr id="0" name="image7.png"/>
                     <pic:cNvPicPr preferRelativeResize="0"/>
                   </pic:nvPicPr>
                   <pic:blipFill>
@@ -18640,12 +18885,12 @@
           <wp:inline distB="114300" distT="114300" distL="114300" distR="114300">
             <wp:extent cx="5731200" cy="3111500"/>
             <wp:effectExtent b="0" l="0" r="0" t="0"/>
-            <wp:docPr id="20" name="image5.png"/>
+            <wp:docPr id="20" name="image18.png"/>
             <a:graphic>
               <a:graphicData uri="http://schemas.openxmlformats.org/drawingml/2006/picture">
                 <pic:pic>
                   <pic:nvPicPr>
-                    <pic:cNvPr id="0" name="image5.png"/>
+                    <pic:cNvPr id="0" name="image18.png"/>
                     <pic:cNvPicPr preferRelativeResize="0"/>
                   </pic:nvPicPr>
                   <pic:blipFill>
@@ -18675,12 +18920,12 @@
           <wp:inline distB="114300" distT="114300" distL="114300" distR="114300">
             <wp:extent cx="5731200" cy="3111500"/>
             <wp:effectExtent b="0" l="0" r="0" t="0"/>
-            <wp:docPr id="17" name="image14.png"/>
+            <wp:docPr id="17" name="image13.png"/>
             <a:graphic>
               <a:graphicData uri="http://schemas.openxmlformats.org/drawingml/2006/picture">
                 <pic:pic>
                   <pic:nvPicPr>
-                    <pic:cNvPr id="0" name="image14.png"/>
+                    <pic:cNvPr id="0" name="image13.png"/>
                     <pic:cNvPicPr preferRelativeResize="0"/>
                   </pic:nvPicPr>
                   <pic:blipFill>
@@ -18710,12 +18955,12 @@
           <wp:inline distB="114300" distT="114300" distL="114300" distR="114300">
             <wp:extent cx="5731200" cy="3124200"/>
             <wp:effectExtent b="0" l="0" r="0" t="0"/>
-            <wp:docPr id="5" name="image17.png"/>
+            <wp:docPr id="5" name="image16.png"/>
             <a:graphic>
               <a:graphicData uri="http://schemas.openxmlformats.org/drawingml/2006/picture">
                 <pic:pic>
                   <pic:nvPicPr>
-                    <pic:cNvPr id="0" name="image17.png"/>
+                    <pic:cNvPr id="0" name="image16.png"/>
                     <pic:cNvPicPr preferRelativeResize="0"/>
                   </pic:nvPicPr>
                   <pic:blipFill>
@@ -18745,12 +18990,12 @@
           <wp:inline distB="114300" distT="114300" distL="114300" distR="114300">
             <wp:extent cx="5731200" cy="3111500"/>
             <wp:effectExtent b="0" l="0" r="0" t="0"/>
-            <wp:docPr id="12" name="image18.png"/>
+            <wp:docPr id="12" name="image2.png"/>
             <a:graphic>
               <a:graphicData uri="http://schemas.openxmlformats.org/drawingml/2006/picture">
                 <pic:pic>
                   <pic:nvPicPr>
-                    <pic:cNvPr id="0" name="image18.png"/>
+                    <pic:cNvPr id="0" name="image2.png"/>
                     <pic:cNvPicPr preferRelativeResize="0"/>
                   </pic:nvPicPr>
                   <pic:blipFill>
@@ -18780,12 +19025,12 @@
           <wp:inline distB="114300" distT="114300" distL="114300" distR="114300">
             <wp:extent cx="5731200" cy="3124200"/>
             <wp:effectExtent b="0" l="0" r="0" t="0"/>
-            <wp:docPr id="15" name="image2.png"/>
+            <wp:docPr id="15" name="image4.png"/>
             <a:graphic>
               <a:graphicData uri="http://schemas.openxmlformats.org/drawingml/2006/picture">
                 <pic:pic>
                   <pic:nvPicPr>
-                    <pic:cNvPr id="0" name="image2.png"/>
+                    <pic:cNvPr id="0" name="image4.png"/>
                     <pic:cNvPicPr preferRelativeResize="0"/>
                   </pic:nvPicPr>
                   <pic:blipFill>
@@ -18815,12 +19060,12 @@
           <wp:inline distB="114300" distT="114300" distL="114300" distR="114300">
             <wp:extent cx="5731200" cy="3111500"/>
             <wp:effectExtent b="0" l="0" r="0" t="0"/>
-            <wp:docPr id="9" name="image1.png"/>
+            <wp:docPr id="9" name="image9.png"/>
             <a:graphic>
               <a:graphicData uri="http://schemas.openxmlformats.org/drawingml/2006/picture">
                 <pic:pic>
                   <pic:nvPicPr>
-                    <pic:cNvPr id="0" name="image1.png"/>
+                    <pic:cNvPr id="0" name="image9.png"/>
                     <pic:cNvPicPr preferRelativeResize="0"/>
                   </pic:nvPicPr>
                   <pic:blipFill>
@@ -18850,12 +19095,12 @@
           <wp:inline distB="114300" distT="114300" distL="114300" distR="114300">
             <wp:extent cx="5731200" cy="3111500"/>
             <wp:effectExtent b="0" l="0" r="0" t="0"/>
-            <wp:docPr id="6" name="image8.png"/>
+            <wp:docPr id="6" name="image14.png"/>
             <a:graphic>
               <a:graphicData uri="http://schemas.openxmlformats.org/drawingml/2006/picture">
                 <pic:pic>
                   <pic:nvPicPr>
-                    <pic:cNvPr id="0" name="image8.png"/>
+                    <pic:cNvPr id="0" name="image14.png"/>
                     <pic:cNvPicPr preferRelativeResize="0"/>
                   </pic:nvPicPr>
                   <pic:blipFill>
@@ -18885,12 +19130,12 @@
           <wp:inline distB="114300" distT="114300" distL="114300" distR="114300">
             <wp:extent cx="5731200" cy="3111500"/>
             <wp:effectExtent b="0" l="0" r="0" t="0"/>
-            <wp:docPr id="19" name="image9.png"/>
+            <wp:docPr id="19" name="image11.png"/>
             <a:graphic>
               <a:graphicData uri="http://schemas.openxmlformats.org/drawingml/2006/picture">
                 <pic:pic>
                   <pic:nvPicPr>
-                    <pic:cNvPr id="0" name="image9.png"/>
+                    <pic:cNvPr id="0" name="image11.png"/>
                     <pic:cNvPicPr preferRelativeResize="0"/>
                   </pic:nvPicPr>
                   <pic:blipFill>
@@ -18920,12 +19165,12 @@
           <wp:inline distB="114300" distT="114300" distL="114300" distR="114300">
             <wp:extent cx="5731200" cy="3111500"/>
             <wp:effectExtent b="0" l="0" r="0" t="0"/>
-            <wp:docPr id="3" name="image10.png"/>
+            <wp:docPr id="3" name="image17.png"/>
             <a:graphic>
               <a:graphicData uri="http://schemas.openxmlformats.org/drawingml/2006/picture">
                 <pic:pic>
                   <pic:nvPicPr>
-                    <pic:cNvPr id="0" name="image10.png"/>
+                    <pic:cNvPr id="0" name="image17.png"/>
                     <pic:cNvPicPr preferRelativeResize="0"/>
                   </pic:nvPicPr>
                   <pic:blipFill>
@@ -18955,12 +19200,12 @@
           <wp:inline distB="114300" distT="114300" distL="114300" distR="114300">
             <wp:extent cx="5731200" cy="3124200"/>
             <wp:effectExtent b="0" l="0" r="0" t="0"/>
-            <wp:docPr id="10" name="image13.png"/>
+            <wp:docPr id="10" name="image15.png"/>
             <a:graphic>
               <a:graphicData uri="http://schemas.openxmlformats.org/drawingml/2006/picture">
                 <pic:pic>
                   <pic:nvPicPr>
-                    <pic:cNvPr id="0" name="image13.png"/>
+                    <pic:cNvPr id="0" name="image15.png"/>
                     <pic:cNvPicPr preferRelativeResize="0"/>
                   </pic:nvPicPr>
                   <pic:blipFill>
@@ -18990,12 +19235,12 @@
           <wp:inline distB="114300" distT="114300" distL="114300" distR="114300">
             <wp:extent cx="5731200" cy="3111500"/>
             <wp:effectExtent b="0" l="0" r="0" t="0"/>
-            <wp:docPr id="11" name="image3.png"/>
+            <wp:docPr id="11" name="image10.png"/>
             <a:graphic>
               <a:graphicData uri="http://schemas.openxmlformats.org/drawingml/2006/picture">
                 <pic:pic>
                   <pic:nvPicPr>
-                    <pic:cNvPr id="0" name="image3.png"/>
+                    <pic:cNvPr id="0" name="image10.png"/>
                     <pic:cNvPicPr preferRelativeResize="0"/>
                   </pic:nvPicPr>
                   <pic:blipFill>
@@ -19037,12 +19282,12 @@
             <wp:extent cx="5731200" cy="3073400"/>
             <wp:effectExtent b="0" l="0" r="0" t="0"/>
             <wp:wrapNone/>
-            <wp:docPr id="16" name="image12.png"/>
+            <wp:docPr id="16" name="image19.png"/>
             <a:graphic>
               <a:graphicData uri="http://schemas.openxmlformats.org/drawingml/2006/picture">
                 <pic:pic>
                   <pic:nvPicPr>
-                    <pic:cNvPr id="0" name="image12.png"/>
+                    <pic:cNvPr id="0" name="image19.png"/>
                     <pic:cNvPicPr preferRelativeResize="0"/>
                   </pic:nvPicPr>
                   <pic:blipFill>
@@ -21644,48 +21889,12 @@
         <w:rPr>
           <w:rtl w:val="0"/>
         </w:rPr>
-        <w:t xml:space="preserve">Detalles de la evidencia de reunion con bomberos: </w:t>
-      </w:r>
-      <w:hyperlink r:id="rId27">
-        <w:r>
-          <w:rPr>
-            <w:color w:val="1155cc"/>
-            <w:u w:val="single"/>
-            <w:rtl w:val="0"/>
-          </w:rPr>
-          <w:t xml:space="preserve">https://docs.google.com/document/d/1a28uJ59D_Wn6JkH2-Bc586VTeDmeUszHq5Wb0uogUIw/edit?tab=t.0</w:t>
-        </w:r>
-      </w:hyperlink>
-      <w:r>
-        <w:rPr>
-          <w:rtl w:val="0"/>
-        </w:rPr>
-      </w:r>
-    </w:p>
-    <w:p>
-      <w:pPr>
-        <w:rPr/>
-      </w:pPr>
-      <w:r>
-        <w:rPr>
-          <w:rtl w:val="0"/>
-        </w:rPr>
-      </w:r>
-    </w:p>
-    <w:p>
-      <w:pPr>
-        <w:rPr/>
-      </w:pPr>
-      <w:r>
-        <w:rPr>
-          <w:rtl w:val="0"/>
-        </w:rPr>
       </w:r>
     </w:p>
     <w:sectPr>
-      <w:headerReference r:id="rId28" w:type="default"/>
-      <w:headerReference r:id="rId29" w:type="first"/>
-      <w:footerReference r:id="rId30" w:type="first"/>
+      <w:headerReference r:id="rId27" w:type="default"/>
+      <w:headerReference r:id="rId28" w:type="first"/>
+      <w:footerReference r:id="rId29" w:type="first"/>
       <w:pgSz w:h="16834" w:w="11909" w:orient="portrait"/>
       <w:pgMar w:bottom="1440" w:top="1440" w:left="1440" w:right="1440" w:header="720" w:footer="720"/>
       <w:pgNumType w:start="1"/>
@@ -21724,12 +21933,12 @@
         <wp:inline distB="0" distT="0" distL="0" distR="0">
           <wp:extent cx="2194560" cy="491275"/>
           <wp:effectExtent b="0" l="0" r="0" t="0"/>
-          <wp:docPr id="13" name="image6.png"/>
+          <wp:docPr id="13" name="image1.png"/>
           <a:graphic>
             <a:graphicData uri="http://schemas.openxmlformats.org/drawingml/2006/picture">
               <pic:pic>
                 <pic:nvPicPr>
-                  <pic:cNvPr id="0" name="image6.png"/>
+                  <pic:cNvPr id="0" name="image1.png"/>
                   <pic:cNvPicPr preferRelativeResize="0"/>
                 </pic:nvPicPr>
                 <pic:blipFill>
